--- a/docs/ingest_tumor_journal.docx
+++ b/docs/ingest_tumor_journal.docx
@@ -25360,7 +25360,21 @@
           <w:bCs/>
         </w:rPr>
         <w:lastRenderedPageBreak/>
-        <w:t>References</w:t>
+        <w:t xml:space="preserve">Volume I </w:t>
+      </w:r>
+      <w:r>
+        <w:rPr>
+          <w:b/>
+          <w:bCs/>
+        </w:rPr>
+        <w:t>Reference</w:t>
+      </w:r>
+      <w:r>
+        <w:rPr>
+          <w:b/>
+          <w:bCs/>
+        </w:rPr>
+        <w:t xml:space="preserve"> List</w:t>
       </w:r>
       <w:r>
         <w:rPr>

--- a/docs/ingest_tumor_journal.docx
+++ b/docs/ingest_tumor_journal.docx
@@ -93,7 +93,15 @@
         <w:t>Constraint Compliance:</w:t>
       </w:r>
       <w:r>
-        <w:t xml:space="preserve"> All listed references originate exclusively from .gov, .mil, or .edu domains.</w:t>
+        <w:t xml:space="preserve"> All listed references originate exclusively from .gov, .mil, or .</w:t>
+      </w:r>
+      <w:proofErr w:type="spellStart"/>
+      <w:r>
+        <w:t>edu</w:t>
+      </w:r>
+      <w:proofErr w:type="spellEnd"/>
+      <w:r>
+        <w:t xml:space="preserve"> domains.</w:t>
       </w:r>
     </w:p>
     <w:p/>
@@ -298,7 +306,15 @@
         <w:t>Pycnogonida</w:t>
       </w:r>
       <w:r>
-        <w:t xml:space="preserve"> larvae, introduced via maritime trauma or ingestion, establish a localized parasitic niche within mammalian tissue.</w:t>
+        <w:t xml:space="preserve"> larvae, introduced via maritime trauma or ingestion, </w:t>
+      </w:r>
+      <w:proofErr w:type="gramStart"/>
+      <w:r>
+        <w:t>establish</w:t>
+      </w:r>
+      <w:proofErr w:type="gramEnd"/>
+      <w:r>
+        <w:t xml:space="preserve"> a localized parasitic niche within mammalian tissue.</w:t>
       </w:r>
     </w:p>
     <w:p>
@@ -456,8 +472,17 @@
       </w:r>
       <w:r>
         <w:br/>
-        <w:t xml:space="preserve">We propose a multi-modal diagnostic pipeline integrating high-resolution T2-weighted MRI and Carestream X-ray projection data. To overcome the diagnostic blindspot of rare marine vectors, we utilized the </w:t>
-      </w:r>
+        <w:t xml:space="preserve">We propose a multi-modal diagnostic pipeline integrating high-resolution T2-weighted MRI and Carestream X-ray projection data. To overcome the diagnostic </w:t>
+      </w:r>
+      <w:proofErr w:type="spellStart"/>
+      <w:r>
+        <w:t>blindspot</w:t>
+      </w:r>
+      <w:proofErr w:type="spellEnd"/>
+      <w:r>
+        <w:t xml:space="preserve"> of rare marine vectors, we utilized the </w:t>
+      </w:r>
+      <w:proofErr w:type="spellStart"/>
       <w:r>
         <w:rPr>
           <w:b/>
@@ -465,6 +490,7 @@
         </w:rPr>
         <w:t>FathomNet</w:t>
       </w:r>
+      <w:proofErr w:type="spellEnd"/>
       <w:r>
         <w:t xml:space="preserve"> AI database to train a tensor-based detection algorithm capable of differentiating the organism’s chitinous exoskeleton from benign cystic structures. Volumetric segmentation was performed using CUDA-accelerated ray-marching kernels to isolate the boundary layer between the host’s desmoplastic reaction and the parasite’s hydrophobic lipid core.</w:t>
       </w:r>
@@ -642,7 +668,31 @@
         <w:t>Pycnogonida</w:t>
       </w:r>
       <w:r>
-        <w:t xml:space="preserve"> encapsulation mimics the radiologic signature of high-grade scirrhous carcinoma but exhibits distinct biophysical properties. Specifically, the vesicle core demonstrates complete signal suppression on spectral fat-saturation sequences (SPAIR/STIR) and severely restricted diffusion ($&lt; 0.7 \times 10^{-3} \text{ mm}^2/\text{s}$) due to the dense intracellular lipid-chitin matrix. The proposed automated tracking system successfully delineates these "zero-crossing" boundaries in 3D voxel space.</w:t>
+        <w:t xml:space="preserve"> encapsulation mimics the radiologic signature of high-grade scirrhous carcinoma but exhibits distinct biophysical properties. Specifically, the vesicle core demonstrates complete signal suppression on spectral fat-saturation sequences (SPAIR/STIR) and severely restricted diffusion ($&lt; 0.7 \times 10</w:t>
+      </w:r>
+      <w:proofErr w:type="gramStart"/>
+      <w:r>
+        <w:t>^{</w:t>
+      </w:r>
+      <w:proofErr w:type="gramEnd"/>
+      <w:r>
+        <w:t>-</w:t>
+      </w:r>
+      <w:proofErr w:type="gramStart"/>
+      <w:r>
+        <w:t>3} \text{ mm</w:t>
+      </w:r>
+      <w:proofErr w:type="gramEnd"/>
+      <w:r>
+        <w:t>}^2/\</w:t>
+      </w:r>
+      <w:proofErr w:type="gramStart"/>
+      <w:r>
+        <w:t>text{s}</w:t>
+      </w:r>
+      <w:proofErr w:type="gramEnd"/>
+      <w:r>
+        <w:t>$) due to the dense intracellular lipid-chitin matrix. The proposed automated tracking system successfully delineates these "zero-crossing" boundaries in 3D voxel space.</w:t>
       </w:r>
     </w:p>
     <w:p>
@@ -1007,7 +1057,15 @@
         <w:t>Pycnogonida</w:t>
       </w:r>
       <w:r>
-        <w:t>, Marine Parasitology, Desmoplastic Reaction, FathomNet, MRI Volumetry, Duty to Warn.</w:t>
+        <w:t xml:space="preserve">, Marine Parasitology, Desmoplastic Reaction, </w:t>
+      </w:r>
+      <w:proofErr w:type="spellStart"/>
+      <w:r>
+        <w:t>FathomNet</w:t>
+      </w:r>
+      <w:proofErr w:type="spellEnd"/>
+      <w:r>
+        <w:t>, MRI Volumetry, Duty to Warn.</w:t>
       </w:r>
     </w:p>
     <w:p/>
@@ -1446,24 +1504,50 @@
     <w:p/>
     <w:p>
       <w:r>
-        <w:t>Standard hospital environmental controls are entirely insufficient to process the low-pH cytolytic fluids and volatile gases released during unexpected vector breakdown or alkaline degradation. The surgical suite must implement the following physical engineering adjustments:</w:t>
-      </w:r>
-    </w:p>
-    <w:p/>
-    <w:p>
-      <w:pPr>
-        <w:rPr>
-          <w:b/>
-          <w:bCs/>
-        </w:rPr>
-      </w:pPr>
-      <w:r>
-        <w:rPr>
-          <w:b/>
-          <w:bCs/>
-        </w:rPr>
-        <w:t>[ Ambient Operating Environment: Closed Negative Pressure Loop ]</w:t>
-      </w:r>
+        <w:t xml:space="preserve">Standard hospital environmental controls are entirely insufficient to process the </w:t>
+      </w:r>
+      <w:proofErr w:type="gramStart"/>
+      <w:r>
+        <w:t>low-pH</w:t>
+      </w:r>
+      <w:proofErr w:type="gramEnd"/>
+      <w:r>
+        <w:t xml:space="preserve"> cytolytic fluids and volatile gases released during unexpected vector breakdown or alkaline degradation. The surgical suite must implement the following physical engineering adjustments:</w:t>
+      </w:r>
+    </w:p>
+    <w:p/>
+    <w:p>
+      <w:pPr>
+        <w:rPr>
+          <w:b/>
+          <w:bCs/>
+        </w:rPr>
+      </w:pPr>
+      <w:proofErr w:type="gramStart"/>
+      <w:r>
+        <w:rPr>
+          <w:b/>
+          <w:bCs/>
+        </w:rPr>
+        <w:t>[ Ambient</w:t>
+      </w:r>
+      <w:proofErr w:type="gramEnd"/>
+      <w:r>
+        <w:rPr>
+          <w:b/>
+          <w:bCs/>
+        </w:rPr>
+        <w:t xml:space="preserve"> Operating Environment: Closed Negative Pressure </w:t>
+      </w:r>
+      <w:proofErr w:type="gramStart"/>
+      <w:r>
+        <w:rPr>
+          <w:b/>
+          <w:bCs/>
+        </w:rPr>
+        <w:t>Loop ]</w:t>
+      </w:r>
+      <w:proofErr w:type="gramEnd"/>
     </w:p>
     <w:p>
       <w:pPr>
@@ -1556,13 +1640,63 @@
           <w:bCs/>
         </w:rPr>
       </w:pPr>
-      <w:r>
-        <w:rPr>
-          <w:b/>
-          <w:bCs/>
-        </w:rPr>
-        <w:t>[ Air Handling Arrays ]                     [ Chemical Neutralization Zones ]</w:t>
-      </w:r>
+      <w:proofErr w:type="gramStart"/>
+      <w:r>
+        <w:rPr>
+          <w:b/>
+          <w:bCs/>
+        </w:rPr>
+        <w:t>[ Air</w:t>
+      </w:r>
+      <w:proofErr w:type="gramEnd"/>
+      <w:r>
+        <w:rPr>
+          <w:b/>
+          <w:bCs/>
+        </w:rPr>
+        <w:t xml:space="preserve"> Handling </w:t>
+      </w:r>
+      <w:proofErr w:type="gramStart"/>
+      <w:r>
+        <w:rPr>
+          <w:b/>
+          <w:bCs/>
+        </w:rPr>
+        <w:t>Arrays ]</w:t>
+      </w:r>
+      <w:proofErr w:type="gramEnd"/>
+      <w:r>
+        <w:rPr>
+          <w:b/>
+          <w:bCs/>
+        </w:rPr>
+        <w:t xml:space="preserve">                  </w:t>
+      </w:r>
+      <w:proofErr w:type="gramStart"/>
+      <w:r>
+        <w:rPr>
+          <w:b/>
+          <w:bCs/>
+        </w:rPr>
+        <w:t xml:space="preserve">   [</w:t>
+      </w:r>
+      <w:proofErr w:type="gramEnd"/>
+      <w:r>
+        <w:rPr>
+          <w:b/>
+          <w:bCs/>
+        </w:rPr>
+        <w:t xml:space="preserve"> Chemical Neutralization </w:t>
+      </w:r>
+      <w:proofErr w:type="gramStart"/>
+      <w:r>
+        <w:rPr>
+          <w:b/>
+          <w:bCs/>
+        </w:rPr>
+        <w:t>Zones ]</w:t>
+      </w:r>
+      <w:proofErr w:type="gramEnd"/>
     </w:p>
     <w:p>
       <w:pPr>
@@ -1659,8 +1793,17 @@
           <w:b/>
           <w:bCs/>
         </w:rPr>
-        <w:t xml:space="preserve">               [ Secured Sterile Containment Zone ]</w:t>
-      </w:r>
+        <w:t xml:space="preserve">               [ Secured Sterile Containment </w:t>
+      </w:r>
+      <w:proofErr w:type="gramStart"/>
+      <w:r>
+        <w:rPr>
+          <w:b/>
+          <w:bCs/>
+        </w:rPr>
+        <w:t>Zone ]</w:t>
+      </w:r>
+      <w:proofErr w:type="gramEnd"/>
     </w:p>
     <w:p/>
     <w:p/>
@@ -1717,7 +1860,15 @@
         <w:t>Pycnogonida</w:t>
       </w:r>
       <w:r>
-        <w:t xml:space="preserve"> structural integrity relies on an acidic interstitial fluid homeostasis, maintaining a high-alkalinity operating baseline functions as a primary chemical boundary defense. All stainless steel surfaces, surgical drapes, and waste receptacles must be pre-treated with mildly basic, non-corrosive agents to create a chemical environment where escaped vectors immediately experience cellular degradation and immobilization.</w:t>
+        <w:t xml:space="preserve"> structural integrity relies on an acidic interstitial fluid homeostasis, maintaining a high-alkalinity operating baseline functions as a primary chemical boundary defense. All </w:t>
+      </w:r>
+      <w:proofErr w:type="gramStart"/>
+      <w:r>
+        <w:t>stainless steel</w:t>
+      </w:r>
+      <w:proofErr w:type="gramEnd"/>
+      <w:r>
+        <w:t xml:space="preserve"> surfaces, surgical drapes, and waste receptacles must be pre-treated with mildly basic, non-corrosive agents to create a chemical environment where escaped vectors immediately experience cellular degradation and immobilization.</w:t>
       </w:r>
     </w:p>
     <w:p/>
@@ -1766,12 +1917,21 @@
           <w:bCs/>
         </w:rPr>
       </w:pPr>
-      <w:r>
-        <w:rPr>
-          <w:b/>
-          <w:bCs/>
-        </w:rPr>
-        <w:t>+--------------------------------------------------------------------------+</w:t>
+      <w:proofErr w:type="gramStart"/>
+      <w:r>
+        <w:rPr>
+          <w:b/>
+          <w:bCs/>
+        </w:rPr>
+        <w:t>+-</w:t>
+      </w:r>
+      <w:proofErr w:type="gramEnd"/>
+      <w:r>
+        <w:rPr>
+          <w:b/>
+          <w:bCs/>
+        </w:rPr>
+        <w:t>-------------------------------------------------------------------------+</w:t>
       </w:r>
     </w:p>
     <w:p>
@@ -1846,22 +2006,47 @@
           <w:b/>
           <w:bCs/>
         </w:rPr>
-        <w:t>|   4. Footwear: Heavy Steel-Toe Overboots with Deep Lug Tread             |</w:t>
-      </w:r>
-    </w:p>
-    <w:p>
-      <w:pPr>
-        <w:rPr>
-          <w:b/>
-          <w:bCs/>
-        </w:rPr>
-      </w:pPr>
-      <w:r>
-        <w:rPr>
-          <w:b/>
-          <w:bCs/>
-        </w:rPr>
-        <w:t>+--------------------------------------------------------------------------+</w:t>
+        <w:t xml:space="preserve">|   4. Footwear: Heavy Steel-Toe </w:t>
+      </w:r>
+      <w:proofErr w:type="spellStart"/>
+      <w:r>
+        <w:rPr>
+          <w:b/>
+          <w:bCs/>
+        </w:rPr>
+        <w:t>Overboots</w:t>
+      </w:r>
+      <w:proofErr w:type="spellEnd"/>
+      <w:r>
+        <w:rPr>
+          <w:b/>
+          <w:bCs/>
+        </w:rPr>
+        <w:t xml:space="preserve"> with Deep Lug Tread             |</w:t>
+      </w:r>
+    </w:p>
+    <w:p>
+      <w:pPr>
+        <w:rPr>
+          <w:b/>
+          <w:bCs/>
+        </w:rPr>
+      </w:pPr>
+      <w:proofErr w:type="gramStart"/>
+      <w:r>
+        <w:rPr>
+          <w:b/>
+          <w:bCs/>
+        </w:rPr>
+        <w:t>+-</w:t>
+      </w:r>
+      <w:proofErr w:type="gramEnd"/>
+      <w:r>
+        <w:rPr>
+          <w:b/>
+          <w:bCs/>
+        </w:rPr>
+        <w:t>-------------------------------------------------------------------------+</w:t>
       </w:r>
     </w:p>
     <w:p>
@@ -2201,7 +2386,15 @@
     </w:p>
     <w:p>
       <w:r>
-        <w:t xml:space="preserve">Personnel must don fluid-impermeable </w:t>
+        <w:t xml:space="preserve">Personnel must </w:t>
+      </w:r>
+      <w:proofErr w:type="gramStart"/>
+      <w:r>
+        <w:t>don</w:t>
+      </w:r>
+      <w:proofErr w:type="gramEnd"/>
+      <w:r>
+        <w:t xml:space="preserve"> fluid-impermeable </w:t>
       </w:r>
       <w:r>
         <w:rPr>
@@ -2614,8 +2807,17 @@
           <w:b/>
           <w:bCs/>
         </w:rPr>
-        <w:t>steel-toe agricultural or industrial overboots</w:t>
-      </w:r>
+        <w:t xml:space="preserve">steel-toe agricultural or industrial </w:t>
+      </w:r>
+      <w:proofErr w:type="spellStart"/>
+      <w:r>
+        <w:rPr>
+          <w:b/>
+          <w:bCs/>
+        </w:rPr>
+        <w:t>overboots</w:t>
+      </w:r>
+      <w:proofErr w:type="spellEnd"/>
       <w:r>
         <w:t xml:space="preserve"> with deep-lug slip-resistant treads. This rigid structural footwear protects feet from falling instruments and guarantees stable balance if the floor becomes slick with high-viscosity lipid fluids or alkaline washing rinses.</w:t>
       </w:r>
@@ -3137,7 +3339,15 @@
           </w:tcPr>
           <w:p>
             <w:r>
-              <w:t>Neem-Based Organic Solution (NiMax Compound)</w:t>
+              <w:t>Neem-Based Organic Solution (</w:t>
+            </w:r>
+            <w:proofErr w:type="spellStart"/>
+            <w:r>
+              <w:t>NiMax</w:t>
+            </w:r>
+            <w:proofErr w:type="spellEnd"/>
+            <w:r>
+              <w:t xml:space="preserve"> Compound)</w:t>
             </w:r>
           </w:p>
         </w:tc>
@@ -3366,7 +3576,15 @@
         <w:t>Double-Thick Utility Gloves:</w:t>
       </w:r>
       <w:r>
-        <w:t xml:space="preserve"> The patient is provided with a pair of thick, textured utility gloves. These gloves give them the hand protection needed to confidently hold their own spray bottle of Formula 409 and snap the containment lid shut without fearing direct skin contamination.</w:t>
+        <w:t xml:space="preserve"> The patient is provided with a pair of thick, textured utility gloves. These gloves give them the hand protection needed to confidently hold their own spray bottle of Formula 409 and snap the containment </w:t>
+      </w:r>
+      <w:proofErr w:type="gramStart"/>
+      <w:r>
+        <w:t>lid shut</w:t>
+      </w:r>
+      <w:proofErr w:type="gramEnd"/>
+      <w:r>
+        <w:t xml:space="preserve"> without fearing direct skin contamination.</w:t>
       </w:r>
     </w:p>
     <w:p>
@@ -3435,12 +3653,28 @@
     </w:p>
     <w:p>
       <w:r>
-        <w:t>The class Pycnogonida (commonly referred to as sea spiders) comprises approximately 1,300 species of marine arthropods found across diverse benthic ecosystems, ranging from shallow intertidal zones to abyssal depths. Characterized by an extreme reduction in body mass (cebidiomorphy) and the distribution of primary metabolic organs within elongated appendicular segments, Pycnogonida exhibit highly specialized predatory and parasitic behaviors.</w:t>
-      </w:r>
-    </w:p>
-    <w:p>
-      <w:r>
-        <w:t>In natural marine environments, their life cycle relies heavily on host exploitation. Adult pycnogonids utilize a specialized chitinous proboscis to pierce the cellular walls of soft-bodied invertebrates—primarily cnidarians, poriferans, and bryozoans—extricating vital intracellular fluids without causing immediate host lethality. Furthermore, the larval stages of several pycnogonid families (such as Phoxichilidiidae) operate as obligate internal parasites, burrowing deep into host polyps or gastrovascular cavities to feed on internal tissues until reaching morphological maturity.</w:t>
+        <w:t>The class Pycnogonida (commonly referred to as sea spiders) comprises approximately 1,300 species of marine arthropods found across diverse benthic ecosystems, ranging from shallow intertidal zones to abyssal depths. Characterized by an extreme reduction in body mass (</w:t>
+      </w:r>
+      <w:proofErr w:type="spellStart"/>
+      <w:r>
+        <w:t>cebidiomorphy</w:t>
+      </w:r>
+      <w:proofErr w:type="spellEnd"/>
+      <w:r>
+        <w:t>) and the distribution of primary metabolic organs within elongated appendicular segments, Pycnogonida exhibit highly specialized predatory and parasitic behaviors.</w:t>
+      </w:r>
+    </w:p>
+    <w:p>
+      <w:r>
+        <w:t xml:space="preserve">In natural marine environments, their life cycle relies heavily on host exploitation. Adult pycnogonids utilize a specialized chitinous proboscis to pierce the cellular walls of soft-bodied invertebrates—primarily cnidarians, poriferans, and bryozoans—extricating vital intracellular fluids without causing immediate host lethality. Furthermore, the larval stages of several pycnogonid families (such as </w:t>
+      </w:r>
+      <w:proofErr w:type="spellStart"/>
+      <w:r>
+        <w:t>Phoxichilidiidae</w:t>
+      </w:r>
+      <w:proofErr w:type="spellEnd"/>
+      <w:r>
+        <w:t>) operate as obligate internal parasites, burrowing deep into host polyps or gastrovascular cavities to feed on internal tissues until reaching morphological maturity.</w:t>
       </w:r>
     </w:p>
     <w:p/>
@@ -3475,7 +3709,15 @@
     </w:p>
     <w:p>
       <w:r>
-        <w:t>While clinical documentation of Pycnogonida infecting mammalian hosts is virtually non-existent in historical literature, theoretical frameworks must account for the mechanical and biochemical pathways of accidental introduction. Accidental inoculation pathways are mathematically rare but physically possible via the consumption of raw or underprocessed seafood containing microscopic larval stages, or through direct mechanical trauma during maritime, deep-sea diving, or naval operations.</w:t>
+        <w:t xml:space="preserve">While clinical documentation of Pycnogonida infecting mammalian hosts is virtually non-existent in historical literature, theoretical frameworks must account for the mechanical and biochemical pathways of accidental introduction. Accidental inoculation pathways are mathematically rare but physically possible via the consumption of raw or </w:t>
+      </w:r>
+      <w:proofErr w:type="spellStart"/>
+      <w:r>
+        <w:t>underprocessed</w:t>
+      </w:r>
+      <w:proofErr w:type="spellEnd"/>
+      <w:r>
+        <w:t xml:space="preserve"> seafood containing microscopic larval stages, or through direct mechanical trauma during maritime, deep-sea diving, or naval operations.</w:t>
       </w:r>
     </w:p>
     <w:p>
@@ -3485,7 +3727,15 @@
     </w:p>
     <w:p>
       <w:r>
-        <w:t>To withstand host immune surveillance, the organism is hypothesized to execute a defensive lifecycle adaptation: utilizing its proboscis to absorb localized cellular matter while simultaneously entering an autophagous survival cycle. Within this enclosed site, it processes its own biological material and larval structures, utilizing internal lipid reserves and its chitinous/proteinaceous exoskeleton as a structural scaffolding. This foreign organic matrix serves to weave a tight, protective cellular barrier or "vesicle" designed to isolate the organism from host leukocytes while facilitating a slow, localized expansion.</w:t>
+        <w:t xml:space="preserve">To withstand host immune surveillance, the organism is hypothesized to execute a defensive lifecycle adaptation: utilizing its proboscis to absorb localized cellular matter while simultaneously entering an </w:t>
+      </w:r>
+      <w:proofErr w:type="spellStart"/>
+      <w:r>
+        <w:t>autophagous</w:t>
+      </w:r>
+      <w:proofErr w:type="spellEnd"/>
+      <w:r>
+        <w:t xml:space="preserve"> survival cycle. Within this enclosed site, it processes its own biological material and larval structures, utilizing internal lipid reserves and its chitinous/proteinaceous exoskeleton as a structural scaffolding. This foreign organic matrix serves to weave a tight, protective cellular barrier or "vesicle" designed to isolate the organism from host leukocytes while facilitating a slow, localized expansion.</w:t>
       </w:r>
     </w:p>
     <w:p/>
@@ -3760,12 +4010,39 @@
           <w:b/>
           <w:bCs/>
         </w:rPr>
-        <w:t>2.2 Overcoming Diagnostic Blindspots</w:t>
-      </w:r>
-    </w:p>
-    <w:p>
-      <w:r>
-        <w:t>The medical community currently lacks standard diagnostic assays for marine arthropod encapsulation within deep tissues. Because the morphological presentation of a deep-tissue pycnogonid vesicle closely mimics the macroscopic and radiographic characteristics of an atypical tumor, granuloma, or viral cyst, a severe diagnostic blindspot exists. Without a standardized clinical guide, an active, expanding parasitic vesicle could easily be misclassified as a generic desmoplastic mass or benign fibroid capsule, leading to improper therapeutic strategies (such as immunosuppression or inadequate surgical margins).</w:t>
+        <w:t xml:space="preserve">2.2 Overcoming Diagnostic </w:t>
+      </w:r>
+      <w:proofErr w:type="spellStart"/>
+      <w:r>
+        <w:rPr>
+          <w:b/>
+          <w:bCs/>
+        </w:rPr>
+        <w:t>Blindspots</w:t>
+      </w:r>
+      <w:proofErr w:type="spellEnd"/>
+    </w:p>
+    <w:p>
+      <w:r>
+        <w:t xml:space="preserve">The medical community currently lacks standard diagnostic assays for marine arthropod encapsulation within deep tissues. Because the morphological presentation of a </w:t>
+      </w:r>
+      <w:proofErr w:type="gramStart"/>
+      <w:r>
+        <w:t>deep-tissue</w:t>
+      </w:r>
+      <w:proofErr w:type="gramEnd"/>
+      <w:r>
+        <w:t xml:space="preserve"> pycnogonid vesicle closely mimics the macroscopic and radiographic characteristics of an atypical tumor, granuloma, or viral cyst, a severe diagnostic </w:t>
+      </w:r>
+      <w:proofErr w:type="spellStart"/>
+      <w:proofErr w:type="gramStart"/>
+      <w:r>
+        <w:t>blindspot</w:t>
+      </w:r>
+      <w:proofErr w:type="spellEnd"/>
+      <w:proofErr w:type="gramEnd"/>
+      <w:r>
+        <w:t xml:space="preserve"> exists. Without a standardized clinical guide, an active, expanding parasitic vesicle could easily be misclassified as a generic desmoplastic mass or benign fibroid capsule, leading to improper therapeutic strategies (such as immunosuppression or inadequate surgical margins).</w:t>
       </w:r>
     </w:p>
     <w:p>
@@ -3824,8 +4101,33 @@
           <w:b/>
           <w:bCs/>
         </w:rPr>
-        <w:t xml:space="preserve">       [ Raw DICOM Ingestion ]</w:t>
-      </w:r>
+        <w:t xml:space="preserve">       </w:t>
+      </w:r>
+      <w:proofErr w:type="gramStart"/>
+      <w:r>
+        <w:rPr>
+          <w:b/>
+          <w:bCs/>
+        </w:rPr>
+        <w:t>[ Raw</w:t>
+      </w:r>
+      <w:proofErr w:type="gramEnd"/>
+      <w:r>
+        <w:rPr>
+          <w:b/>
+          <w:bCs/>
+        </w:rPr>
+        <w:t xml:space="preserve"> DICOM </w:t>
+      </w:r>
+      <w:proofErr w:type="gramStart"/>
+      <w:r>
+        <w:rPr>
+          <w:b/>
+          <w:bCs/>
+        </w:rPr>
+        <w:t>Ingestion ]</w:t>
+      </w:r>
+      <w:proofErr w:type="gramEnd"/>
     </w:p>
     <w:p>
       <w:pPr>
@@ -3968,8 +4270,33 @@
           <w:b/>
           <w:bCs/>
         </w:rPr>
-        <w:t xml:space="preserve"> [ CUDA Ray-Marching &amp; Voxel Grid Generation ]</w:t>
-      </w:r>
+        <w:t xml:space="preserve"> </w:t>
+      </w:r>
+      <w:proofErr w:type="gramStart"/>
+      <w:r>
+        <w:rPr>
+          <w:b/>
+          <w:bCs/>
+        </w:rPr>
+        <w:t>[ CUDA</w:t>
+      </w:r>
+      <w:proofErr w:type="gramEnd"/>
+      <w:r>
+        <w:rPr>
+          <w:b/>
+          <w:bCs/>
+        </w:rPr>
+        <w:t xml:space="preserve"> Ray-Marching &amp; Voxel Grid </w:t>
+      </w:r>
+      <w:proofErr w:type="gramStart"/>
+      <w:r>
+        <w:rPr>
+          <w:b/>
+          <w:bCs/>
+        </w:rPr>
+        <w:t>Generation ]</w:t>
+      </w:r>
+      <w:proofErr w:type="gramEnd"/>
     </w:p>
     <w:p>
       <w:pPr>
@@ -4021,8 +4348,17 @@
           <w:b/>
           <w:bCs/>
         </w:rPr>
-        <w:t xml:space="preserve">    [ Real-Time 3D Mesh Generation ]</w:t>
-      </w:r>
+        <w:t xml:space="preserve">    [ Real-Time 3D Mesh </w:t>
+      </w:r>
+      <w:proofErr w:type="gramStart"/>
+      <w:r>
+        <w:rPr>
+          <w:b/>
+          <w:bCs/>
+        </w:rPr>
+        <w:t>Generation ]</w:t>
+      </w:r>
+      <w:proofErr w:type="gramEnd"/>
     </w:p>
     <w:p>
       <w:pPr>
@@ -4074,8 +4410,33 @@
           <w:b/>
           <w:bCs/>
         </w:rPr>
-        <w:t xml:space="preserve"> [ Automated Volumetric Expansion Mapping ]</w:t>
-      </w:r>
+        <w:t xml:space="preserve"> </w:t>
+      </w:r>
+      <w:proofErr w:type="gramStart"/>
+      <w:r>
+        <w:rPr>
+          <w:b/>
+          <w:bCs/>
+        </w:rPr>
+        <w:t>[ Automated</w:t>
+      </w:r>
+      <w:proofErr w:type="gramEnd"/>
+      <w:r>
+        <w:rPr>
+          <w:b/>
+          <w:bCs/>
+        </w:rPr>
+        <w:t xml:space="preserve"> Volumetric Expansion </w:t>
+      </w:r>
+      <w:proofErr w:type="gramStart"/>
+      <w:r>
+        <w:rPr>
+          <w:b/>
+          <w:bCs/>
+        </w:rPr>
+        <w:t>Mapping ]</w:t>
+      </w:r>
+      <w:proofErr w:type="gramEnd"/>
     </w:p>
     <w:p/>
     <w:p/>
@@ -4128,12 +4489,21 @@
           <w:numId w:val="2"/>
         </w:numPr>
       </w:pPr>
-      <w:r>
-        <w:rPr>
-          <w:b/>
-          <w:bCs/>
-        </w:rPr>
-        <w:t>Isosurface Boundary Rendering</w:t>
+      <w:proofErr w:type="spellStart"/>
+      <w:r>
+        <w:rPr>
+          <w:b/>
+          <w:bCs/>
+        </w:rPr>
+        <w:t>Isosurface</w:t>
+      </w:r>
+      <w:proofErr w:type="spellEnd"/>
+      <w:r>
+        <w:rPr>
+          <w:b/>
+          <w:bCs/>
+        </w:rPr>
+        <w:t xml:space="preserve"> Boundary Rendering</w:t>
       </w:r>
       <w:r>
         <w:t>: The software maps the precise boundary layer where the host's desmoplastic stromal tissue meets the encapsulated lipid-heavy core of the vesicle. Because the organism's shell and lipid capsule generate highly specific hyperintense signals on T2-weighted MRI, the rendering engine can generate an explicit 3D mesh isolating the foreign structure from surrounding somatic muscle or viscera.</w:t>
@@ -4541,36 +4911,69 @@
           <w:bCs/>
         </w:rPr>
         <w:lastRenderedPageBreak/>
-        <w:t>4.2 Cellular Mechanics of the Lipid Mesh and Autophagous Degradation</w:t>
-      </w:r>
-    </w:p>
-    <w:p>
-      <w:r>
-        <w:t>The internal stability and slow expansion of the vesicle rely on a specialized biochemical mechanism: the synthesis of a protective lipid capsule mesh. Once localized tissue fluid extraction via the organism's proboscis reaches a critical threshold, the organism enters an enclosed, autophagous cycle.</w:t>
-      </w:r>
-    </w:p>
-    <w:p>
-      <w:pPr>
-        <w:rPr>
-          <w:b/>
-          <w:bCs/>
-        </w:rPr>
-      </w:pPr>
-    </w:p>
-    <w:p>
-      <w:pPr>
-        <w:rPr>
-          <w:b/>
-          <w:bCs/>
-        </w:rPr>
-      </w:pPr>
-      <w:r>
-        <w:rPr>
-          <w:b/>
-          <w:bCs/>
-        </w:rPr>
-        <w:t>[ Localized Tissue Infiltration ]</w:t>
-      </w:r>
+        <w:t xml:space="preserve">4.2 Cellular Mechanics of the Lipid Mesh and </w:t>
+      </w:r>
+      <w:proofErr w:type="spellStart"/>
+      <w:r>
+        <w:rPr>
+          <w:b/>
+          <w:bCs/>
+        </w:rPr>
+        <w:t>Autophagous</w:t>
+      </w:r>
+      <w:proofErr w:type="spellEnd"/>
+      <w:r>
+        <w:rPr>
+          <w:b/>
+          <w:bCs/>
+        </w:rPr>
+        <w:t xml:space="preserve"> Degradation</w:t>
+      </w:r>
+    </w:p>
+    <w:p>
+      <w:r>
+        <w:t xml:space="preserve">The internal stability and slow expansion of the vesicle rely on a specialized biochemical mechanism: the synthesis of a protective lipid capsule mesh. Once localized tissue fluid extraction via the organism's proboscis reaches a critical threshold, the organism enters an enclosed, </w:t>
+      </w:r>
+      <w:proofErr w:type="spellStart"/>
+      <w:r>
+        <w:t>autophagous</w:t>
+      </w:r>
+      <w:proofErr w:type="spellEnd"/>
+      <w:r>
+        <w:t xml:space="preserve"> cycle.</w:t>
+      </w:r>
+    </w:p>
+    <w:p>
+      <w:pPr>
+        <w:rPr>
+          <w:b/>
+          <w:bCs/>
+        </w:rPr>
+      </w:pPr>
+    </w:p>
+    <w:p>
+      <w:pPr>
+        <w:rPr>
+          <w:b/>
+          <w:bCs/>
+        </w:rPr>
+      </w:pPr>
+      <w:r>
+        <w:rPr>
+          <w:b/>
+          <w:bCs/>
+        </w:rPr>
+        <w:t xml:space="preserve">[ Localized Tissue </w:t>
+      </w:r>
+      <w:proofErr w:type="gramStart"/>
+      <w:r>
+        <w:rPr>
+          <w:b/>
+          <w:bCs/>
+        </w:rPr>
+        <w:t>Infiltration ]</w:t>
+      </w:r>
+      <w:proofErr w:type="gramEnd"/>
     </w:p>
     <w:p>
       <w:pPr>
@@ -4617,13 +5020,31 @@
           <w:bCs/>
         </w:rPr>
       </w:pPr>
-      <w:r>
-        <w:rPr>
-          <w:b/>
-          <w:bCs/>
-        </w:rPr>
-        <w:t>[ Proboscis Fluid Extraction &amp; Tissue Cavitation ]</w:t>
-      </w:r>
+      <w:proofErr w:type="gramStart"/>
+      <w:r>
+        <w:rPr>
+          <w:b/>
+          <w:bCs/>
+        </w:rPr>
+        <w:t>[ Proboscis</w:t>
+      </w:r>
+      <w:proofErr w:type="gramEnd"/>
+      <w:r>
+        <w:rPr>
+          <w:b/>
+          <w:bCs/>
+        </w:rPr>
+        <w:t xml:space="preserve"> Fluid Extraction &amp; Tissue </w:t>
+      </w:r>
+      <w:proofErr w:type="gramStart"/>
+      <w:r>
+        <w:rPr>
+          <w:b/>
+          <w:bCs/>
+        </w:rPr>
+        <w:t>Cavitation ]</w:t>
+      </w:r>
+      <w:proofErr w:type="gramEnd"/>
     </w:p>
     <w:p>
       <w:pPr>
@@ -4670,13 +5091,47 @@
           <w:bCs/>
         </w:rPr>
       </w:pPr>
-      <w:r>
-        <w:rPr>
-          <w:b/>
-          <w:bCs/>
-        </w:rPr>
-        <w:t>[ Enclosed Autophagous Cycle &amp; Internal Larval Processing ]</w:t>
-      </w:r>
+      <w:proofErr w:type="gramStart"/>
+      <w:r>
+        <w:rPr>
+          <w:b/>
+          <w:bCs/>
+        </w:rPr>
+        <w:t>[ Enclosed</w:t>
+      </w:r>
+      <w:proofErr w:type="gramEnd"/>
+      <w:r>
+        <w:rPr>
+          <w:b/>
+          <w:bCs/>
+        </w:rPr>
+        <w:t xml:space="preserve"> </w:t>
+      </w:r>
+      <w:proofErr w:type="spellStart"/>
+      <w:r>
+        <w:rPr>
+          <w:b/>
+          <w:bCs/>
+        </w:rPr>
+        <w:t>Autophagous</w:t>
+      </w:r>
+      <w:proofErr w:type="spellEnd"/>
+      <w:r>
+        <w:rPr>
+          <w:b/>
+          <w:bCs/>
+        </w:rPr>
+        <w:t xml:space="preserve"> Cycle &amp; Internal Larval </w:t>
+      </w:r>
+      <w:proofErr w:type="gramStart"/>
+      <w:r>
+        <w:rPr>
+          <w:b/>
+          <w:bCs/>
+        </w:rPr>
+        <w:t>Processing ]</w:t>
+      </w:r>
+      <w:proofErr w:type="gramEnd"/>
     </w:p>
     <w:p>
       <w:pPr>
@@ -4723,13 +5178,31 @@
           <w:bCs/>
         </w:rPr>
       </w:pPr>
-      <w:r>
-        <w:rPr>
-          <w:b/>
-          <w:bCs/>
-        </w:rPr>
-        <w:t>[ Saturated Lipid Secretion &amp; Chitinous Exoskeleton Weaving ]</w:t>
-      </w:r>
+      <w:proofErr w:type="gramStart"/>
+      <w:r>
+        <w:rPr>
+          <w:b/>
+          <w:bCs/>
+        </w:rPr>
+        <w:t>[ Saturated</w:t>
+      </w:r>
+      <w:proofErr w:type="gramEnd"/>
+      <w:r>
+        <w:rPr>
+          <w:b/>
+          <w:bCs/>
+        </w:rPr>
+        <w:t xml:space="preserve"> Lipid Secretion &amp; Chitinous Exoskeleton </w:t>
+      </w:r>
+      <w:proofErr w:type="gramStart"/>
+      <w:r>
+        <w:rPr>
+          <w:b/>
+          <w:bCs/>
+        </w:rPr>
+        <w:t>Weaving ]</w:t>
+      </w:r>
+      <w:proofErr w:type="gramEnd"/>
     </w:p>
     <w:p>
       <w:pPr>
@@ -4776,13 +5249,31 @@
           <w:bCs/>
         </w:rPr>
       </w:pPr>
-      <w:r>
-        <w:rPr>
-          <w:b/>
-          <w:bCs/>
-        </w:rPr>
-        <w:t>[ Formation of the Hydrophobic, Immunologically Shielded Core ]</w:t>
-      </w:r>
+      <w:proofErr w:type="gramStart"/>
+      <w:r>
+        <w:rPr>
+          <w:b/>
+          <w:bCs/>
+        </w:rPr>
+        <w:t>[ Formation</w:t>
+      </w:r>
+      <w:proofErr w:type="gramEnd"/>
+      <w:r>
+        <w:rPr>
+          <w:b/>
+          <w:bCs/>
+        </w:rPr>
+        <w:t xml:space="preserve"> of the Hydrophobic, Immunologically Shielded </w:t>
+      </w:r>
+      <w:proofErr w:type="gramStart"/>
+      <w:r>
+        <w:rPr>
+          <w:b/>
+          <w:bCs/>
+        </w:rPr>
+        <w:t>Core ]</w:t>
+      </w:r>
+      <w:proofErr w:type="gramEnd"/>
     </w:p>
     <w:p>
       <w:pPr>
@@ -4863,7 +5354,15 @@
         <w:t>Immunological Evacuation:</w:t>
       </w:r>
       <w:r>
-        <w:t xml:space="preserve"> This saturated lipid mesh serves a vital defensive purpose. By coating the foreign chitinous structure in a dense layer of endogenous-like lipid compounds, the vesicle effectively masks its highly immunogenic protein components. Host leukocytes (neutrophils and macrophages) cannot penetrate the hydrophobic barrier, preventing effective phagocytosis and allowing the encapsulated core to remain stable within the host tissue indefinitely.</w:t>
+        <w:t xml:space="preserve"> This saturated lipid mesh serves a vital defensive purpose. By coating the foreign chitinous structure in a dense layer of endogenous-like lipid compounds, the vesicle effectively masks its highly immunogenic protein components. Host leukocytes (neutrophils and macrophages) cannot penetrate the hydrophobic barrier, </w:t>
+      </w:r>
+      <w:proofErr w:type="gramStart"/>
+      <w:r>
+        <w:t>preventing</w:t>
+      </w:r>
+      <w:proofErr w:type="gramEnd"/>
+      <w:r>
+        <w:t xml:space="preserve"> effective phagocytosis and allowing the encapsulated core to remain stable within the host tissue indefinitely.</w:t>
       </w:r>
     </w:p>
     <w:p>
@@ -4980,7 +5479,15 @@
     </w:p>
     <w:p>
       <w:r>
-        <w:t>The structural composition of the vesicle core shares striking cellular mechanisms with advanced neoplastic growth, particularly the formation of an atypical necrotic core inside solid tumors:</w:t>
+        <w:t xml:space="preserve">The structural composition of the vesicle core shares striking cellular mechanisms with advanced neoplastic growth, particularly the formation of an atypical necrotic core </w:t>
+      </w:r>
+      <w:proofErr w:type="gramStart"/>
+      <w:r>
+        <w:t>inside solid tumors</w:t>
+      </w:r>
+      <w:proofErr w:type="gramEnd"/>
+      <w:r>
+        <w:t>:</w:t>
       </w:r>
     </w:p>
     <w:p>
@@ -4998,7 +5505,15 @@
         <w:t>Metabolic Recycling:</w:t>
       </w:r>
       <w:r>
-        <w:t xml:space="preserve"> Just as poorly vascularized solid tumors utilize macroautophagy to degrade their own intracellular components to survive nutrient-deprived states, the encapsulated vesicle degrades its internal structure to form the protective lipid matrix.</w:t>
+        <w:t xml:space="preserve"> Just as poorly vascularized solid tumors utilize </w:t>
+      </w:r>
+      <w:proofErr w:type="spellStart"/>
+      <w:r>
+        <w:t>macroautophagy</w:t>
+      </w:r>
+      <w:proofErr w:type="spellEnd"/>
+      <w:r>
+        <w:t xml:space="preserve"> to degrade their own intracellular components to survive nutrient-deprived states, the encapsulated vesicle degrades its internal structure to form the protective lipid matrix.</w:t>
       </w:r>
     </w:p>
     <w:p>
@@ -5016,7 +5531,23 @@
         <w:t>Acellular Cavitation:</w:t>
       </w:r>
       <w:r>
-        <w:t xml:space="preserve"> The center of the vesicle presents as a highly pressurized, fluid-filled cavity rich in free fatty acids, cholesterol, and cellular debris. This closely mirrors the central necrotic zones of high-grade glioblastomas or advanced carcinomas, where rapid tissue expansion outpaces localized nutrient delivery, leaving an acellular, lipid-rich fluid reservoir.</w:t>
+        <w:t xml:space="preserve"> The center of the vesicle </w:t>
+      </w:r>
+      <w:proofErr w:type="gramStart"/>
+      <w:r>
+        <w:t>presents as</w:t>
+      </w:r>
+      <w:proofErr w:type="gramEnd"/>
+      <w:r>
+        <w:t xml:space="preserve"> a highly pressurized, fluid-filled cavity rich in free fatty acids, cholesterol, and cellular debris. This closely mirrors the central necrotic zones of high-grade glioblastomas or advanced carcinomas, where rapid tissue expansion </w:t>
+      </w:r>
+      <w:proofErr w:type="gramStart"/>
+      <w:r>
+        <w:t>outpaces</w:t>
+      </w:r>
+      <w:proofErr w:type="gramEnd"/>
+      <w:r>
+        <w:t xml:space="preserve"> localized nutrient delivery, leaving an acellular, lipid-rich fluid reservoir.</w:t>
       </w:r>
     </w:p>
     <w:p/>
@@ -5340,8 +5871,33 @@
           <w:b/>
           <w:bCs/>
         </w:rPr>
-        <w:t xml:space="preserve">       [ Multi-Sequence MRI Acquisition ]</w:t>
-      </w:r>
+        <w:t xml:space="preserve">       </w:t>
+      </w:r>
+      <w:proofErr w:type="gramStart"/>
+      <w:r>
+        <w:rPr>
+          <w:b/>
+          <w:bCs/>
+        </w:rPr>
+        <w:t>[ Multi</w:t>
+      </w:r>
+      <w:proofErr w:type="gramEnd"/>
+      <w:r>
+        <w:rPr>
+          <w:b/>
+          <w:bCs/>
+        </w:rPr>
+        <w:t xml:space="preserve">-Sequence MRI </w:t>
+      </w:r>
+      <w:proofErr w:type="gramStart"/>
+      <w:r>
+        <w:rPr>
+          <w:b/>
+          <w:bCs/>
+        </w:rPr>
+        <w:t>Acquisition ]</w:t>
+      </w:r>
+      <w:proofErr w:type="gramEnd"/>
     </w:p>
     <w:p>
       <w:pPr>
@@ -5434,13 +5990,63 @@
           <w:bCs/>
         </w:rPr>
       </w:pPr>
-      <w:r>
-        <w:rPr>
-          <w:b/>
-          <w:bCs/>
-        </w:rPr>
-        <w:t>[ T1-Weighted CE ]              [ T2-Weighted Dixon ]</w:t>
-      </w:r>
+      <w:proofErr w:type="gramStart"/>
+      <w:r>
+        <w:rPr>
+          <w:b/>
+          <w:bCs/>
+        </w:rPr>
+        <w:t>[ T1</w:t>
+      </w:r>
+      <w:proofErr w:type="gramEnd"/>
+      <w:r>
+        <w:rPr>
+          <w:b/>
+          <w:bCs/>
+        </w:rPr>
+        <w:t xml:space="preserve">-Weighted </w:t>
+      </w:r>
+      <w:proofErr w:type="gramStart"/>
+      <w:r>
+        <w:rPr>
+          <w:b/>
+          <w:bCs/>
+        </w:rPr>
+        <w:t>CE ]</w:t>
+      </w:r>
+      <w:proofErr w:type="gramEnd"/>
+      <w:r>
+        <w:rPr>
+          <w:b/>
+          <w:bCs/>
+        </w:rPr>
+        <w:t xml:space="preserve">           </w:t>
+      </w:r>
+      <w:proofErr w:type="gramStart"/>
+      <w:r>
+        <w:rPr>
+          <w:b/>
+          <w:bCs/>
+        </w:rPr>
+        <w:t xml:space="preserve">   [</w:t>
+      </w:r>
+      <w:proofErr w:type="gramEnd"/>
+      <w:r>
+        <w:rPr>
+          <w:b/>
+          <w:bCs/>
+        </w:rPr>
+        <w:t xml:space="preserve"> T2-Weighted </w:t>
+      </w:r>
+      <w:proofErr w:type="gramStart"/>
+      <w:r>
+        <w:rPr>
+          <w:b/>
+          <w:bCs/>
+        </w:rPr>
+        <w:t>Dixon ]</w:t>
+      </w:r>
+      <w:proofErr w:type="gramEnd"/>
     </w:p>
     <w:p>
       <w:pPr>
@@ -5553,8 +6159,33 @@
           <w:b/>
           <w:bCs/>
         </w:rPr>
-        <w:t xml:space="preserve">         [ Isolate Hyperintense Core ]</w:t>
-      </w:r>
+        <w:t xml:space="preserve">         </w:t>
+      </w:r>
+      <w:proofErr w:type="gramStart"/>
+      <w:r>
+        <w:rPr>
+          <w:b/>
+          <w:bCs/>
+        </w:rPr>
+        <w:t>[ Isolate</w:t>
+      </w:r>
+      <w:proofErr w:type="gramEnd"/>
+      <w:r>
+        <w:rPr>
+          <w:b/>
+          <w:bCs/>
+        </w:rPr>
+        <w:t xml:space="preserve"> Hyperintense </w:t>
+      </w:r>
+      <w:proofErr w:type="gramStart"/>
+      <w:r>
+        <w:rPr>
+          <w:b/>
+          <w:bCs/>
+        </w:rPr>
+        <w:t>Core ]</w:t>
+      </w:r>
+      <w:proofErr w:type="gramEnd"/>
     </w:p>
     <w:p>
       <w:pPr>
@@ -5606,8 +6237,33 @@
           <w:b/>
           <w:bCs/>
         </w:rPr>
-        <w:t xml:space="preserve">       [ Apply Custom Proton-Density Fat-Sat ]</w:t>
-      </w:r>
+        <w:t xml:space="preserve">       </w:t>
+      </w:r>
+      <w:proofErr w:type="gramStart"/>
+      <w:r>
+        <w:rPr>
+          <w:b/>
+          <w:bCs/>
+        </w:rPr>
+        <w:t>[ Apply</w:t>
+      </w:r>
+      <w:proofErr w:type="gramEnd"/>
+      <w:r>
+        <w:rPr>
+          <w:b/>
+          <w:bCs/>
+        </w:rPr>
+        <w:t xml:space="preserve"> Custom Proton-Density Fat-</w:t>
+      </w:r>
+      <w:proofErr w:type="gramStart"/>
+      <w:r>
+        <w:rPr>
+          <w:b/>
+          <w:bCs/>
+        </w:rPr>
+        <w:t>Sat ]</w:t>
+      </w:r>
+      <w:proofErr w:type="gramEnd"/>
     </w:p>
     <w:p>
       <w:pPr>
@@ -5659,8 +6315,17 @@
           <w:b/>
           <w:bCs/>
         </w:rPr>
-        <w:t>[ Result: Diagnostic Differentiation from Serous Cyst ]</w:t>
-      </w:r>
+        <w:t xml:space="preserve">[ Result: Diagnostic Differentiation from Serous </w:t>
+      </w:r>
+      <w:proofErr w:type="gramStart"/>
+      <w:r>
+        <w:rPr>
+          <w:b/>
+          <w:bCs/>
+        </w:rPr>
+        <w:t>Cyst ]</w:t>
+      </w:r>
+      <w:proofErr w:type="gramEnd"/>
     </w:p>
     <w:p>
       <w:pPr>
@@ -5725,8 +6390,21 @@
         <w:t>Parameter Tuning:</w:t>
       </w:r>
       <w:r>
-        <w:t xml:space="preserve"> TR (Repetition Time) &lt; 600 ms, TE (Echo Time) &lt; 15 ms.</w:t>
-      </w:r>
+        <w:t xml:space="preserve"> TR (Repetition Time) &lt; 600 </w:t>
+      </w:r>
+      <w:proofErr w:type="spellStart"/>
+      <w:r>
+        <w:t>ms</w:t>
+      </w:r>
+      <w:proofErr w:type="spellEnd"/>
+      <w:r>
+        <w:t xml:space="preserve">, TE (Echo Time) &lt; 15 </w:t>
+      </w:r>
+      <w:proofErr w:type="spellStart"/>
+      <w:r>
+        <w:t>ms.</w:t>
+      </w:r>
+      <w:proofErr w:type="spellEnd"/>
     </w:p>
     <w:p>
       <w:pPr>
@@ -5816,7 +6494,23 @@
         <w:t>Parameter Tuning:</w:t>
       </w:r>
       <w:r>
-        <w:t xml:space="preserve"> Dual-echo acquisition (TE₁ = 2.1 ms in-phase, TE₂ = 4.2 ms out-of-phase at 1.5 Tesla).</w:t>
+        <w:t xml:space="preserve"> Dual-echo acquisition (TE₁ = 2.1 </w:t>
+      </w:r>
+      <w:proofErr w:type="spellStart"/>
+      <w:r>
+        <w:t>ms</w:t>
+      </w:r>
+      <w:proofErr w:type="spellEnd"/>
+      <w:r>
+        <w:t xml:space="preserve"> in-phase, TE₂ = 4.2 </w:t>
+      </w:r>
+      <w:proofErr w:type="spellStart"/>
+      <w:r>
+        <w:t>ms</w:t>
+      </w:r>
+      <w:proofErr w:type="spellEnd"/>
+      <w:r>
+        <w:t xml:space="preserve"> out-of-phase at 1.5 Tesla).</w:t>
       </w:r>
     </w:p>
     <w:p>
@@ -6726,7 +7420,15 @@
     </w:tbl>
     <w:p>
       <w:r>
-        <w:t>The profound restriction in the Apparent Diffusion Coefficient (ADC) is caused by the dense chitinous structural scaffolding woven throughout the core. The structural molecules physically restrict the brownian motion of water molecules far more effectively than the disordered cellular debris found inside a standard necrotic tumor or fluid cyst.</w:t>
+        <w:t xml:space="preserve">The profound restriction in the Apparent Diffusion Coefficient (ADC) is caused by the dense chitinous structural scaffolding woven throughout the core. The structural molecules physically restrict the </w:t>
+      </w:r>
+      <w:proofErr w:type="spellStart"/>
+      <w:r>
+        <w:t>brownian</w:t>
+      </w:r>
+      <w:proofErr w:type="spellEnd"/>
+      <w:r>
+        <w:t xml:space="preserve"> motion of water molecules far more effectively than the disordered cellular debris found inside a standard necrotic tumor or fluid cyst.</w:t>
       </w:r>
     </w:p>
     <w:p>
@@ -7017,14 +7719,25 @@
           <w:szCs w:val="20"/>
         </w:rPr>
       </w:pPr>
-      <w:r>
-        <w:rPr>
-          <w:b/>
-          <w:bCs/>
-          <w:sz w:val="20"/>
-          <w:szCs w:val="20"/>
-        </w:rPr>
-        <w:t>+-------------------------------------------------------------------------+</w:t>
+      <w:proofErr w:type="gramStart"/>
+      <w:r>
+        <w:rPr>
+          <w:b/>
+          <w:bCs/>
+          <w:sz w:val="20"/>
+          <w:szCs w:val="20"/>
+        </w:rPr>
+        <w:t>+-</w:t>
+      </w:r>
+      <w:proofErr w:type="gramEnd"/>
+      <w:r>
+        <w:rPr>
+          <w:b/>
+          <w:bCs/>
+          <w:sz w:val="20"/>
+          <w:szCs w:val="20"/>
+        </w:rPr>
+        <w:t>------------------------------------------------------------------------+</w:t>
       </w:r>
     </w:p>
     <w:p>
@@ -7055,33 +7768,97 @@
           <w:szCs w:val="20"/>
         </w:rPr>
       </w:pPr>
-      <w:r>
-        <w:rPr>
-          <w:b/>
-          <w:bCs/>
-          <w:sz w:val="20"/>
-          <w:szCs w:val="20"/>
-        </w:rPr>
-        <w:t>|  Inputs: Carestream X-Ray (Matrix: S_x) &amp; GE Medical MRI (Matrix: S_m)  |</w:t>
-      </w:r>
-    </w:p>
-    <w:p>
-      <w:pPr>
-        <w:rPr>
-          <w:b/>
-          <w:bCs/>
-          <w:sz w:val="20"/>
-          <w:szCs w:val="20"/>
-        </w:rPr>
-      </w:pPr>
-      <w:r>
-        <w:rPr>
-          <w:b/>
-          <w:bCs/>
-          <w:sz w:val="20"/>
-          <w:szCs w:val="20"/>
-        </w:rPr>
-        <w:t>+-------------------------------------------------------------------------+</w:t>
+      <w:proofErr w:type="gramStart"/>
+      <w:r>
+        <w:rPr>
+          <w:b/>
+          <w:bCs/>
+          <w:sz w:val="20"/>
+          <w:szCs w:val="20"/>
+        </w:rPr>
+        <w:t>|  Inputs</w:t>
+      </w:r>
+      <w:proofErr w:type="gramEnd"/>
+      <w:r>
+        <w:rPr>
+          <w:b/>
+          <w:bCs/>
+          <w:sz w:val="20"/>
+          <w:szCs w:val="20"/>
+        </w:rPr>
+        <w:t xml:space="preserve">: Carestream X-Ray (Matrix: </w:t>
+      </w:r>
+      <w:proofErr w:type="spellStart"/>
+      <w:r>
+        <w:rPr>
+          <w:b/>
+          <w:bCs/>
+          <w:sz w:val="20"/>
+          <w:szCs w:val="20"/>
+        </w:rPr>
+        <w:t>S_x</w:t>
+      </w:r>
+      <w:proofErr w:type="spellEnd"/>
+      <w:r>
+        <w:rPr>
+          <w:b/>
+          <w:bCs/>
+          <w:sz w:val="20"/>
+          <w:szCs w:val="20"/>
+        </w:rPr>
+        <w:t xml:space="preserve">) &amp; GE Medical MRI (Matrix: </w:t>
+      </w:r>
+      <w:proofErr w:type="spellStart"/>
+      <w:r>
+        <w:rPr>
+          <w:b/>
+          <w:bCs/>
+          <w:sz w:val="20"/>
+          <w:szCs w:val="20"/>
+        </w:rPr>
+        <w:t>S_m</w:t>
+      </w:r>
+      <w:proofErr w:type="spellEnd"/>
+      <w:proofErr w:type="gramStart"/>
+      <w:r>
+        <w:rPr>
+          <w:b/>
+          <w:bCs/>
+          <w:sz w:val="20"/>
+          <w:szCs w:val="20"/>
+        </w:rPr>
+        <w:t>)  |</w:t>
+      </w:r>
+      <w:proofErr w:type="gramEnd"/>
+    </w:p>
+    <w:p>
+      <w:pPr>
+        <w:rPr>
+          <w:b/>
+          <w:bCs/>
+          <w:sz w:val="20"/>
+          <w:szCs w:val="20"/>
+        </w:rPr>
+      </w:pPr>
+      <w:proofErr w:type="gramStart"/>
+      <w:r>
+        <w:rPr>
+          <w:b/>
+          <w:bCs/>
+          <w:sz w:val="20"/>
+          <w:szCs w:val="20"/>
+        </w:rPr>
+        <w:t>+-</w:t>
+      </w:r>
+      <w:proofErr w:type="gramEnd"/>
+      <w:r>
+        <w:rPr>
+          <w:b/>
+          <w:bCs/>
+          <w:sz w:val="20"/>
+          <w:szCs w:val="20"/>
+        </w:rPr>
+        <w:t>------------------------------------------------------------------------+</w:t>
       </w:r>
     </w:p>
     <w:p>
@@ -7141,14 +7918,25 @@
           <w:szCs w:val="20"/>
         </w:rPr>
       </w:pPr>
-      <w:r>
-        <w:rPr>
-          <w:b/>
-          <w:bCs/>
-          <w:sz w:val="20"/>
-          <w:szCs w:val="20"/>
-        </w:rPr>
-        <w:t>+-------------------------------------------------------------------------+</w:t>
+      <w:proofErr w:type="gramStart"/>
+      <w:r>
+        <w:rPr>
+          <w:b/>
+          <w:bCs/>
+          <w:sz w:val="20"/>
+          <w:szCs w:val="20"/>
+        </w:rPr>
+        <w:t>+-</w:t>
+      </w:r>
+      <w:proofErr w:type="gramEnd"/>
+      <w:r>
+        <w:rPr>
+          <w:b/>
+          <w:bCs/>
+          <w:sz w:val="20"/>
+          <w:szCs w:val="20"/>
+        </w:rPr>
+        <w:t>------------------------------------------------------------------------+</w:t>
       </w:r>
     </w:p>
     <w:p>
@@ -7189,52 +7977,85 @@
           <w:szCs w:val="20"/>
         </w:rPr>
       </w:pPr>
-      <w:r>
-        <w:rPr>
-          <w:b/>
-          <w:bCs/>
-          <w:sz w:val="20"/>
-          <w:szCs w:val="20"/>
-        </w:rPr>
-        <w:t>|  - Maps spatial coordinates via affine transformation matrices         |</w:t>
-      </w:r>
-    </w:p>
-    <w:p>
-      <w:pPr>
-        <w:rPr>
-          <w:b/>
-          <w:bCs/>
-          <w:sz w:val="20"/>
-          <w:szCs w:val="20"/>
-        </w:rPr>
-      </w:pPr>
-      <w:r>
-        <w:rPr>
-          <w:b/>
-          <w:bCs/>
-          <w:sz w:val="20"/>
-          <w:szCs w:val="20"/>
-        </w:rPr>
-        <w:t>|  - Computes Hounsfield Units and Signal Intensity Vectors per Voxel     |</w:t>
-      </w:r>
-    </w:p>
-    <w:p>
-      <w:pPr>
-        <w:rPr>
-          <w:b/>
-          <w:bCs/>
-          <w:sz w:val="20"/>
-          <w:szCs w:val="20"/>
-        </w:rPr>
-      </w:pPr>
-      <w:r>
-        <w:rPr>
-          <w:b/>
-          <w:bCs/>
-          <w:sz w:val="20"/>
-          <w:szCs w:val="20"/>
-        </w:rPr>
-        <w:t>+-------------------------------------------------------------------------+</w:t>
+      <w:proofErr w:type="gramStart"/>
+      <w:r>
+        <w:rPr>
+          <w:b/>
+          <w:bCs/>
+          <w:sz w:val="20"/>
+          <w:szCs w:val="20"/>
+        </w:rPr>
+        <w:t>|  -</w:t>
+      </w:r>
+      <w:proofErr w:type="gramEnd"/>
+      <w:r>
+        <w:rPr>
+          <w:b/>
+          <w:bCs/>
+          <w:sz w:val="20"/>
+          <w:szCs w:val="20"/>
+        </w:rPr>
+        <w:t xml:space="preserve"> Maps spatial coordinates via affine transformation matrices         |</w:t>
+      </w:r>
+    </w:p>
+    <w:p>
+      <w:pPr>
+        <w:rPr>
+          <w:b/>
+          <w:bCs/>
+          <w:sz w:val="20"/>
+          <w:szCs w:val="20"/>
+        </w:rPr>
+      </w:pPr>
+      <w:proofErr w:type="gramStart"/>
+      <w:r>
+        <w:rPr>
+          <w:b/>
+          <w:bCs/>
+          <w:sz w:val="20"/>
+          <w:szCs w:val="20"/>
+        </w:rPr>
+        <w:t>|  -</w:t>
+      </w:r>
+      <w:proofErr w:type="gramEnd"/>
+      <w:r>
+        <w:rPr>
+          <w:b/>
+          <w:bCs/>
+          <w:sz w:val="20"/>
+          <w:szCs w:val="20"/>
+        </w:rPr>
+        <w:t xml:space="preserve"> Computes Hounsfield Units and Signal Intensity Vectors per Voxel     |</w:t>
+      </w:r>
+    </w:p>
+    <w:p>
+      <w:pPr>
+        <w:rPr>
+          <w:b/>
+          <w:bCs/>
+          <w:sz w:val="20"/>
+          <w:szCs w:val="20"/>
+        </w:rPr>
+      </w:pPr>
+      <w:proofErr w:type="gramStart"/>
+      <w:r>
+        <w:rPr>
+          <w:b/>
+          <w:bCs/>
+          <w:sz w:val="20"/>
+          <w:szCs w:val="20"/>
+        </w:rPr>
+        <w:t>+-</w:t>
+      </w:r>
+      <w:proofErr w:type="gramEnd"/>
+      <w:r>
+        <w:rPr>
+          <w:b/>
+          <w:bCs/>
+          <w:sz w:val="20"/>
+          <w:szCs w:val="20"/>
+        </w:rPr>
+        <w:t>------------------------------------------------------------------------+</w:t>
       </w:r>
     </w:p>
     <w:p>
@@ -7294,100 +8115,164 @@
           <w:szCs w:val="20"/>
         </w:rPr>
       </w:pPr>
-      <w:r>
-        <w:rPr>
-          <w:b/>
-          <w:bCs/>
-          <w:sz w:val="20"/>
-          <w:szCs w:val="20"/>
-        </w:rPr>
-        <w:t>+-------------------------------------------------------------------------+</w:t>
-      </w:r>
-    </w:p>
-    <w:p>
-      <w:pPr>
-        <w:rPr>
-          <w:b/>
-          <w:bCs/>
-          <w:sz w:val="20"/>
-          <w:szCs w:val="20"/>
-        </w:rPr>
-      </w:pPr>
-    </w:p>
-    <w:p>
-      <w:pPr>
-        <w:rPr>
-          <w:b/>
-          <w:bCs/>
-          <w:sz w:val="20"/>
-          <w:szCs w:val="20"/>
-        </w:rPr>
-      </w:pPr>
-      <w:r>
-        <w:rPr>
-          <w:b/>
-          <w:bCs/>
-          <w:sz w:val="20"/>
-          <w:szCs w:val="20"/>
-        </w:rPr>
-        <w:t>|                Anisotropic Diffusion &amp; Isosurface Filtering             |</w:t>
-      </w:r>
-    </w:p>
-    <w:p>
-      <w:pPr>
-        <w:rPr>
-          <w:b/>
-          <w:bCs/>
-          <w:sz w:val="20"/>
-          <w:szCs w:val="20"/>
-        </w:rPr>
-      </w:pPr>
-      <w:r>
-        <w:rPr>
-          <w:b/>
-          <w:bCs/>
-          <w:sz w:val="20"/>
-          <w:szCs w:val="20"/>
-        </w:rPr>
-        <w:t>|  - Isolates high-contrast desmoplastic rim vs. suppressed lipid core     |</w:t>
-      </w:r>
-    </w:p>
-    <w:p>
-      <w:pPr>
-        <w:rPr>
-          <w:b/>
-          <w:bCs/>
-          <w:sz w:val="20"/>
-          <w:szCs w:val="20"/>
-        </w:rPr>
-      </w:pPr>
-      <w:r>
-        <w:rPr>
-          <w:b/>
-          <w:bCs/>
-          <w:sz w:val="20"/>
-          <w:szCs w:val="20"/>
-        </w:rPr>
-        <w:t>|  - Generates zero-crossing boundaries via Ray-Marching kernels          |</w:t>
-      </w:r>
-    </w:p>
-    <w:p>
-      <w:pPr>
-        <w:rPr>
-          <w:b/>
-          <w:bCs/>
-          <w:sz w:val="20"/>
-          <w:szCs w:val="20"/>
-        </w:rPr>
-      </w:pPr>
-      <w:r>
-        <w:rPr>
-          <w:b/>
-          <w:bCs/>
-          <w:sz w:val="20"/>
-          <w:szCs w:val="20"/>
-        </w:rPr>
-        <w:t>+-------------------------------------------------------------------------+</w:t>
+      <w:proofErr w:type="gramStart"/>
+      <w:r>
+        <w:rPr>
+          <w:b/>
+          <w:bCs/>
+          <w:sz w:val="20"/>
+          <w:szCs w:val="20"/>
+        </w:rPr>
+        <w:t>+-</w:t>
+      </w:r>
+      <w:proofErr w:type="gramEnd"/>
+      <w:r>
+        <w:rPr>
+          <w:b/>
+          <w:bCs/>
+          <w:sz w:val="20"/>
+          <w:szCs w:val="20"/>
+        </w:rPr>
+        <w:t>------------------------------------------------------------------------+</w:t>
+      </w:r>
+    </w:p>
+    <w:p>
+      <w:pPr>
+        <w:rPr>
+          <w:b/>
+          <w:bCs/>
+          <w:sz w:val="20"/>
+          <w:szCs w:val="20"/>
+        </w:rPr>
+      </w:pPr>
+    </w:p>
+    <w:p>
+      <w:pPr>
+        <w:rPr>
+          <w:b/>
+          <w:bCs/>
+          <w:sz w:val="20"/>
+          <w:szCs w:val="20"/>
+        </w:rPr>
+      </w:pPr>
+      <w:r>
+        <w:rPr>
+          <w:b/>
+          <w:bCs/>
+          <w:sz w:val="20"/>
+          <w:szCs w:val="20"/>
+        </w:rPr>
+        <w:t xml:space="preserve">|                Anisotropic Diffusion &amp; </w:t>
+      </w:r>
+      <w:proofErr w:type="spellStart"/>
+      <w:r>
+        <w:rPr>
+          <w:b/>
+          <w:bCs/>
+          <w:sz w:val="20"/>
+          <w:szCs w:val="20"/>
+        </w:rPr>
+        <w:t>Isosurface</w:t>
+      </w:r>
+      <w:proofErr w:type="spellEnd"/>
+      <w:r>
+        <w:rPr>
+          <w:b/>
+          <w:bCs/>
+          <w:sz w:val="20"/>
+          <w:szCs w:val="20"/>
+        </w:rPr>
+        <w:t xml:space="preserve"> Filtering             |</w:t>
+      </w:r>
+    </w:p>
+    <w:p>
+      <w:pPr>
+        <w:rPr>
+          <w:b/>
+          <w:bCs/>
+          <w:sz w:val="20"/>
+          <w:szCs w:val="20"/>
+        </w:rPr>
+      </w:pPr>
+      <w:proofErr w:type="gramStart"/>
+      <w:r>
+        <w:rPr>
+          <w:b/>
+          <w:bCs/>
+          <w:sz w:val="20"/>
+          <w:szCs w:val="20"/>
+        </w:rPr>
+        <w:t>|  -</w:t>
+      </w:r>
+      <w:proofErr w:type="gramEnd"/>
+      <w:r>
+        <w:rPr>
+          <w:b/>
+          <w:bCs/>
+          <w:sz w:val="20"/>
+          <w:szCs w:val="20"/>
+        </w:rPr>
+        <w:t xml:space="preserve"> Isolates high-contrast desmoplastic rim vs. suppressed lipid core     |</w:t>
+      </w:r>
+    </w:p>
+    <w:p>
+      <w:pPr>
+        <w:rPr>
+          <w:b/>
+          <w:bCs/>
+          <w:sz w:val="20"/>
+          <w:szCs w:val="20"/>
+        </w:rPr>
+      </w:pPr>
+      <w:proofErr w:type="gramStart"/>
+      <w:r>
+        <w:rPr>
+          <w:b/>
+          <w:bCs/>
+          <w:sz w:val="20"/>
+          <w:szCs w:val="20"/>
+        </w:rPr>
+        <w:t>|  -</w:t>
+      </w:r>
+      <w:proofErr w:type="gramEnd"/>
+      <w:r>
+        <w:rPr>
+          <w:b/>
+          <w:bCs/>
+          <w:sz w:val="20"/>
+          <w:szCs w:val="20"/>
+        </w:rPr>
+        <w:t xml:space="preserve"> Generates zero-crossing boundaries via Ray-Marching kernels          |</w:t>
+      </w:r>
+    </w:p>
+    <w:p>
+      <w:pPr>
+        <w:rPr>
+          <w:b/>
+          <w:bCs/>
+          <w:sz w:val="20"/>
+          <w:szCs w:val="20"/>
+        </w:rPr>
+      </w:pPr>
+      <w:proofErr w:type="gramStart"/>
+      <w:r>
+        <w:rPr>
+          <w:b/>
+          <w:bCs/>
+          <w:sz w:val="20"/>
+          <w:szCs w:val="20"/>
+        </w:rPr>
+        <w:t>+-</w:t>
+      </w:r>
+      <w:proofErr w:type="gramEnd"/>
+      <w:r>
+        <w:rPr>
+          <w:b/>
+          <w:bCs/>
+          <w:sz w:val="20"/>
+          <w:szCs w:val="20"/>
+        </w:rPr>
+        <w:t>------------------------------------------------------------------------+</w:t>
       </w:r>
     </w:p>
     <w:p>
@@ -7447,14 +8332,25 @@
           <w:szCs w:val="20"/>
         </w:rPr>
       </w:pPr>
-      <w:r>
-        <w:rPr>
-          <w:b/>
-          <w:bCs/>
-          <w:sz w:val="20"/>
-          <w:szCs w:val="20"/>
-        </w:rPr>
-        <w:t>+-------------------------------------------------------------------------+</w:t>
+      <w:proofErr w:type="gramStart"/>
+      <w:r>
+        <w:rPr>
+          <w:b/>
+          <w:bCs/>
+          <w:sz w:val="20"/>
+          <w:szCs w:val="20"/>
+        </w:rPr>
+        <w:t>+-</w:t>
+      </w:r>
+      <w:proofErr w:type="gramEnd"/>
+      <w:r>
+        <w:rPr>
+          <w:b/>
+          <w:bCs/>
+          <w:sz w:val="20"/>
+          <w:szCs w:val="20"/>
+        </w:rPr>
+        <w:t>------------------------------------------------------------------------+</w:t>
       </w:r>
     </w:p>
     <w:p>
@@ -7495,25 +8391,47 @@
           <w:szCs w:val="20"/>
         </w:rPr>
       </w:pPr>
-      <w:r>
-        <w:rPr>
-          <w:b/>
-          <w:bCs/>
-          <w:sz w:val="20"/>
-          <w:szCs w:val="20"/>
-        </w:rPr>
-        <w:t>|  - Outputs localized volumetric mass, expansion vector, and 3D mesh      |</w:t>
-      </w:r>
-    </w:p>
-    <w:p>
-      <w:r>
-        <w:rPr>
-          <w:b/>
-          <w:bCs/>
-          <w:sz w:val="20"/>
-          <w:szCs w:val="20"/>
-        </w:rPr>
-        <w:t>+-------------------------------------------------------------------------+</w:t>
+      <w:proofErr w:type="gramStart"/>
+      <w:r>
+        <w:rPr>
+          <w:b/>
+          <w:bCs/>
+          <w:sz w:val="20"/>
+          <w:szCs w:val="20"/>
+        </w:rPr>
+        <w:t>|  -</w:t>
+      </w:r>
+      <w:proofErr w:type="gramEnd"/>
+      <w:r>
+        <w:rPr>
+          <w:b/>
+          <w:bCs/>
+          <w:sz w:val="20"/>
+          <w:szCs w:val="20"/>
+        </w:rPr>
+        <w:t xml:space="preserve"> Outputs localized volumetric mass, expansion vector, and 3D mesh      |</w:t>
+      </w:r>
+    </w:p>
+    <w:p>
+      <w:proofErr w:type="gramStart"/>
+      <w:r>
+        <w:rPr>
+          <w:b/>
+          <w:bCs/>
+          <w:sz w:val="20"/>
+          <w:szCs w:val="20"/>
+        </w:rPr>
+        <w:t>+-</w:t>
+      </w:r>
+      <w:proofErr w:type="gramEnd"/>
+      <w:r>
+        <w:rPr>
+          <w:b/>
+          <w:bCs/>
+          <w:sz w:val="20"/>
+          <w:szCs w:val="20"/>
+        </w:rPr>
+        <w:t>------------------------------------------------------------------------+</w:t>
       </w:r>
     </w:p>
     <w:p>
@@ -7544,80 +8462,221 @@
           <w:szCs w:val="20"/>
         </w:rPr>
       </w:pPr>
-      <w:r>
-        <w:rPr>
-          <w:sz w:val="20"/>
-          <w:szCs w:val="20"/>
-        </w:rPr>
-        <w:t>import numpy as np</w:t>
-      </w:r>
-    </w:p>
-    <w:p>
-      <w:pPr>
-        <w:rPr>
-          <w:sz w:val="20"/>
-          <w:szCs w:val="20"/>
-        </w:rPr>
-      </w:pPr>
-      <w:r>
-        <w:rPr>
-          <w:sz w:val="20"/>
-          <w:szCs w:val="20"/>
-        </w:rPr>
-        <w:t>import pydicom</w:t>
-      </w:r>
-    </w:p>
-    <w:p>
-      <w:pPr>
-        <w:rPr>
-          <w:sz w:val="20"/>
-          <w:szCs w:val="20"/>
-        </w:rPr>
-      </w:pPr>
-      <w:r>
-        <w:rPr>
-          <w:sz w:val="20"/>
-          <w:szCs w:val="20"/>
-        </w:rPr>
-        <w:t>import scipy.ndimage as ndimage</w:t>
-      </w:r>
-    </w:p>
-    <w:p>
-      <w:pPr>
-        <w:rPr>
-          <w:sz w:val="20"/>
-          <w:szCs w:val="20"/>
-        </w:rPr>
-      </w:pPr>
-    </w:p>
-    <w:p>
-      <w:pPr>
-        <w:rPr>
-          <w:sz w:val="20"/>
-          <w:szCs w:val="20"/>
-        </w:rPr>
-      </w:pPr>
-      <w:r>
-        <w:rPr>
-          <w:sz w:val="20"/>
-          <w:szCs w:val="20"/>
-        </w:rPr>
-        <w:t>class VesicleVoxelPipeline:</w:t>
-      </w:r>
-    </w:p>
-    <w:p>
-      <w:pPr>
-        <w:rPr>
-          <w:sz w:val="20"/>
-          <w:szCs w:val="20"/>
-        </w:rPr>
-      </w:pPr>
-      <w:r>
-        <w:rPr>
-          <w:sz w:val="20"/>
-          <w:szCs w:val="20"/>
-        </w:rPr>
-        <w:t xml:space="preserve">    def __init__(self, mri_dicom_path, adc_dicom_path):</w:t>
+      <w:proofErr w:type="gramStart"/>
+      <w:r>
+        <w:rPr>
+          <w:sz w:val="20"/>
+          <w:szCs w:val="20"/>
+        </w:rPr>
+        <w:t>import</w:t>
+      </w:r>
+      <w:proofErr w:type="gramEnd"/>
+      <w:r>
+        <w:rPr>
+          <w:sz w:val="20"/>
+          <w:szCs w:val="20"/>
+        </w:rPr>
+        <w:t xml:space="preserve"> </w:t>
+      </w:r>
+      <w:proofErr w:type="spellStart"/>
+      <w:r>
+        <w:rPr>
+          <w:sz w:val="20"/>
+          <w:szCs w:val="20"/>
+        </w:rPr>
+        <w:t>numpy</w:t>
+      </w:r>
+      <w:proofErr w:type="spellEnd"/>
+      <w:r>
+        <w:rPr>
+          <w:sz w:val="20"/>
+          <w:szCs w:val="20"/>
+        </w:rPr>
+        <w:t xml:space="preserve"> as np</w:t>
+      </w:r>
+    </w:p>
+    <w:p>
+      <w:pPr>
+        <w:rPr>
+          <w:sz w:val="20"/>
+          <w:szCs w:val="20"/>
+        </w:rPr>
+      </w:pPr>
+      <w:r>
+        <w:rPr>
+          <w:sz w:val="20"/>
+          <w:szCs w:val="20"/>
+        </w:rPr>
+        <w:t xml:space="preserve">import </w:t>
+      </w:r>
+      <w:proofErr w:type="spellStart"/>
+      <w:r>
+        <w:rPr>
+          <w:sz w:val="20"/>
+          <w:szCs w:val="20"/>
+        </w:rPr>
+        <w:t>pydicom</w:t>
+      </w:r>
+      <w:proofErr w:type="spellEnd"/>
+    </w:p>
+    <w:p>
+      <w:pPr>
+        <w:rPr>
+          <w:sz w:val="20"/>
+          <w:szCs w:val="20"/>
+        </w:rPr>
+      </w:pPr>
+      <w:r>
+        <w:rPr>
+          <w:sz w:val="20"/>
+          <w:szCs w:val="20"/>
+        </w:rPr>
+        <w:t xml:space="preserve">import </w:t>
+      </w:r>
+      <w:proofErr w:type="spellStart"/>
+      <w:proofErr w:type="gramStart"/>
+      <w:r>
+        <w:rPr>
+          <w:sz w:val="20"/>
+          <w:szCs w:val="20"/>
+        </w:rPr>
+        <w:t>scipy.ndimage</w:t>
+      </w:r>
+      <w:proofErr w:type="spellEnd"/>
+      <w:proofErr w:type="gramEnd"/>
+      <w:r>
+        <w:rPr>
+          <w:sz w:val="20"/>
+          <w:szCs w:val="20"/>
+        </w:rPr>
+        <w:t xml:space="preserve"> as </w:t>
+      </w:r>
+      <w:proofErr w:type="spellStart"/>
+      <w:r>
+        <w:rPr>
+          <w:sz w:val="20"/>
+          <w:szCs w:val="20"/>
+        </w:rPr>
+        <w:t>ndimage</w:t>
+      </w:r>
+      <w:proofErr w:type="spellEnd"/>
+    </w:p>
+    <w:p>
+      <w:pPr>
+        <w:rPr>
+          <w:sz w:val="20"/>
+          <w:szCs w:val="20"/>
+        </w:rPr>
+      </w:pPr>
+    </w:p>
+    <w:p>
+      <w:pPr>
+        <w:rPr>
+          <w:sz w:val="20"/>
+          <w:szCs w:val="20"/>
+        </w:rPr>
+      </w:pPr>
+      <w:r>
+        <w:rPr>
+          <w:sz w:val="20"/>
+          <w:szCs w:val="20"/>
+        </w:rPr>
+        <w:t xml:space="preserve">class </w:t>
+      </w:r>
+      <w:proofErr w:type="spellStart"/>
+      <w:r>
+        <w:rPr>
+          <w:sz w:val="20"/>
+          <w:szCs w:val="20"/>
+        </w:rPr>
+        <w:t>VesicleVoxelPipeline</w:t>
+      </w:r>
+      <w:proofErr w:type="spellEnd"/>
+      <w:r>
+        <w:rPr>
+          <w:sz w:val="20"/>
+          <w:szCs w:val="20"/>
+        </w:rPr>
+        <w:t>:</w:t>
+      </w:r>
+    </w:p>
+    <w:p>
+      <w:pPr>
+        <w:rPr>
+          <w:sz w:val="20"/>
+          <w:szCs w:val="20"/>
+        </w:rPr>
+      </w:pPr>
+      <w:r>
+        <w:rPr>
+          <w:sz w:val="20"/>
+          <w:szCs w:val="20"/>
+        </w:rPr>
+        <w:t xml:space="preserve">    def __</w:t>
+      </w:r>
+      <w:proofErr w:type="spellStart"/>
+      <w:r>
+        <w:rPr>
+          <w:sz w:val="20"/>
+          <w:szCs w:val="20"/>
+        </w:rPr>
+        <w:t>init</w:t>
+      </w:r>
+      <w:proofErr w:type="spellEnd"/>
+      <w:r>
+        <w:rPr>
+          <w:sz w:val="20"/>
+          <w:szCs w:val="20"/>
+        </w:rPr>
+        <w:t>_</w:t>
+      </w:r>
+      <w:proofErr w:type="gramStart"/>
+      <w:r>
+        <w:rPr>
+          <w:sz w:val="20"/>
+          <w:szCs w:val="20"/>
+        </w:rPr>
+        <w:t>_(</w:t>
+      </w:r>
+      <w:proofErr w:type="gramEnd"/>
+      <w:r>
+        <w:rPr>
+          <w:sz w:val="20"/>
+          <w:szCs w:val="20"/>
+        </w:rPr>
+        <w:t xml:space="preserve">self, </w:t>
+      </w:r>
+      <w:proofErr w:type="spellStart"/>
+      <w:r>
+        <w:rPr>
+          <w:sz w:val="20"/>
+          <w:szCs w:val="20"/>
+        </w:rPr>
+        <w:t>mri_dicom_path</w:t>
+      </w:r>
+      <w:proofErr w:type="spellEnd"/>
+      <w:r>
+        <w:rPr>
+          <w:sz w:val="20"/>
+          <w:szCs w:val="20"/>
+        </w:rPr>
+        <w:t xml:space="preserve">, </w:t>
+      </w:r>
+      <w:proofErr w:type="spellStart"/>
+      <w:r>
+        <w:rPr>
+          <w:sz w:val="20"/>
+          <w:szCs w:val="20"/>
+        </w:rPr>
+        <w:t>adc_dicom_path</w:t>
+      </w:r>
+      <w:proofErr w:type="spellEnd"/>
+      <w:r>
+        <w:rPr>
+          <w:sz w:val="20"/>
+          <w:szCs w:val="20"/>
+        </w:rPr>
+        <w:t>):</w:t>
       </w:r>
     </w:p>
     <w:p>
@@ -7677,67 +8736,57 @@
           <w:sz w:val="20"/>
           <w:szCs w:val="20"/>
         </w:rPr>
-        <w:t xml:space="preserve">        self.mri_slice = pydicom.dcmread(mri_dicom_path)</w:t>
-      </w:r>
-    </w:p>
-    <w:p>
-      <w:pPr>
-        <w:rPr>
-          <w:sz w:val="20"/>
-          <w:szCs w:val="20"/>
-        </w:rPr>
-      </w:pPr>
-      <w:r>
-        <w:rPr>
-          <w:sz w:val="20"/>
-          <w:szCs w:val="20"/>
-        </w:rPr>
-        <w:t xml:space="preserve">        self.adc_slice = pydicom.dcmread(adc_dicom_path)</w:t>
-      </w:r>
-    </w:p>
-    <w:p>
-      <w:pPr>
-        <w:rPr>
-          <w:sz w:val="20"/>
-          <w:szCs w:val="20"/>
-        </w:rPr>
-      </w:pPr>
-      <w:r>
-        <w:rPr>
-          <w:sz w:val="20"/>
-          <w:szCs w:val="20"/>
-        </w:rPr>
         <w:t xml:space="preserve">        </w:t>
       </w:r>
-    </w:p>
-    <w:p>
-      <w:pPr>
-        <w:rPr>
-          <w:sz w:val="20"/>
-          <w:szCs w:val="20"/>
-        </w:rPr>
-      </w:pPr>
-      <w:r>
-        <w:rPr>
-          <w:sz w:val="20"/>
-          <w:szCs w:val="20"/>
-        </w:rPr>
-        <w:t xml:space="preserve">        self.mri_matrix = self.mri_slice.pixel_array.astype(np.float32)</w:t>
-      </w:r>
-    </w:p>
-    <w:p>
-      <w:pPr>
-        <w:rPr>
-          <w:sz w:val="20"/>
-          <w:szCs w:val="20"/>
-        </w:rPr>
-      </w:pPr>
-      <w:r>
-        <w:rPr>
-          <w:sz w:val="20"/>
-          <w:szCs w:val="20"/>
-        </w:rPr>
-        <w:t xml:space="preserve">        self.adc_matrix = self.adc_slice.pixel_array.astype(np.float32)</w:t>
+      <w:proofErr w:type="spellStart"/>
+      <w:r>
+        <w:rPr>
+          <w:sz w:val="20"/>
+          <w:szCs w:val="20"/>
+        </w:rPr>
+        <w:t>self.mri_slice</w:t>
+      </w:r>
+      <w:proofErr w:type="spellEnd"/>
+      <w:r>
+        <w:rPr>
+          <w:sz w:val="20"/>
+          <w:szCs w:val="20"/>
+        </w:rPr>
+        <w:t xml:space="preserve"> = </w:t>
+      </w:r>
+      <w:proofErr w:type="spellStart"/>
+      <w:proofErr w:type="gramStart"/>
+      <w:r>
+        <w:rPr>
+          <w:sz w:val="20"/>
+          <w:szCs w:val="20"/>
+        </w:rPr>
+        <w:t>pydicom.dcmread</w:t>
+      </w:r>
+      <w:proofErr w:type="spellEnd"/>
+      <w:proofErr w:type="gramEnd"/>
+      <w:r>
+        <w:rPr>
+          <w:sz w:val="20"/>
+          <w:szCs w:val="20"/>
+        </w:rPr>
+        <w:t>(</w:t>
+      </w:r>
+      <w:proofErr w:type="spellStart"/>
+      <w:r>
+        <w:rPr>
+          <w:sz w:val="20"/>
+          <w:szCs w:val="20"/>
+        </w:rPr>
+        <w:t>mri_dicom_path</w:t>
+      </w:r>
+      <w:proofErr w:type="spellEnd"/>
+      <w:r>
+        <w:rPr>
+          <w:sz w:val="20"/>
+          <w:szCs w:val="20"/>
+        </w:rPr>
+        <w:t>)</w:t>
       </w:r>
     </w:p>
     <w:p>
@@ -7754,20 +8803,292 @@
         </w:rPr>
         <w:t xml:space="preserve">        </w:t>
       </w:r>
-    </w:p>
-    <w:p>
-      <w:pPr>
-        <w:rPr>
-          <w:sz w:val="20"/>
-          <w:szCs w:val="20"/>
-        </w:rPr>
-      </w:pPr>
-      <w:r>
-        <w:rPr>
-          <w:sz w:val="20"/>
-          <w:szCs w:val="20"/>
-        </w:rPr>
-        <w:t xml:space="preserve">    def calibrate_spatial_resolution(self):</w:t>
+      <w:proofErr w:type="spellStart"/>
+      <w:r>
+        <w:rPr>
+          <w:sz w:val="20"/>
+          <w:szCs w:val="20"/>
+        </w:rPr>
+        <w:t>self.adc_slice</w:t>
+      </w:r>
+      <w:proofErr w:type="spellEnd"/>
+      <w:r>
+        <w:rPr>
+          <w:sz w:val="20"/>
+          <w:szCs w:val="20"/>
+        </w:rPr>
+        <w:t xml:space="preserve"> = </w:t>
+      </w:r>
+      <w:proofErr w:type="spellStart"/>
+      <w:proofErr w:type="gramStart"/>
+      <w:r>
+        <w:rPr>
+          <w:sz w:val="20"/>
+          <w:szCs w:val="20"/>
+        </w:rPr>
+        <w:t>pydicom.dcmread</w:t>
+      </w:r>
+      <w:proofErr w:type="spellEnd"/>
+      <w:proofErr w:type="gramEnd"/>
+      <w:r>
+        <w:rPr>
+          <w:sz w:val="20"/>
+          <w:szCs w:val="20"/>
+        </w:rPr>
+        <w:t>(</w:t>
+      </w:r>
+      <w:proofErr w:type="spellStart"/>
+      <w:r>
+        <w:rPr>
+          <w:sz w:val="20"/>
+          <w:szCs w:val="20"/>
+        </w:rPr>
+        <w:t>adc_dicom_path</w:t>
+      </w:r>
+      <w:proofErr w:type="spellEnd"/>
+      <w:r>
+        <w:rPr>
+          <w:sz w:val="20"/>
+          <w:szCs w:val="20"/>
+        </w:rPr>
+        <w:t>)</w:t>
+      </w:r>
+    </w:p>
+    <w:p>
+      <w:pPr>
+        <w:rPr>
+          <w:sz w:val="20"/>
+          <w:szCs w:val="20"/>
+        </w:rPr>
+      </w:pPr>
+      <w:r>
+        <w:rPr>
+          <w:sz w:val="20"/>
+          <w:szCs w:val="20"/>
+        </w:rPr>
+        <w:t xml:space="preserve">        </w:t>
+      </w:r>
+    </w:p>
+    <w:p>
+      <w:pPr>
+        <w:rPr>
+          <w:sz w:val="20"/>
+          <w:szCs w:val="20"/>
+        </w:rPr>
+      </w:pPr>
+      <w:r>
+        <w:rPr>
+          <w:sz w:val="20"/>
+          <w:szCs w:val="20"/>
+        </w:rPr>
+        <w:t xml:space="preserve">        </w:t>
+      </w:r>
+      <w:proofErr w:type="spellStart"/>
+      <w:r>
+        <w:rPr>
+          <w:sz w:val="20"/>
+          <w:szCs w:val="20"/>
+        </w:rPr>
+        <w:t>self.mri_matrix</w:t>
+      </w:r>
+      <w:proofErr w:type="spellEnd"/>
+      <w:r>
+        <w:rPr>
+          <w:sz w:val="20"/>
+          <w:szCs w:val="20"/>
+        </w:rPr>
+        <w:t xml:space="preserve"> = </w:t>
+      </w:r>
+      <w:proofErr w:type="spellStart"/>
+      <w:r>
+        <w:rPr>
+          <w:sz w:val="20"/>
+          <w:szCs w:val="20"/>
+        </w:rPr>
+        <w:t>self.mri_</w:t>
+      </w:r>
+      <w:proofErr w:type="gramStart"/>
+      <w:r>
+        <w:rPr>
+          <w:sz w:val="20"/>
+          <w:szCs w:val="20"/>
+        </w:rPr>
+        <w:t>slice.pixel</w:t>
+      </w:r>
+      <w:proofErr w:type="gramEnd"/>
+      <w:r>
+        <w:rPr>
+          <w:sz w:val="20"/>
+          <w:szCs w:val="20"/>
+        </w:rPr>
+        <w:t>_</w:t>
+      </w:r>
+      <w:proofErr w:type="gramStart"/>
+      <w:r>
+        <w:rPr>
+          <w:sz w:val="20"/>
+          <w:szCs w:val="20"/>
+        </w:rPr>
+        <w:t>array.astype</w:t>
+      </w:r>
+      <w:proofErr w:type="spellEnd"/>
+      <w:proofErr w:type="gramEnd"/>
+      <w:r>
+        <w:rPr>
+          <w:sz w:val="20"/>
+          <w:szCs w:val="20"/>
+        </w:rPr>
+        <w:t>(</w:t>
+      </w:r>
+      <w:proofErr w:type="gramStart"/>
+      <w:r>
+        <w:rPr>
+          <w:sz w:val="20"/>
+          <w:szCs w:val="20"/>
+        </w:rPr>
+        <w:t>np.float</w:t>
+      </w:r>
+      <w:proofErr w:type="gramEnd"/>
+      <w:r>
+        <w:rPr>
+          <w:sz w:val="20"/>
+          <w:szCs w:val="20"/>
+        </w:rPr>
+        <w:t>32)</w:t>
+      </w:r>
+    </w:p>
+    <w:p>
+      <w:pPr>
+        <w:rPr>
+          <w:sz w:val="20"/>
+          <w:szCs w:val="20"/>
+        </w:rPr>
+      </w:pPr>
+      <w:r>
+        <w:rPr>
+          <w:sz w:val="20"/>
+          <w:szCs w:val="20"/>
+        </w:rPr>
+        <w:t xml:space="preserve">        </w:t>
+      </w:r>
+      <w:proofErr w:type="spellStart"/>
+      <w:r>
+        <w:rPr>
+          <w:sz w:val="20"/>
+          <w:szCs w:val="20"/>
+        </w:rPr>
+        <w:t>self.adc_matrix</w:t>
+      </w:r>
+      <w:proofErr w:type="spellEnd"/>
+      <w:r>
+        <w:rPr>
+          <w:sz w:val="20"/>
+          <w:szCs w:val="20"/>
+        </w:rPr>
+        <w:t xml:space="preserve"> = </w:t>
+      </w:r>
+      <w:proofErr w:type="spellStart"/>
+      <w:r>
+        <w:rPr>
+          <w:sz w:val="20"/>
+          <w:szCs w:val="20"/>
+        </w:rPr>
+        <w:t>self.adc_</w:t>
+      </w:r>
+      <w:proofErr w:type="gramStart"/>
+      <w:r>
+        <w:rPr>
+          <w:sz w:val="20"/>
+          <w:szCs w:val="20"/>
+        </w:rPr>
+        <w:t>slice.pixel</w:t>
+      </w:r>
+      <w:proofErr w:type="gramEnd"/>
+      <w:r>
+        <w:rPr>
+          <w:sz w:val="20"/>
+          <w:szCs w:val="20"/>
+        </w:rPr>
+        <w:t>_</w:t>
+      </w:r>
+      <w:proofErr w:type="gramStart"/>
+      <w:r>
+        <w:rPr>
+          <w:sz w:val="20"/>
+          <w:szCs w:val="20"/>
+        </w:rPr>
+        <w:t>array.astype</w:t>
+      </w:r>
+      <w:proofErr w:type="spellEnd"/>
+      <w:proofErr w:type="gramEnd"/>
+      <w:r>
+        <w:rPr>
+          <w:sz w:val="20"/>
+          <w:szCs w:val="20"/>
+        </w:rPr>
+        <w:t>(</w:t>
+      </w:r>
+      <w:proofErr w:type="gramStart"/>
+      <w:r>
+        <w:rPr>
+          <w:sz w:val="20"/>
+          <w:szCs w:val="20"/>
+        </w:rPr>
+        <w:t>np.float</w:t>
+      </w:r>
+      <w:proofErr w:type="gramEnd"/>
+      <w:r>
+        <w:rPr>
+          <w:sz w:val="20"/>
+          <w:szCs w:val="20"/>
+        </w:rPr>
+        <w:t>32)</w:t>
+      </w:r>
+    </w:p>
+    <w:p>
+      <w:pPr>
+        <w:rPr>
+          <w:sz w:val="20"/>
+          <w:szCs w:val="20"/>
+        </w:rPr>
+      </w:pPr>
+      <w:r>
+        <w:rPr>
+          <w:sz w:val="20"/>
+          <w:szCs w:val="20"/>
+        </w:rPr>
+        <w:t xml:space="preserve">        </w:t>
+      </w:r>
+    </w:p>
+    <w:p>
+      <w:pPr>
+        <w:rPr>
+          <w:sz w:val="20"/>
+          <w:szCs w:val="20"/>
+        </w:rPr>
+      </w:pPr>
+      <w:r>
+        <w:rPr>
+          <w:sz w:val="20"/>
+          <w:szCs w:val="20"/>
+        </w:rPr>
+        <w:t xml:space="preserve">    def </w:t>
+      </w:r>
+      <w:proofErr w:type="spellStart"/>
+      <w:r>
+        <w:rPr>
+          <w:sz w:val="20"/>
+          <w:szCs w:val="20"/>
+        </w:rPr>
+        <w:t>calibrate_spatial_resolution</w:t>
+      </w:r>
+      <w:proofErr w:type="spellEnd"/>
+      <w:r>
+        <w:rPr>
+          <w:sz w:val="20"/>
+          <w:szCs w:val="20"/>
+        </w:rPr>
+        <w:t>(self):</w:t>
       </w:r>
     </w:p>
     <w:p>
@@ -7827,7 +9148,48 @@
           <w:sz w:val="20"/>
           <w:szCs w:val="20"/>
         </w:rPr>
-        <w:t xml:space="preserve">        pixel_spacing = self.mri_slice.PixelSpacing  </w:t>
+        <w:t xml:space="preserve">        </w:t>
+      </w:r>
+      <w:proofErr w:type="spellStart"/>
+      <w:r>
+        <w:rPr>
+          <w:sz w:val="20"/>
+          <w:szCs w:val="20"/>
+        </w:rPr>
+        <w:t>pixel_spacing</w:t>
+      </w:r>
+      <w:proofErr w:type="spellEnd"/>
+      <w:r>
+        <w:rPr>
+          <w:sz w:val="20"/>
+          <w:szCs w:val="20"/>
+        </w:rPr>
+        <w:t xml:space="preserve"> = </w:t>
+      </w:r>
+      <w:proofErr w:type="spellStart"/>
+      <w:r>
+        <w:rPr>
+          <w:sz w:val="20"/>
+          <w:szCs w:val="20"/>
+        </w:rPr>
+        <w:t>self.mri_</w:t>
+      </w:r>
+      <w:proofErr w:type="gramStart"/>
+      <w:r>
+        <w:rPr>
+          <w:sz w:val="20"/>
+          <w:szCs w:val="20"/>
+        </w:rPr>
+        <w:t>slice.PixelSpacing</w:t>
+      </w:r>
+      <w:proofErr w:type="spellEnd"/>
+      <w:proofErr w:type="gramEnd"/>
+      <w:r>
+        <w:rPr>
+          <w:sz w:val="20"/>
+          <w:szCs w:val="20"/>
+        </w:rPr>
+        <w:t xml:space="preserve">  </w:t>
       </w:r>
       <w:r>
         <w:rPr>
@@ -7836,23 +9198,9 @@
           <w:sz w:val="20"/>
           <w:szCs w:val="20"/>
         </w:rPr>
-        <w:t># [dx, dy] in mm</w:t>
-      </w:r>
-    </w:p>
-    <w:p>
-      <w:pPr>
-        <w:rPr>
-          <w:sz w:val="20"/>
-          <w:szCs w:val="20"/>
-        </w:rPr>
-      </w:pPr>
-      <w:r>
-        <w:rPr>
-          <w:sz w:val="20"/>
-          <w:szCs w:val="20"/>
-        </w:rPr>
-        <w:t xml:space="preserve">        slice_thickness = self.mri_slice.SliceThickness  </w:t>
-      </w:r>
+        <w:t xml:space="preserve"># [dx, </w:t>
+      </w:r>
+      <w:proofErr w:type="spellStart"/>
       <w:r>
         <w:rPr>
           <w:i/>
@@ -7860,45 +9208,268 @@
           <w:sz w:val="20"/>
           <w:szCs w:val="20"/>
         </w:rPr>
-        <w:t># dz in mm</w:t>
-      </w:r>
-    </w:p>
-    <w:p>
-      <w:pPr>
-        <w:rPr>
-          <w:sz w:val="20"/>
-          <w:szCs w:val="20"/>
-        </w:rPr>
-      </w:pPr>
-      <w:r>
-        <w:rPr>
-          <w:sz w:val="20"/>
-          <w:szCs w:val="20"/>
-        </w:rPr>
-        <w:t xml:space="preserve">        return float(pixel_spacing[0]), float(pixel_spacing[1]), float(slice_thickness)</w:t>
-      </w:r>
-    </w:p>
-    <w:p>
-      <w:pPr>
-        <w:rPr>
-          <w:sz w:val="20"/>
-          <w:szCs w:val="20"/>
-        </w:rPr>
-      </w:pPr>
-    </w:p>
-    <w:p>
-      <w:pPr>
-        <w:rPr>
-          <w:sz w:val="20"/>
-          <w:szCs w:val="20"/>
-        </w:rPr>
-      </w:pPr>
-      <w:r>
-        <w:rPr>
-          <w:sz w:val="20"/>
-          <w:szCs w:val="20"/>
-        </w:rPr>
-        <w:t xml:space="preserve">    def segment_vesicle_core(self, t2_fat_sat_threshold=150.0, adc_upper_bound=700.0):</w:t>
+        <w:t>dy</w:t>
+      </w:r>
+      <w:proofErr w:type="spellEnd"/>
+      <w:r>
+        <w:rPr>
+          <w:i/>
+          <w:iCs/>
+          <w:sz w:val="20"/>
+          <w:szCs w:val="20"/>
+        </w:rPr>
+        <w:t>] in mm</w:t>
+      </w:r>
+    </w:p>
+    <w:p>
+      <w:pPr>
+        <w:rPr>
+          <w:sz w:val="20"/>
+          <w:szCs w:val="20"/>
+        </w:rPr>
+      </w:pPr>
+      <w:r>
+        <w:rPr>
+          <w:sz w:val="20"/>
+          <w:szCs w:val="20"/>
+        </w:rPr>
+        <w:t xml:space="preserve">        </w:t>
+      </w:r>
+      <w:proofErr w:type="spellStart"/>
+      <w:r>
+        <w:rPr>
+          <w:sz w:val="20"/>
+          <w:szCs w:val="20"/>
+        </w:rPr>
+        <w:t>slice_thickness</w:t>
+      </w:r>
+      <w:proofErr w:type="spellEnd"/>
+      <w:r>
+        <w:rPr>
+          <w:sz w:val="20"/>
+          <w:szCs w:val="20"/>
+        </w:rPr>
+        <w:t xml:space="preserve"> = </w:t>
+      </w:r>
+      <w:proofErr w:type="spellStart"/>
+      <w:r>
+        <w:rPr>
+          <w:sz w:val="20"/>
+          <w:szCs w:val="20"/>
+        </w:rPr>
+        <w:t>self.mri_</w:t>
+      </w:r>
+      <w:proofErr w:type="gramStart"/>
+      <w:r>
+        <w:rPr>
+          <w:sz w:val="20"/>
+          <w:szCs w:val="20"/>
+        </w:rPr>
+        <w:t>slice.SliceThickness</w:t>
+      </w:r>
+      <w:proofErr w:type="spellEnd"/>
+      <w:proofErr w:type="gramEnd"/>
+      <w:r>
+        <w:rPr>
+          <w:sz w:val="20"/>
+          <w:szCs w:val="20"/>
+        </w:rPr>
+        <w:t xml:space="preserve">  </w:t>
+      </w:r>
+      <w:r>
+        <w:rPr>
+          <w:i/>
+          <w:iCs/>
+          <w:sz w:val="20"/>
+          <w:szCs w:val="20"/>
+        </w:rPr>
+        <w:t xml:space="preserve"># </w:t>
+      </w:r>
+      <w:proofErr w:type="spellStart"/>
+      <w:r>
+        <w:rPr>
+          <w:i/>
+          <w:iCs/>
+          <w:sz w:val="20"/>
+          <w:szCs w:val="20"/>
+        </w:rPr>
+        <w:t>dz</w:t>
+      </w:r>
+      <w:proofErr w:type="spellEnd"/>
+      <w:r>
+        <w:rPr>
+          <w:i/>
+          <w:iCs/>
+          <w:sz w:val="20"/>
+          <w:szCs w:val="20"/>
+        </w:rPr>
+        <w:t xml:space="preserve"> in mm</w:t>
+      </w:r>
+    </w:p>
+    <w:p>
+      <w:pPr>
+        <w:rPr>
+          <w:sz w:val="20"/>
+          <w:szCs w:val="20"/>
+        </w:rPr>
+      </w:pPr>
+      <w:r>
+        <w:rPr>
+          <w:sz w:val="20"/>
+          <w:szCs w:val="20"/>
+        </w:rPr>
+        <w:t xml:space="preserve">        return float(</w:t>
+      </w:r>
+      <w:proofErr w:type="spellStart"/>
+      <w:r>
+        <w:rPr>
+          <w:sz w:val="20"/>
+          <w:szCs w:val="20"/>
+        </w:rPr>
+        <w:t>pixel_</w:t>
+      </w:r>
+      <w:proofErr w:type="gramStart"/>
+      <w:r>
+        <w:rPr>
+          <w:sz w:val="20"/>
+          <w:szCs w:val="20"/>
+        </w:rPr>
+        <w:t>spacing</w:t>
+      </w:r>
+      <w:proofErr w:type="spellEnd"/>
+      <w:r>
+        <w:rPr>
+          <w:sz w:val="20"/>
+          <w:szCs w:val="20"/>
+        </w:rPr>
+        <w:t>[</w:t>
+      </w:r>
+      <w:proofErr w:type="gramEnd"/>
+      <w:r>
+        <w:rPr>
+          <w:sz w:val="20"/>
+          <w:szCs w:val="20"/>
+        </w:rPr>
+        <w:t>0]), float(</w:t>
+      </w:r>
+      <w:proofErr w:type="spellStart"/>
+      <w:r>
+        <w:rPr>
+          <w:sz w:val="20"/>
+          <w:szCs w:val="20"/>
+        </w:rPr>
+        <w:t>pixel_</w:t>
+      </w:r>
+      <w:proofErr w:type="gramStart"/>
+      <w:r>
+        <w:rPr>
+          <w:sz w:val="20"/>
+          <w:szCs w:val="20"/>
+        </w:rPr>
+        <w:t>spacing</w:t>
+      </w:r>
+      <w:proofErr w:type="spellEnd"/>
+      <w:r>
+        <w:rPr>
+          <w:sz w:val="20"/>
+          <w:szCs w:val="20"/>
+        </w:rPr>
+        <w:t>[</w:t>
+      </w:r>
+      <w:proofErr w:type="gramEnd"/>
+      <w:r>
+        <w:rPr>
+          <w:sz w:val="20"/>
+          <w:szCs w:val="20"/>
+        </w:rPr>
+        <w:t>1]), float(</w:t>
+      </w:r>
+      <w:proofErr w:type="spellStart"/>
+      <w:r>
+        <w:rPr>
+          <w:sz w:val="20"/>
+          <w:szCs w:val="20"/>
+        </w:rPr>
+        <w:t>slice_thickness</w:t>
+      </w:r>
+      <w:proofErr w:type="spellEnd"/>
+      <w:r>
+        <w:rPr>
+          <w:sz w:val="20"/>
+          <w:szCs w:val="20"/>
+        </w:rPr>
+        <w:t>)</w:t>
+      </w:r>
+    </w:p>
+    <w:p>
+      <w:pPr>
+        <w:rPr>
+          <w:sz w:val="20"/>
+          <w:szCs w:val="20"/>
+        </w:rPr>
+      </w:pPr>
+    </w:p>
+    <w:p>
+      <w:pPr>
+        <w:rPr>
+          <w:sz w:val="20"/>
+          <w:szCs w:val="20"/>
+        </w:rPr>
+      </w:pPr>
+      <w:r>
+        <w:rPr>
+          <w:sz w:val="20"/>
+          <w:szCs w:val="20"/>
+        </w:rPr>
+        <w:t xml:space="preserve">    def </w:t>
+      </w:r>
+      <w:proofErr w:type="spellStart"/>
+      <w:r>
+        <w:rPr>
+          <w:sz w:val="20"/>
+          <w:szCs w:val="20"/>
+        </w:rPr>
+        <w:t>segment_vesicle_</w:t>
+      </w:r>
+      <w:proofErr w:type="gramStart"/>
+      <w:r>
+        <w:rPr>
+          <w:sz w:val="20"/>
+          <w:szCs w:val="20"/>
+        </w:rPr>
+        <w:t>core</w:t>
+      </w:r>
+      <w:proofErr w:type="spellEnd"/>
+      <w:r>
+        <w:rPr>
+          <w:sz w:val="20"/>
+          <w:szCs w:val="20"/>
+        </w:rPr>
+        <w:t>(</w:t>
+      </w:r>
+      <w:proofErr w:type="gramEnd"/>
+      <w:r>
+        <w:rPr>
+          <w:sz w:val="20"/>
+          <w:szCs w:val="20"/>
+        </w:rPr>
+        <w:t xml:space="preserve">self, t2_fat_sat_threshold=150.0, </w:t>
+      </w:r>
+      <w:proofErr w:type="spellStart"/>
+      <w:r>
+        <w:rPr>
+          <w:sz w:val="20"/>
+          <w:szCs w:val="20"/>
+        </w:rPr>
+        <w:t>adc_upper_bound</w:t>
+      </w:r>
+      <w:proofErr w:type="spellEnd"/>
+      <w:r>
+        <w:rPr>
+          <w:sz w:val="20"/>
+          <w:szCs w:val="20"/>
+        </w:rPr>
+        <w:t>=700.0):</w:t>
       </w:r>
     </w:p>
     <w:p>
@@ -8013,7 +9584,73 @@
           <w:sz w:val="20"/>
           <w:szCs w:val="20"/>
         </w:rPr>
-        <w:t xml:space="preserve">        smoothed_mri = ndimage.gaussian_filter(self.mri_matrix, sigma=1.0)</w:t>
+        <w:t xml:space="preserve">        </w:t>
+      </w:r>
+      <w:proofErr w:type="spellStart"/>
+      <w:r>
+        <w:rPr>
+          <w:sz w:val="20"/>
+          <w:szCs w:val="20"/>
+        </w:rPr>
+        <w:t>smoothed_mri</w:t>
+      </w:r>
+      <w:proofErr w:type="spellEnd"/>
+      <w:r>
+        <w:rPr>
+          <w:sz w:val="20"/>
+          <w:szCs w:val="20"/>
+        </w:rPr>
+        <w:t xml:space="preserve"> = </w:t>
+      </w:r>
+      <w:proofErr w:type="spellStart"/>
+      <w:proofErr w:type="gramStart"/>
+      <w:r>
+        <w:rPr>
+          <w:sz w:val="20"/>
+          <w:szCs w:val="20"/>
+        </w:rPr>
+        <w:t>ndimage.gaussian</w:t>
+      </w:r>
+      <w:proofErr w:type="gramEnd"/>
+      <w:r>
+        <w:rPr>
+          <w:sz w:val="20"/>
+          <w:szCs w:val="20"/>
+        </w:rPr>
+        <w:t>_</w:t>
+      </w:r>
+      <w:proofErr w:type="gramStart"/>
+      <w:r>
+        <w:rPr>
+          <w:sz w:val="20"/>
+          <w:szCs w:val="20"/>
+        </w:rPr>
+        <w:t>filter</w:t>
+      </w:r>
+      <w:proofErr w:type="spellEnd"/>
+      <w:r>
+        <w:rPr>
+          <w:sz w:val="20"/>
+          <w:szCs w:val="20"/>
+        </w:rPr>
+        <w:t>(</w:t>
+      </w:r>
+      <w:proofErr w:type="spellStart"/>
+      <w:proofErr w:type="gramEnd"/>
+      <w:r>
+        <w:rPr>
+          <w:sz w:val="20"/>
+          <w:szCs w:val="20"/>
+        </w:rPr>
+        <w:t>self.mri_matrix</w:t>
+      </w:r>
+      <w:proofErr w:type="spellEnd"/>
+      <w:r>
+        <w:rPr>
+          <w:sz w:val="20"/>
+          <w:szCs w:val="20"/>
+        </w:rPr>
+        <w:t>, sigma=1.0)</w:t>
       </w:r>
     </w:p>
     <w:p>
@@ -8091,7 +9728,87 @@
           <w:sz w:val="20"/>
           <w:szCs w:val="20"/>
         </w:rPr>
-        <w:t xml:space="preserve">        core_mask = (smoothed_mri &lt; t2_fat_sat_threshold) &amp; (self.adc_matrix &lt; adc_upper_bound) &amp; (self.adc_matrix &gt; 0)</w:t>
+        <w:t xml:space="preserve">        </w:t>
+      </w:r>
+      <w:proofErr w:type="spellStart"/>
+      <w:r>
+        <w:rPr>
+          <w:sz w:val="20"/>
+          <w:szCs w:val="20"/>
+        </w:rPr>
+        <w:t>core_mask</w:t>
+      </w:r>
+      <w:proofErr w:type="spellEnd"/>
+      <w:r>
+        <w:rPr>
+          <w:sz w:val="20"/>
+          <w:szCs w:val="20"/>
+        </w:rPr>
+        <w:t xml:space="preserve"> = (</w:t>
+      </w:r>
+      <w:proofErr w:type="spellStart"/>
+      <w:r>
+        <w:rPr>
+          <w:sz w:val="20"/>
+          <w:szCs w:val="20"/>
+        </w:rPr>
+        <w:t>smoothed_mri</w:t>
+      </w:r>
+      <w:proofErr w:type="spellEnd"/>
+      <w:r>
+        <w:rPr>
+          <w:sz w:val="20"/>
+          <w:szCs w:val="20"/>
+        </w:rPr>
+        <w:t xml:space="preserve"> &lt; t2_fat_sat_threshold) &amp; (</w:t>
+      </w:r>
+      <w:proofErr w:type="spellStart"/>
+      <w:r>
+        <w:rPr>
+          <w:sz w:val="20"/>
+          <w:szCs w:val="20"/>
+        </w:rPr>
+        <w:t>self.adc_matrix</w:t>
+      </w:r>
+      <w:proofErr w:type="spellEnd"/>
+      <w:r>
+        <w:rPr>
+          <w:sz w:val="20"/>
+          <w:szCs w:val="20"/>
+        </w:rPr>
+        <w:t xml:space="preserve"> &lt; </w:t>
+      </w:r>
+      <w:proofErr w:type="spellStart"/>
+      <w:r>
+        <w:rPr>
+          <w:sz w:val="20"/>
+          <w:szCs w:val="20"/>
+        </w:rPr>
+        <w:t>adc_upper_bound</w:t>
+      </w:r>
+      <w:proofErr w:type="spellEnd"/>
+      <w:r>
+        <w:rPr>
+          <w:sz w:val="20"/>
+          <w:szCs w:val="20"/>
+        </w:rPr>
+        <w:t>) &amp; (</w:t>
+      </w:r>
+      <w:proofErr w:type="spellStart"/>
+      <w:r>
+        <w:rPr>
+          <w:sz w:val="20"/>
+          <w:szCs w:val="20"/>
+        </w:rPr>
+        <w:t>self.adc_matrix</w:t>
+      </w:r>
+      <w:proofErr w:type="spellEnd"/>
+      <w:r>
+        <w:rPr>
+          <w:sz w:val="20"/>
+          <w:szCs w:val="20"/>
+        </w:rPr>
+        <w:t xml:space="preserve"> &gt; 0)</w:t>
       </w:r>
     </w:p>
     <w:p>
@@ -8145,75 +9862,284 @@
           <w:sz w:val="20"/>
           <w:szCs w:val="20"/>
         </w:rPr>
-        <w:t xml:space="preserve">        cleaned_mask = ndimage.binary_opening(core_mask, structure=np.ones((3,3)))</w:t>
-      </w:r>
-    </w:p>
-    <w:p>
-      <w:pPr>
-        <w:rPr>
-          <w:sz w:val="20"/>
-          <w:szCs w:val="20"/>
-        </w:rPr>
-      </w:pPr>
-      <w:r>
-        <w:rPr>
-          <w:sz w:val="20"/>
-          <w:szCs w:val="20"/>
-        </w:rPr>
-        <w:t xml:space="preserve">        cleaned_mask = ndimage.binary_closing(cleaned_mask, structure=np.ones((3,3)))</w:t>
-      </w:r>
-    </w:p>
-    <w:p>
-      <w:pPr>
-        <w:rPr>
-          <w:sz w:val="20"/>
-          <w:szCs w:val="20"/>
-        </w:rPr>
-      </w:pPr>
-      <w:r>
-        <w:rPr>
-          <w:sz w:val="20"/>
-          <w:szCs w:val="20"/>
-        </w:rPr>
         <w:t xml:space="preserve">        </w:t>
       </w:r>
-    </w:p>
-    <w:p>
-      <w:pPr>
-        <w:rPr>
-          <w:sz w:val="20"/>
-          <w:szCs w:val="20"/>
-        </w:rPr>
-      </w:pPr>
-      <w:r>
-        <w:rPr>
-          <w:sz w:val="20"/>
-          <w:szCs w:val="20"/>
-        </w:rPr>
-        <w:t xml:space="preserve">        return cleaned_mask</w:t>
-      </w:r>
-    </w:p>
-    <w:p>
-      <w:pPr>
-        <w:rPr>
-          <w:sz w:val="20"/>
-          <w:szCs w:val="20"/>
-        </w:rPr>
-      </w:pPr>
-    </w:p>
-    <w:p>
-      <w:pPr>
-        <w:rPr>
-          <w:sz w:val="20"/>
-          <w:szCs w:val="20"/>
-        </w:rPr>
-      </w:pPr>
-      <w:r>
-        <w:rPr>
-          <w:sz w:val="20"/>
-          <w:szCs w:val="20"/>
-        </w:rPr>
-        <w:t xml:space="preserve">    def compute_absolute_volume(self, mask):</w:t>
+      <w:proofErr w:type="spellStart"/>
+      <w:r>
+        <w:rPr>
+          <w:sz w:val="20"/>
+          <w:szCs w:val="20"/>
+        </w:rPr>
+        <w:t>cleaned_mask</w:t>
+      </w:r>
+      <w:proofErr w:type="spellEnd"/>
+      <w:r>
+        <w:rPr>
+          <w:sz w:val="20"/>
+          <w:szCs w:val="20"/>
+        </w:rPr>
+        <w:t xml:space="preserve"> = </w:t>
+      </w:r>
+      <w:proofErr w:type="spellStart"/>
+      <w:proofErr w:type="gramStart"/>
+      <w:r>
+        <w:rPr>
+          <w:sz w:val="20"/>
+          <w:szCs w:val="20"/>
+        </w:rPr>
+        <w:t>ndimage.binary</w:t>
+      </w:r>
+      <w:proofErr w:type="gramEnd"/>
+      <w:r>
+        <w:rPr>
+          <w:sz w:val="20"/>
+          <w:szCs w:val="20"/>
+        </w:rPr>
+        <w:t>_</w:t>
+      </w:r>
+      <w:proofErr w:type="gramStart"/>
+      <w:r>
+        <w:rPr>
+          <w:sz w:val="20"/>
+          <w:szCs w:val="20"/>
+        </w:rPr>
+        <w:t>opening</w:t>
+      </w:r>
+      <w:proofErr w:type="spellEnd"/>
+      <w:r>
+        <w:rPr>
+          <w:sz w:val="20"/>
+          <w:szCs w:val="20"/>
+        </w:rPr>
+        <w:t>(</w:t>
+      </w:r>
+      <w:proofErr w:type="spellStart"/>
+      <w:proofErr w:type="gramEnd"/>
+      <w:r>
+        <w:rPr>
+          <w:sz w:val="20"/>
+          <w:szCs w:val="20"/>
+        </w:rPr>
+        <w:t>core_mask</w:t>
+      </w:r>
+      <w:proofErr w:type="spellEnd"/>
+      <w:r>
+        <w:rPr>
+          <w:sz w:val="20"/>
+          <w:szCs w:val="20"/>
+        </w:rPr>
+        <w:t>, structure=</w:t>
+      </w:r>
+      <w:proofErr w:type="spellStart"/>
+      <w:proofErr w:type="gramStart"/>
+      <w:r>
+        <w:rPr>
+          <w:sz w:val="20"/>
+          <w:szCs w:val="20"/>
+        </w:rPr>
+        <w:t>np.ones</w:t>
+      </w:r>
+      <w:proofErr w:type="spellEnd"/>
+      <w:proofErr w:type="gramEnd"/>
+      <w:r>
+        <w:rPr>
+          <w:sz w:val="20"/>
+          <w:szCs w:val="20"/>
+        </w:rPr>
+        <w:t>((3,3)))</w:t>
+      </w:r>
+    </w:p>
+    <w:p>
+      <w:pPr>
+        <w:rPr>
+          <w:sz w:val="20"/>
+          <w:szCs w:val="20"/>
+        </w:rPr>
+      </w:pPr>
+      <w:r>
+        <w:rPr>
+          <w:sz w:val="20"/>
+          <w:szCs w:val="20"/>
+        </w:rPr>
+        <w:t xml:space="preserve">        </w:t>
+      </w:r>
+      <w:proofErr w:type="spellStart"/>
+      <w:r>
+        <w:rPr>
+          <w:sz w:val="20"/>
+          <w:szCs w:val="20"/>
+        </w:rPr>
+        <w:t>cleaned_mask</w:t>
+      </w:r>
+      <w:proofErr w:type="spellEnd"/>
+      <w:r>
+        <w:rPr>
+          <w:sz w:val="20"/>
+          <w:szCs w:val="20"/>
+        </w:rPr>
+        <w:t xml:space="preserve"> = </w:t>
+      </w:r>
+      <w:proofErr w:type="spellStart"/>
+      <w:proofErr w:type="gramStart"/>
+      <w:r>
+        <w:rPr>
+          <w:sz w:val="20"/>
+          <w:szCs w:val="20"/>
+        </w:rPr>
+        <w:t>ndimage.binary</w:t>
+      </w:r>
+      <w:proofErr w:type="gramEnd"/>
+      <w:r>
+        <w:rPr>
+          <w:sz w:val="20"/>
+          <w:szCs w:val="20"/>
+        </w:rPr>
+        <w:t>_</w:t>
+      </w:r>
+      <w:proofErr w:type="gramStart"/>
+      <w:r>
+        <w:rPr>
+          <w:sz w:val="20"/>
+          <w:szCs w:val="20"/>
+        </w:rPr>
+        <w:t>closing</w:t>
+      </w:r>
+      <w:proofErr w:type="spellEnd"/>
+      <w:r>
+        <w:rPr>
+          <w:sz w:val="20"/>
+          <w:szCs w:val="20"/>
+        </w:rPr>
+        <w:t>(</w:t>
+      </w:r>
+      <w:proofErr w:type="spellStart"/>
+      <w:proofErr w:type="gramEnd"/>
+      <w:r>
+        <w:rPr>
+          <w:sz w:val="20"/>
+          <w:szCs w:val="20"/>
+        </w:rPr>
+        <w:t>cleaned_mask</w:t>
+      </w:r>
+      <w:proofErr w:type="spellEnd"/>
+      <w:r>
+        <w:rPr>
+          <w:sz w:val="20"/>
+          <w:szCs w:val="20"/>
+        </w:rPr>
+        <w:t>, structure=</w:t>
+      </w:r>
+      <w:proofErr w:type="spellStart"/>
+      <w:proofErr w:type="gramStart"/>
+      <w:r>
+        <w:rPr>
+          <w:sz w:val="20"/>
+          <w:szCs w:val="20"/>
+        </w:rPr>
+        <w:t>np.ones</w:t>
+      </w:r>
+      <w:proofErr w:type="spellEnd"/>
+      <w:proofErr w:type="gramEnd"/>
+      <w:r>
+        <w:rPr>
+          <w:sz w:val="20"/>
+          <w:szCs w:val="20"/>
+        </w:rPr>
+        <w:t>((3,3)))</w:t>
+      </w:r>
+    </w:p>
+    <w:p>
+      <w:pPr>
+        <w:rPr>
+          <w:sz w:val="20"/>
+          <w:szCs w:val="20"/>
+        </w:rPr>
+      </w:pPr>
+      <w:r>
+        <w:rPr>
+          <w:sz w:val="20"/>
+          <w:szCs w:val="20"/>
+        </w:rPr>
+        <w:t xml:space="preserve">        </w:t>
+      </w:r>
+    </w:p>
+    <w:p>
+      <w:pPr>
+        <w:rPr>
+          <w:sz w:val="20"/>
+          <w:szCs w:val="20"/>
+        </w:rPr>
+      </w:pPr>
+      <w:r>
+        <w:rPr>
+          <w:sz w:val="20"/>
+          <w:szCs w:val="20"/>
+        </w:rPr>
+        <w:t xml:space="preserve">        return </w:t>
+      </w:r>
+      <w:proofErr w:type="spellStart"/>
+      <w:r>
+        <w:rPr>
+          <w:sz w:val="20"/>
+          <w:szCs w:val="20"/>
+        </w:rPr>
+        <w:t>cleaned_mask</w:t>
+      </w:r>
+      <w:proofErr w:type="spellEnd"/>
+    </w:p>
+    <w:p>
+      <w:pPr>
+        <w:rPr>
+          <w:sz w:val="20"/>
+          <w:szCs w:val="20"/>
+        </w:rPr>
+      </w:pPr>
+    </w:p>
+    <w:p>
+      <w:pPr>
+        <w:rPr>
+          <w:sz w:val="20"/>
+          <w:szCs w:val="20"/>
+        </w:rPr>
+      </w:pPr>
+      <w:r>
+        <w:rPr>
+          <w:sz w:val="20"/>
+          <w:szCs w:val="20"/>
+        </w:rPr>
+        <w:t xml:space="preserve">    def </w:t>
+      </w:r>
+      <w:proofErr w:type="spellStart"/>
+      <w:r>
+        <w:rPr>
+          <w:sz w:val="20"/>
+          <w:szCs w:val="20"/>
+        </w:rPr>
+        <w:t>compute_absolute_</w:t>
+      </w:r>
+      <w:proofErr w:type="gramStart"/>
+      <w:r>
+        <w:rPr>
+          <w:sz w:val="20"/>
+          <w:szCs w:val="20"/>
+        </w:rPr>
+        <w:t>volume</w:t>
+      </w:r>
+      <w:proofErr w:type="spellEnd"/>
+      <w:r>
+        <w:rPr>
+          <w:sz w:val="20"/>
+          <w:szCs w:val="20"/>
+        </w:rPr>
+        <w:t>(</w:t>
+      </w:r>
+      <w:proofErr w:type="gramEnd"/>
+      <w:r>
+        <w:rPr>
+          <w:sz w:val="20"/>
+          <w:szCs w:val="20"/>
+        </w:rPr>
+        <w:t>self, mask):</w:t>
       </w:r>
     </w:p>
     <w:p>
@@ -8273,53 +10199,224 @@
           <w:sz w:val="20"/>
           <w:szCs w:val="20"/>
         </w:rPr>
-        <w:t xml:space="preserve">        dx, dy, dz = self.calibrate_spatial_resolution()</w:t>
-      </w:r>
-    </w:p>
-    <w:p>
-      <w:pPr>
-        <w:rPr>
-          <w:sz w:val="20"/>
-          <w:szCs w:val="20"/>
-        </w:rPr>
-      </w:pPr>
-      <w:r>
-        <w:rPr>
-          <w:sz w:val="20"/>
-          <w:szCs w:val="20"/>
-        </w:rPr>
-        <w:t xml:space="preserve">        voxel_volume = dx * dy * dz</w:t>
-      </w:r>
-    </w:p>
-    <w:p>
-      <w:pPr>
-        <w:rPr>
-          <w:sz w:val="20"/>
-          <w:szCs w:val="20"/>
-        </w:rPr>
-      </w:pPr>
-      <w:r>
-        <w:rPr>
-          <w:sz w:val="20"/>
-          <w:szCs w:val="20"/>
-        </w:rPr>
-        <w:t xml:space="preserve">        total_voxels = np.sum(mask)</w:t>
-      </w:r>
-    </w:p>
-    <w:p>
-      <w:pPr>
-        <w:rPr>
-          <w:sz w:val="20"/>
-          <w:szCs w:val="20"/>
-        </w:rPr>
-      </w:pPr>
-      <w:r>
-        <w:rPr>
-          <w:sz w:val="20"/>
-          <w:szCs w:val="20"/>
-        </w:rPr>
-        <w:t xml:space="preserve">        return total_voxels * voxel_volume</w:t>
-      </w:r>
+        <w:t xml:space="preserve">        dx, </w:t>
+      </w:r>
+      <w:proofErr w:type="spellStart"/>
+      <w:r>
+        <w:rPr>
+          <w:sz w:val="20"/>
+          <w:szCs w:val="20"/>
+        </w:rPr>
+        <w:t>dy</w:t>
+      </w:r>
+      <w:proofErr w:type="spellEnd"/>
+      <w:r>
+        <w:rPr>
+          <w:sz w:val="20"/>
+          <w:szCs w:val="20"/>
+        </w:rPr>
+        <w:t xml:space="preserve">, </w:t>
+      </w:r>
+      <w:proofErr w:type="spellStart"/>
+      <w:r>
+        <w:rPr>
+          <w:sz w:val="20"/>
+          <w:szCs w:val="20"/>
+        </w:rPr>
+        <w:t>dz</w:t>
+      </w:r>
+      <w:proofErr w:type="spellEnd"/>
+      <w:r>
+        <w:rPr>
+          <w:sz w:val="20"/>
+          <w:szCs w:val="20"/>
+        </w:rPr>
+        <w:t xml:space="preserve"> = </w:t>
+      </w:r>
+      <w:proofErr w:type="spellStart"/>
+      <w:proofErr w:type="gramStart"/>
+      <w:r>
+        <w:rPr>
+          <w:sz w:val="20"/>
+          <w:szCs w:val="20"/>
+        </w:rPr>
+        <w:t>self.calibrate</w:t>
+      </w:r>
+      <w:proofErr w:type="gramEnd"/>
+      <w:r>
+        <w:rPr>
+          <w:sz w:val="20"/>
+          <w:szCs w:val="20"/>
+        </w:rPr>
+        <w:t>_spatial_</w:t>
+      </w:r>
+      <w:proofErr w:type="gramStart"/>
+      <w:r>
+        <w:rPr>
+          <w:sz w:val="20"/>
+          <w:szCs w:val="20"/>
+        </w:rPr>
+        <w:t>resolution</w:t>
+      </w:r>
+      <w:proofErr w:type="spellEnd"/>
+      <w:r>
+        <w:rPr>
+          <w:sz w:val="20"/>
+          <w:szCs w:val="20"/>
+        </w:rPr>
+        <w:t>(</w:t>
+      </w:r>
+      <w:proofErr w:type="gramEnd"/>
+      <w:r>
+        <w:rPr>
+          <w:sz w:val="20"/>
+          <w:szCs w:val="20"/>
+        </w:rPr>
+        <w:t>)</w:t>
+      </w:r>
+    </w:p>
+    <w:p>
+      <w:pPr>
+        <w:rPr>
+          <w:sz w:val="20"/>
+          <w:szCs w:val="20"/>
+        </w:rPr>
+      </w:pPr>
+      <w:r>
+        <w:rPr>
+          <w:sz w:val="20"/>
+          <w:szCs w:val="20"/>
+        </w:rPr>
+        <w:t xml:space="preserve">        </w:t>
+      </w:r>
+      <w:proofErr w:type="spellStart"/>
+      <w:r>
+        <w:rPr>
+          <w:sz w:val="20"/>
+          <w:szCs w:val="20"/>
+        </w:rPr>
+        <w:t>voxel_volume</w:t>
+      </w:r>
+      <w:proofErr w:type="spellEnd"/>
+      <w:r>
+        <w:rPr>
+          <w:sz w:val="20"/>
+          <w:szCs w:val="20"/>
+        </w:rPr>
+        <w:t xml:space="preserve"> = dx * </w:t>
+      </w:r>
+      <w:proofErr w:type="spellStart"/>
+      <w:r>
+        <w:rPr>
+          <w:sz w:val="20"/>
+          <w:szCs w:val="20"/>
+        </w:rPr>
+        <w:t>dy</w:t>
+      </w:r>
+      <w:proofErr w:type="spellEnd"/>
+      <w:r>
+        <w:rPr>
+          <w:sz w:val="20"/>
+          <w:szCs w:val="20"/>
+        </w:rPr>
+        <w:t xml:space="preserve"> * </w:t>
+      </w:r>
+      <w:proofErr w:type="spellStart"/>
+      <w:r>
+        <w:rPr>
+          <w:sz w:val="20"/>
+          <w:szCs w:val="20"/>
+        </w:rPr>
+        <w:t>dz</w:t>
+      </w:r>
+      <w:proofErr w:type="spellEnd"/>
+    </w:p>
+    <w:p>
+      <w:pPr>
+        <w:rPr>
+          <w:sz w:val="20"/>
+          <w:szCs w:val="20"/>
+        </w:rPr>
+      </w:pPr>
+      <w:r>
+        <w:rPr>
+          <w:sz w:val="20"/>
+          <w:szCs w:val="20"/>
+        </w:rPr>
+        <w:t xml:space="preserve">        </w:t>
+      </w:r>
+      <w:proofErr w:type="spellStart"/>
+      <w:r>
+        <w:rPr>
+          <w:sz w:val="20"/>
+          <w:szCs w:val="20"/>
+        </w:rPr>
+        <w:t>total_voxels</w:t>
+      </w:r>
+      <w:proofErr w:type="spellEnd"/>
+      <w:r>
+        <w:rPr>
+          <w:sz w:val="20"/>
+          <w:szCs w:val="20"/>
+        </w:rPr>
+        <w:t xml:space="preserve"> = </w:t>
+      </w:r>
+      <w:proofErr w:type="spellStart"/>
+      <w:r>
+        <w:rPr>
+          <w:sz w:val="20"/>
+          <w:szCs w:val="20"/>
+        </w:rPr>
+        <w:t>np.sum</w:t>
+      </w:r>
+      <w:proofErr w:type="spellEnd"/>
+      <w:r>
+        <w:rPr>
+          <w:sz w:val="20"/>
+          <w:szCs w:val="20"/>
+        </w:rPr>
+        <w:t>(mask)</w:t>
+      </w:r>
+    </w:p>
+    <w:p>
+      <w:pPr>
+        <w:rPr>
+          <w:sz w:val="20"/>
+          <w:szCs w:val="20"/>
+        </w:rPr>
+      </w:pPr>
+      <w:r>
+        <w:rPr>
+          <w:sz w:val="20"/>
+          <w:szCs w:val="20"/>
+        </w:rPr>
+        <w:t xml:space="preserve">        return </w:t>
+      </w:r>
+      <w:proofErr w:type="spellStart"/>
+      <w:r>
+        <w:rPr>
+          <w:sz w:val="20"/>
+          <w:szCs w:val="20"/>
+        </w:rPr>
+        <w:t>total_voxels</w:t>
+      </w:r>
+      <w:proofErr w:type="spellEnd"/>
+      <w:r>
+        <w:rPr>
+          <w:sz w:val="20"/>
+          <w:szCs w:val="20"/>
+        </w:rPr>
+        <w:t xml:space="preserve"> * </w:t>
+      </w:r>
+      <w:proofErr w:type="spellStart"/>
+      <w:r>
+        <w:rPr>
+          <w:sz w:val="20"/>
+          <w:szCs w:val="20"/>
+        </w:rPr>
+        <w:t>voxel_volume</w:t>
+      </w:r>
+      <w:proofErr w:type="spellEnd"/>
     </w:p>
     <w:p>
       <w:pPr>
@@ -8358,7 +10455,23 @@
           <w:bCs/>
         </w:rPr>
         <w:lastRenderedPageBreak/>
-        <w:t>6.3 CUDA Ray-Marching Kernel for 3D Isosurface Boundary Rendering</w:t>
+        <w:t xml:space="preserve">6.3 CUDA Ray-Marching Kernel for 3D </w:t>
+      </w:r>
+      <w:proofErr w:type="spellStart"/>
+      <w:r>
+        <w:rPr>
+          <w:b/>
+          <w:bCs/>
+        </w:rPr>
+        <w:t>Isosurface</w:t>
+      </w:r>
+      <w:proofErr w:type="spellEnd"/>
+      <w:r>
+        <w:rPr>
+          <w:b/>
+          <w:bCs/>
+        </w:rPr>
+        <w:t xml:space="preserve"> Boundary Rendering</w:t>
       </w:r>
     </w:p>
     <w:p>
@@ -8383,22 +10496,63 @@
           <w:sz w:val="20"/>
           <w:szCs w:val="20"/>
         </w:rPr>
-        <w:t>#include &lt;cuda_runtime.h&gt;</w:t>
-      </w:r>
-    </w:p>
-    <w:p>
-      <w:pPr>
-        <w:rPr>
-          <w:sz w:val="20"/>
-          <w:szCs w:val="20"/>
-        </w:rPr>
-      </w:pPr>
-      <w:r>
-        <w:rPr>
-          <w:sz w:val="20"/>
-          <w:szCs w:val="20"/>
-        </w:rPr>
-        <w:t>#include &lt;device_launch_parameters.h&gt;</w:t>
+        <w:t>#include &lt;</w:t>
+      </w:r>
+      <w:proofErr w:type="spellStart"/>
+      <w:r>
+        <w:rPr>
+          <w:sz w:val="20"/>
+          <w:szCs w:val="20"/>
+        </w:rPr>
+        <w:t>cuda_runtime.h</w:t>
+      </w:r>
+      <w:proofErr w:type="spellEnd"/>
+      <w:r>
+        <w:rPr>
+          <w:sz w:val="20"/>
+          <w:szCs w:val="20"/>
+        </w:rPr>
+        <w:t>&gt;</w:t>
+      </w:r>
+    </w:p>
+    <w:p>
+      <w:pPr>
+        <w:rPr>
+          <w:sz w:val="20"/>
+          <w:szCs w:val="20"/>
+        </w:rPr>
+      </w:pPr>
+      <w:r>
+        <w:rPr>
+          <w:sz w:val="20"/>
+          <w:szCs w:val="20"/>
+        </w:rPr>
+        <w:t>#include &lt;</w:t>
+      </w:r>
+      <w:proofErr w:type="spellStart"/>
+      <w:r>
+        <w:rPr>
+          <w:sz w:val="20"/>
+          <w:szCs w:val="20"/>
+        </w:rPr>
+        <w:t>device_launch_parameters</w:t>
+      </w:r>
+      <w:proofErr w:type="gramStart"/>
+      <w:r>
+        <w:rPr>
+          <w:sz w:val="20"/>
+          <w:szCs w:val="20"/>
+        </w:rPr>
+        <w:t>.h</w:t>
+      </w:r>
+      <w:proofErr w:type="spellEnd"/>
+      <w:proofErr w:type="gramEnd"/>
+      <w:r>
+        <w:rPr>
+          <w:sz w:val="20"/>
+          <w:szCs w:val="20"/>
+        </w:rPr>
+        <w:t>&gt;</w:t>
       </w:r>
     </w:p>
     <w:p>
@@ -8436,7 +10590,23 @@
           <w:sz w:val="20"/>
           <w:szCs w:val="20"/>
         </w:rPr>
-        <w:t>struct RenderRay {</w:t>
+        <w:t xml:space="preserve">struct </w:t>
+      </w:r>
+      <w:proofErr w:type="spellStart"/>
+      <w:r>
+        <w:rPr>
+          <w:sz w:val="20"/>
+          <w:szCs w:val="20"/>
+        </w:rPr>
+        <w:t>RenderRay</w:t>
+      </w:r>
+      <w:proofErr w:type="spellEnd"/>
+      <w:r>
+        <w:rPr>
+          <w:sz w:val="20"/>
+          <w:szCs w:val="20"/>
+        </w:rPr>
+        <w:t xml:space="preserve"> {</w:t>
       </w:r>
     </w:p>
     <w:p>
@@ -8504,52 +10674,227 @@
           <w:sz w:val="20"/>
           <w:szCs w:val="20"/>
         </w:rPr>
-        <w:t>__device__ float sample_3d_voxel_grid(const float* voxel_grid, int3 dimensions, int x, int y, int z) {</w:t>
-      </w:r>
-    </w:p>
-    <w:p>
-      <w:pPr>
-        <w:rPr>
-          <w:sz w:val="20"/>
-          <w:szCs w:val="20"/>
-        </w:rPr>
-      </w:pPr>
-      <w:r>
-        <w:rPr>
-          <w:sz w:val="20"/>
-          <w:szCs w:val="20"/>
-        </w:rPr>
-        <w:t xml:space="preserve">    if (x &gt;= 0 &amp;&amp; x &lt; dimensions.x &amp;&amp; y &gt;= 0 &amp;&amp; y &lt; dimensions.y &amp;&amp; z &gt;= 0 &amp;&amp; z &lt; dimensions.z) {</w:t>
-      </w:r>
-    </w:p>
-    <w:p>
-      <w:pPr>
-        <w:rPr>
-          <w:sz w:val="20"/>
-          <w:szCs w:val="20"/>
-        </w:rPr>
-      </w:pPr>
-      <w:r>
-        <w:rPr>
-          <w:sz w:val="20"/>
-          <w:szCs w:val="20"/>
-        </w:rPr>
-        <w:t xml:space="preserve">        int index = z * (dimensions.x * dimensions.y) + y * dimensions.x + x;</w:t>
-      </w:r>
-    </w:p>
-    <w:p>
-      <w:pPr>
-        <w:rPr>
-          <w:sz w:val="20"/>
-          <w:szCs w:val="20"/>
-        </w:rPr>
-      </w:pPr>
-      <w:r>
-        <w:rPr>
-          <w:sz w:val="20"/>
-          <w:szCs w:val="20"/>
-        </w:rPr>
-        <w:t xml:space="preserve">        return voxel_grid[index];</w:t>
+        <w:t>__device__ float sample_3d_voxel_</w:t>
+      </w:r>
+      <w:proofErr w:type="gramStart"/>
+      <w:r>
+        <w:rPr>
+          <w:sz w:val="20"/>
+          <w:szCs w:val="20"/>
+        </w:rPr>
+        <w:t>grid(</w:t>
+      </w:r>
+      <w:proofErr w:type="gramEnd"/>
+      <w:r>
+        <w:rPr>
+          <w:sz w:val="20"/>
+          <w:szCs w:val="20"/>
+        </w:rPr>
+        <w:t xml:space="preserve">const float* </w:t>
+      </w:r>
+      <w:proofErr w:type="spellStart"/>
+      <w:r>
+        <w:rPr>
+          <w:sz w:val="20"/>
+          <w:szCs w:val="20"/>
+        </w:rPr>
+        <w:t>voxel_grid</w:t>
+      </w:r>
+      <w:proofErr w:type="spellEnd"/>
+      <w:r>
+        <w:rPr>
+          <w:sz w:val="20"/>
+          <w:szCs w:val="20"/>
+        </w:rPr>
+        <w:t xml:space="preserve">, int3 dimensions, int x, int y, int </w:t>
+      </w:r>
+      <w:proofErr w:type="gramStart"/>
+      <w:r>
+        <w:rPr>
+          <w:sz w:val="20"/>
+          <w:szCs w:val="20"/>
+        </w:rPr>
+        <w:t>z) {</w:t>
+      </w:r>
+      <w:proofErr w:type="gramEnd"/>
+    </w:p>
+    <w:p>
+      <w:pPr>
+        <w:rPr>
+          <w:sz w:val="20"/>
+          <w:szCs w:val="20"/>
+        </w:rPr>
+      </w:pPr>
+      <w:r>
+        <w:rPr>
+          <w:sz w:val="20"/>
+          <w:szCs w:val="20"/>
+        </w:rPr>
+        <w:t xml:space="preserve">    if (x &gt;= </w:t>
+      </w:r>
+      <w:proofErr w:type="gramStart"/>
+      <w:r>
+        <w:rPr>
+          <w:sz w:val="20"/>
+          <w:szCs w:val="20"/>
+        </w:rPr>
+        <w:t>0 &amp;&amp;</w:t>
+      </w:r>
+      <w:proofErr w:type="gramEnd"/>
+      <w:r>
+        <w:rPr>
+          <w:sz w:val="20"/>
+          <w:szCs w:val="20"/>
+        </w:rPr>
+        <w:t xml:space="preserve"> x &lt; </w:t>
+      </w:r>
+      <w:proofErr w:type="spellStart"/>
+      <w:r>
+        <w:rPr>
+          <w:sz w:val="20"/>
+          <w:szCs w:val="20"/>
+        </w:rPr>
+        <w:t>dimensions.x</w:t>
+      </w:r>
+      <w:proofErr w:type="spellEnd"/>
+      <w:r>
+        <w:rPr>
+          <w:sz w:val="20"/>
+          <w:szCs w:val="20"/>
+        </w:rPr>
+        <w:t xml:space="preserve"> &amp;&amp; y &gt;= 0 &amp;&amp; y &lt; </w:t>
+      </w:r>
+      <w:proofErr w:type="spellStart"/>
+      <w:proofErr w:type="gramStart"/>
+      <w:r>
+        <w:rPr>
+          <w:sz w:val="20"/>
+          <w:szCs w:val="20"/>
+        </w:rPr>
+        <w:t>dimensions.y</w:t>
+      </w:r>
+      <w:proofErr w:type="spellEnd"/>
+      <w:proofErr w:type="gramEnd"/>
+      <w:r>
+        <w:rPr>
+          <w:sz w:val="20"/>
+          <w:szCs w:val="20"/>
+        </w:rPr>
+        <w:t xml:space="preserve"> &amp;&amp; z &gt;= 0 &amp;&amp; z &lt; </w:t>
+      </w:r>
+      <w:proofErr w:type="spellStart"/>
+      <w:proofErr w:type="gramStart"/>
+      <w:r>
+        <w:rPr>
+          <w:sz w:val="20"/>
+          <w:szCs w:val="20"/>
+        </w:rPr>
+        <w:t>dimensions.z</w:t>
+      </w:r>
+      <w:proofErr w:type="spellEnd"/>
+      <w:proofErr w:type="gramEnd"/>
+      <w:r>
+        <w:rPr>
+          <w:sz w:val="20"/>
+          <w:szCs w:val="20"/>
+        </w:rPr>
+        <w:t>) {</w:t>
+      </w:r>
+    </w:p>
+    <w:p>
+      <w:pPr>
+        <w:rPr>
+          <w:sz w:val="20"/>
+          <w:szCs w:val="20"/>
+        </w:rPr>
+      </w:pPr>
+      <w:r>
+        <w:rPr>
+          <w:sz w:val="20"/>
+          <w:szCs w:val="20"/>
+        </w:rPr>
+        <w:t xml:space="preserve">        int index = z * (</w:t>
+      </w:r>
+      <w:proofErr w:type="spellStart"/>
+      <w:r>
+        <w:rPr>
+          <w:sz w:val="20"/>
+          <w:szCs w:val="20"/>
+        </w:rPr>
+        <w:t>dimensions.x</w:t>
+      </w:r>
+      <w:proofErr w:type="spellEnd"/>
+      <w:r>
+        <w:rPr>
+          <w:sz w:val="20"/>
+          <w:szCs w:val="20"/>
+        </w:rPr>
+        <w:t xml:space="preserve"> * </w:t>
+      </w:r>
+      <w:proofErr w:type="spellStart"/>
+      <w:proofErr w:type="gramStart"/>
+      <w:r>
+        <w:rPr>
+          <w:sz w:val="20"/>
+          <w:szCs w:val="20"/>
+        </w:rPr>
+        <w:t>dimensions.y</w:t>
+      </w:r>
+      <w:proofErr w:type="spellEnd"/>
+      <w:proofErr w:type="gramEnd"/>
+      <w:r>
+        <w:rPr>
+          <w:sz w:val="20"/>
+          <w:szCs w:val="20"/>
+        </w:rPr>
+        <w:t xml:space="preserve">) + y * </w:t>
+      </w:r>
+      <w:proofErr w:type="spellStart"/>
+      <w:r>
+        <w:rPr>
+          <w:sz w:val="20"/>
+          <w:szCs w:val="20"/>
+        </w:rPr>
+        <w:t>dimensions.x</w:t>
+      </w:r>
+      <w:proofErr w:type="spellEnd"/>
+      <w:r>
+        <w:rPr>
+          <w:sz w:val="20"/>
+          <w:szCs w:val="20"/>
+        </w:rPr>
+        <w:t xml:space="preserve"> + x;</w:t>
+      </w:r>
+    </w:p>
+    <w:p>
+      <w:pPr>
+        <w:rPr>
+          <w:sz w:val="20"/>
+          <w:szCs w:val="20"/>
+        </w:rPr>
+      </w:pPr>
+      <w:r>
+        <w:rPr>
+          <w:sz w:val="20"/>
+          <w:szCs w:val="20"/>
+        </w:rPr>
+        <w:t xml:space="preserve">        return </w:t>
+      </w:r>
+      <w:proofErr w:type="spellStart"/>
+      <w:r>
+        <w:rPr>
+          <w:sz w:val="20"/>
+          <w:szCs w:val="20"/>
+        </w:rPr>
+        <w:t>voxel_grid</w:t>
+      </w:r>
+      <w:proofErr w:type="spellEnd"/>
+      <w:r>
+        <w:rPr>
+          <w:sz w:val="20"/>
+          <w:szCs w:val="20"/>
+        </w:rPr>
+        <w:t>[index];</w:t>
       </w:r>
     </w:p>
     <w:p>
@@ -8612,27 +10957,70 @@
           <w:szCs w:val="20"/>
         </w:rPr>
       </w:pPr>
-      <w:r>
-        <w:rPr>
-          <w:sz w:val="20"/>
-          <w:szCs w:val="20"/>
-        </w:rPr>
-        <w:t>extern "C" __global__ void MarchVesicleIsosurfaceKernel(</w:t>
-      </w:r>
-    </w:p>
-    <w:p>
-      <w:pPr>
-        <w:rPr>
-          <w:sz w:val="20"/>
-          <w:szCs w:val="20"/>
-        </w:rPr>
-      </w:pPr>
-      <w:r>
-        <w:rPr>
-          <w:sz w:val="20"/>
-          <w:szCs w:val="20"/>
-        </w:rPr>
-        <w:t xml:space="preserve">    const float* d_voxel_grid, </w:t>
+      <w:proofErr w:type="gramStart"/>
+      <w:r>
+        <w:rPr>
+          <w:sz w:val="20"/>
+          <w:szCs w:val="20"/>
+        </w:rPr>
+        <w:t>extern</w:t>
+      </w:r>
+      <w:proofErr w:type="gramEnd"/>
+      <w:r>
+        <w:rPr>
+          <w:sz w:val="20"/>
+          <w:szCs w:val="20"/>
+        </w:rPr>
+        <w:t xml:space="preserve"> "C" __global__ void </w:t>
+      </w:r>
+      <w:proofErr w:type="spellStart"/>
+      <w:proofErr w:type="gramStart"/>
+      <w:r>
+        <w:rPr>
+          <w:sz w:val="20"/>
+          <w:szCs w:val="20"/>
+        </w:rPr>
+        <w:t>MarchVesicleIsosurfaceKernel</w:t>
+      </w:r>
+      <w:proofErr w:type="spellEnd"/>
+      <w:r>
+        <w:rPr>
+          <w:sz w:val="20"/>
+          <w:szCs w:val="20"/>
+        </w:rPr>
+        <w:t>(</w:t>
+      </w:r>
+      <w:proofErr w:type="gramEnd"/>
+    </w:p>
+    <w:p>
+      <w:pPr>
+        <w:rPr>
+          <w:sz w:val="20"/>
+          <w:szCs w:val="20"/>
+        </w:rPr>
+      </w:pPr>
+      <w:r>
+        <w:rPr>
+          <w:sz w:val="20"/>
+          <w:szCs w:val="20"/>
+        </w:rPr>
+        <w:t xml:space="preserve">    const float* </w:t>
+      </w:r>
+      <w:proofErr w:type="spellStart"/>
+      <w:r>
+        <w:rPr>
+          <w:sz w:val="20"/>
+          <w:szCs w:val="20"/>
+        </w:rPr>
+        <w:t>d_voxel_grid</w:t>
+      </w:r>
+      <w:proofErr w:type="spellEnd"/>
+      <w:r>
+        <w:rPr>
+          <w:sz w:val="20"/>
+          <w:szCs w:val="20"/>
+        </w:rPr>
+        <w:t xml:space="preserve">, </w:t>
       </w:r>
     </w:p>
     <w:p>
@@ -8692,7 +11080,23 @@
           <w:sz w:val="20"/>
           <w:szCs w:val="20"/>
         </w:rPr>
-        <w:t xml:space="preserve">    float iso_threshold_min, </w:t>
+        <w:t xml:space="preserve">    float </w:t>
+      </w:r>
+      <w:proofErr w:type="spellStart"/>
+      <w:r>
+        <w:rPr>
+          <w:sz w:val="20"/>
+          <w:szCs w:val="20"/>
+        </w:rPr>
+        <w:t>iso_threshold_min</w:t>
+      </w:r>
+      <w:proofErr w:type="spellEnd"/>
+      <w:r>
+        <w:rPr>
+          <w:sz w:val="20"/>
+          <w:szCs w:val="20"/>
+        </w:rPr>
+        <w:t xml:space="preserve">, </w:t>
       </w:r>
     </w:p>
     <w:p>
@@ -8708,37 +11112,85 @@
           <w:szCs w:val="20"/>
         </w:rPr>
         <w:lastRenderedPageBreak/>
-        <w:t xml:space="preserve">    float iso_threshold_max, </w:t>
-      </w:r>
-    </w:p>
-    <w:p>
-      <w:pPr>
-        <w:rPr>
-          <w:sz w:val="20"/>
-          <w:szCs w:val="20"/>
-        </w:rPr>
-      </w:pPr>
-      <w:r>
-        <w:rPr>
-          <w:sz w:val="20"/>
-          <w:szCs w:val="20"/>
-        </w:rPr>
-        <w:t xml:space="preserve">    float3 step_size,</w:t>
-      </w:r>
-    </w:p>
-    <w:p>
-      <w:pPr>
-        <w:rPr>
-          <w:sz w:val="20"/>
-          <w:szCs w:val="20"/>
-        </w:rPr>
-      </w:pPr>
-      <w:r>
-        <w:rPr>
-          <w:sz w:val="20"/>
-          <w:szCs w:val="20"/>
-        </w:rPr>
-        <w:t xml:space="preserve">    float* d_output_image) </w:t>
+        <w:t xml:space="preserve">    float </w:t>
+      </w:r>
+      <w:proofErr w:type="spellStart"/>
+      <w:r>
+        <w:rPr>
+          <w:sz w:val="20"/>
+          <w:szCs w:val="20"/>
+        </w:rPr>
+        <w:t>iso_threshold_max</w:t>
+      </w:r>
+      <w:proofErr w:type="spellEnd"/>
+      <w:r>
+        <w:rPr>
+          <w:sz w:val="20"/>
+          <w:szCs w:val="20"/>
+        </w:rPr>
+        <w:t xml:space="preserve">, </w:t>
+      </w:r>
+    </w:p>
+    <w:p>
+      <w:pPr>
+        <w:rPr>
+          <w:sz w:val="20"/>
+          <w:szCs w:val="20"/>
+        </w:rPr>
+      </w:pPr>
+      <w:r>
+        <w:rPr>
+          <w:sz w:val="20"/>
+          <w:szCs w:val="20"/>
+        </w:rPr>
+        <w:t xml:space="preserve">    float3 </w:t>
+      </w:r>
+      <w:proofErr w:type="spellStart"/>
+      <w:r>
+        <w:rPr>
+          <w:sz w:val="20"/>
+          <w:szCs w:val="20"/>
+        </w:rPr>
+        <w:t>step_size</w:t>
+      </w:r>
+      <w:proofErr w:type="spellEnd"/>
+      <w:r>
+        <w:rPr>
+          <w:sz w:val="20"/>
+          <w:szCs w:val="20"/>
+        </w:rPr>
+        <w:t>,</w:t>
+      </w:r>
+    </w:p>
+    <w:p>
+      <w:pPr>
+        <w:rPr>
+          <w:sz w:val="20"/>
+          <w:szCs w:val="20"/>
+        </w:rPr>
+      </w:pPr>
+      <w:r>
+        <w:rPr>
+          <w:sz w:val="20"/>
+          <w:szCs w:val="20"/>
+        </w:rPr>
+        <w:t xml:space="preserve">    float* </w:t>
+      </w:r>
+      <w:proofErr w:type="spellStart"/>
+      <w:r>
+        <w:rPr>
+          <w:sz w:val="20"/>
+          <w:szCs w:val="20"/>
+        </w:rPr>
+        <w:t>d_output_image</w:t>
+      </w:r>
+      <w:proofErr w:type="spellEnd"/>
+      <w:r>
+        <w:rPr>
+          <w:sz w:val="20"/>
+          <w:szCs w:val="20"/>
+        </w:rPr>
+        <w:t xml:space="preserve">) </w:t>
       </w:r>
     </w:p>
     <w:p>
@@ -8783,22 +11235,118 @@
           <w:sz w:val="20"/>
           <w:szCs w:val="20"/>
         </w:rPr>
-        <w:t xml:space="preserve">    int x = blockIdx.x * blockDim.x + threadIdx.x;</w:t>
-      </w:r>
-    </w:p>
-    <w:p>
-      <w:pPr>
-        <w:rPr>
-          <w:sz w:val="20"/>
-          <w:szCs w:val="20"/>
-        </w:rPr>
-      </w:pPr>
-      <w:r>
-        <w:rPr>
-          <w:sz w:val="20"/>
-          <w:szCs w:val="20"/>
-        </w:rPr>
-        <w:t xml:space="preserve">    int y = blockIdx.y * blockDim.y + threadIdx.y;</w:t>
+        <w:t xml:space="preserve">    int x = </w:t>
+      </w:r>
+      <w:proofErr w:type="spellStart"/>
+      <w:r>
+        <w:rPr>
+          <w:sz w:val="20"/>
+          <w:szCs w:val="20"/>
+        </w:rPr>
+        <w:t>blockIdx.x</w:t>
+      </w:r>
+      <w:proofErr w:type="spellEnd"/>
+      <w:r>
+        <w:rPr>
+          <w:sz w:val="20"/>
+          <w:szCs w:val="20"/>
+        </w:rPr>
+        <w:t xml:space="preserve"> * </w:t>
+      </w:r>
+      <w:proofErr w:type="spellStart"/>
+      <w:r>
+        <w:rPr>
+          <w:sz w:val="20"/>
+          <w:szCs w:val="20"/>
+        </w:rPr>
+        <w:t>blockDim.x</w:t>
+      </w:r>
+      <w:proofErr w:type="spellEnd"/>
+      <w:r>
+        <w:rPr>
+          <w:sz w:val="20"/>
+          <w:szCs w:val="20"/>
+        </w:rPr>
+        <w:t xml:space="preserve"> + </w:t>
+      </w:r>
+      <w:proofErr w:type="spellStart"/>
+      <w:r>
+        <w:rPr>
+          <w:sz w:val="20"/>
+          <w:szCs w:val="20"/>
+        </w:rPr>
+        <w:t>threadIdx.x</w:t>
+      </w:r>
+      <w:proofErr w:type="spellEnd"/>
+      <w:r>
+        <w:rPr>
+          <w:sz w:val="20"/>
+          <w:szCs w:val="20"/>
+        </w:rPr>
+        <w:t>;</w:t>
+      </w:r>
+    </w:p>
+    <w:p>
+      <w:pPr>
+        <w:rPr>
+          <w:sz w:val="20"/>
+          <w:szCs w:val="20"/>
+        </w:rPr>
+      </w:pPr>
+      <w:r>
+        <w:rPr>
+          <w:sz w:val="20"/>
+          <w:szCs w:val="20"/>
+        </w:rPr>
+        <w:t xml:space="preserve">    int y = </w:t>
+      </w:r>
+      <w:proofErr w:type="spellStart"/>
+      <w:r>
+        <w:rPr>
+          <w:sz w:val="20"/>
+          <w:szCs w:val="20"/>
+        </w:rPr>
+        <w:t>blockIdx.y</w:t>
+      </w:r>
+      <w:proofErr w:type="spellEnd"/>
+      <w:r>
+        <w:rPr>
+          <w:sz w:val="20"/>
+          <w:szCs w:val="20"/>
+        </w:rPr>
+        <w:t xml:space="preserve"> * </w:t>
+      </w:r>
+      <w:proofErr w:type="spellStart"/>
+      <w:r>
+        <w:rPr>
+          <w:sz w:val="20"/>
+          <w:szCs w:val="20"/>
+        </w:rPr>
+        <w:t>blockDim.y</w:t>
+      </w:r>
+      <w:proofErr w:type="spellEnd"/>
+      <w:r>
+        <w:rPr>
+          <w:sz w:val="20"/>
+          <w:szCs w:val="20"/>
+        </w:rPr>
+        <w:t xml:space="preserve"> + </w:t>
+      </w:r>
+      <w:proofErr w:type="spellStart"/>
+      <w:r>
+        <w:rPr>
+          <w:sz w:val="20"/>
+          <w:szCs w:val="20"/>
+        </w:rPr>
+        <w:t>threadIdx.y</w:t>
+      </w:r>
+      <w:proofErr w:type="spellEnd"/>
+      <w:r>
+        <w:rPr>
+          <w:sz w:val="20"/>
+          <w:szCs w:val="20"/>
+        </w:rPr>
+        <w:t>;</w:t>
       </w:r>
     </w:p>
     <w:p>
@@ -8859,90 +11407,224 @@
           <w:sz w:val="20"/>
           <w:szCs w:val="20"/>
         </w:rPr>
-        <w:t xml:space="preserve">    RenderRay ray;</w:t>
-      </w:r>
-    </w:p>
-    <w:p>
-      <w:pPr>
-        <w:rPr>
-          <w:sz w:val="20"/>
-          <w:szCs w:val="20"/>
-        </w:rPr>
-      </w:pPr>
-      <w:r>
-        <w:rPr>
-          <w:sz w:val="20"/>
-          <w:szCs w:val="20"/>
-        </w:rPr>
-        <w:t xml:space="preserve">    ray.origin = make_float3((float)x, (float)y, 0.0f);</w:t>
-      </w:r>
-    </w:p>
-    <w:p>
-      <w:pPr>
-        <w:rPr>
-          <w:sz w:val="20"/>
-          <w:szCs w:val="20"/>
-        </w:rPr>
-      </w:pPr>
-      <w:r>
-        <w:rPr>
-          <w:sz w:val="20"/>
-          <w:szCs w:val="20"/>
-        </w:rPr>
-        <w:t xml:space="preserve">    ray.direction = make_float3(0.0f, 0.0f, 1.0f); // Project direct orthogonal viewing vector</w:t>
-      </w:r>
-    </w:p>
-    <w:p>
-      <w:pPr>
-        <w:rPr>
-          <w:sz w:val="20"/>
-          <w:szCs w:val="20"/>
-        </w:rPr>
-      </w:pPr>
-    </w:p>
-    <w:p>
-      <w:pPr>
-        <w:rPr>
-          <w:sz w:val="20"/>
-          <w:szCs w:val="20"/>
-        </w:rPr>
-      </w:pPr>
-      <w:r>
-        <w:rPr>
-          <w:sz w:val="20"/>
-          <w:szCs w:val="20"/>
-        </w:rPr>
-        <w:t xml:space="preserve">    float accumulated_intensity = 0.0f;</w:t>
-      </w:r>
-    </w:p>
-    <w:p>
-      <w:pPr>
-        <w:rPr>
-          <w:sz w:val="20"/>
-          <w:szCs w:val="20"/>
-        </w:rPr>
-      </w:pPr>
-      <w:r>
-        <w:rPr>
-          <w:sz w:val="20"/>
-          <w:szCs w:val="20"/>
-        </w:rPr>
-        <w:t xml:space="preserve">    float sample_depth = 0.0f;</w:t>
-      </w:r>
-    </w:p>
-    <w:p>
-      <w:pPr>
-        <w:rPr>
-          <w:sz w:val="20"/>
-          <w:szCs w:val="20"/>
-        </w:rPr>
-      </w:pPr>
-      <w:r>
-        <w:rPr>
-          <w:sz w:val="20"/>
-          <w:szCs w:val="20"/>
-        </w:rPr>
-        <w:t xml:space="preserve">    int max_steps = dimensions.z;</w:t>
+        <w:t xml:space="preserve">    </w:t>
+      </w:r>
+      <w:proofErr w:type="spellStart"/>
+      <w:r>
+        <w:rPr>
+          <w:sz w:val="20"/>
+          <w:szCs w:val="20"/>
+        </w:rPr>
+        <w:t>RenderRay</w:t>
+      </w:r>
+      <w:proofErr w:type="spellEnd"/>
+      <w:r>
+        <w:rPr>
+          <w:sz w:val="20"/>
+          <w:szCs w:val="20"/>
+        </w:rPr>
+        <w:t xml:space="preserve"> ray;</w:t>
+      </w:r>
+    </w:p>
+    <w:p>
+      <w:pPr>
+        <w:rPr>
+          <w:sz w:val="20"/>
+          <w:szCs w:val="20"/>
+        </w:rPr>
+      </w:pPr>
+      <w:r>
+        <w:rPr>
+          <w:sz w:val="20"/>
+          <w:szCs w:val="20"/>
+        </w:rPr>
+        <w:t xml:space="preserve">    </w:t>
+      </w:r>
+      <w:proofErr w:type="spellStart"/>
+      <w:proofErr w:type="gramStart"/>
+      <w:r>
+        <w:rPr>
+          <w:sz w:val="20"/>
+          <w:szCs w:val="20"/>
+        </w:rPr>
+        <w:t>ray.origin</w:t>
+      </w:r>
+      <w:proofErr w:type="spellEnd"/>
+      <w:proofErr w:type="gramEnd"/>
+      <w:r>
+        <w:rPr>
+          <w:sz w:val="20"/>
+          <w:szCs w:val="20"/>
+        </w:rPr>
+        <w:t xml:space="preserve"> = make_float3((float)x, (float)</w:t>
+      </w:r>
+      <w:proofErr w:type="gramStart"/>
+      <w:r>
+        <w:rPr>
+          <w:sz w:val="20"/>
+          <w:szCs w:val="20"/>
+        </w:rPr>
+        <w:t>y,</w:t>
+      </w:r>
+      <w:proofErr w:type="gramEnd"/>
+      <w:r>
+        <w:rPr>
+          <w:sz w:val="20"/>
+          <w:szCs w:val="20"/>
+        </w:rPr>
+        <w:t xml:space="preserve"> 0.0f);</w:t>
+      </w:r>
+    </w:p>
+    <w:p>
+      <w:pPr>
+        <w:rPr>
+          <w:sz w:val="20"/>
+          <w:szCs w:val="20"/>
+        </w:rPr>
+      </w:pPr>
+      <w:r>
+        <w:rPr>
+          <w:sz w:val="20"/>
+          <w:szCs w:val="20"/>
+        </w:rPr>
+        <w:t xml:space="preserve">    </w:t>
+      </w:r>
+      <w:proofErr w:type="spellStart"/>
+      <w:proofErr w:type="gramStart"/>
+      <w:r>
+        <w:rPr>
+          <w:sz w:val="20"/>
+          <w:szCs w:val="20"/>
+        </w:rPr>
+        <w:t>ray.direction</w:t>
+      </w:r>
+      <w:proofErr w:type="spellEnd"/>
+      <w:proofErr w:type="gramEnd"/>
+      <w:r>
+        <w:rPr>
+          <w:sz w:val="20"/>
+          <w:szCs w:val="20"/>
+        </w:rPr>
+        <w:t xml:space="preserve"> = make_float3(0.0f, 0.0f, 1.0f); // Project direct orthogonal viewing vector</w:t>
+      </w:r>
+    </w:p>
+    <w:p>
+      <w:pPr>
+        <w:rPr>
+          <w:sz w:val="20"/>
+          <w:szCs w:val="20"/>
+        </w:rPr>
+      </w:pPr>
+    </w:p>
+    <w:p>
+      <w:pPr>
+        <w:rPr>
+          <w:sz w:val="20"/>
+          <w:szCs w:val="20"/>
+        </w:rPr>
+      </w:pPr>
+      <w:r>
+        <w:rPr>
+          <w:sz w:val="20"/>
+          <w:szCs w:val="20"/>
+        </w:rPr>
+        <w:t xml:space="preserve">    float </w:t>
+      </w:r>
+      <w:proofErr w:type="spellStart"/>
+      <w:r>
+        <w:rPr>
+          <w:sz w:val="20"/>
+          <w:szCs w:val="20"/>
+        </w:rPr>
+        <w:t>accumulated_intensity</w:t>
+      </w:r>
+      <w:proofErr w:type="spellEnd"/>
+      <w:r>
+        <w:rPr>
+          <w:sz w:val="20"/>
+          <w:szCs w:val="20"/>
+        </w:rPr>
+        <w:t xml:space="preserve"> = 0.0f;</w:t>
+      </w:r>
+    </w:p>
+    <w:p>
+      <w:pPr>
+        <w:rPr>
+          <w:sz w:val="20"/>
+          <w:szCs w:val="20"/>
+        </w:rPr>
+      </w:pPr>
+      <w:r>
+        <w:rPr>
+          <w:sz w:val="20"/>
+          <w:szCs w:val="20"/>
+        </w:rPr>
+        <w:t xml:space="preserve">    float </w:t>
+      </w:r>
+      <w:proofErr w:type="spellStart"/>
+      <w:r>
+        <w:rPr>
+          <w:sz w:val="20"/>
+          <w:szCs w:val="20"/>
+        </w:rPr>
+        <w:t>sample_depth</w:t>
+      </w:r>
+      <w:proofErr w:type="spellEnd"/>
+      <w:r>
+        <w:rPr>
+          <w:sz w:val="20"/>
+          <w:szCs w:val="20"/>
+        </w:rPr>
+        <w:t xml:space="preserve"> = 0.0f;</w:t>
+      </w:r>
+    </w:p>
+    <w:p>
+      <w:pPr>
+        <w:rPr>
+          <w:sz w:val="20"/>
+          <w:szCs w:val="20"/>
+        </w:rPr>
+      </w:pPr>
+      <w:r>
+        <w:rPr>
+          <w:sz w:val="20"/>
+          <w:szCs w:val="20"/>
+        </w:rPr>
+        <w:t xml:space="preserve">    int </w:t>
+      </w:r>
+      <w:proofErr w:type="spellStart"/>
+      <w:r>
+        <w:rPr>
+          <w:sz w:val="20"/>
+          <w:szCs w:val="20"/>
+        </w:rPr>
+        <w:t>max_steps</w:t>
+      </w:r>
+      <w:proofErr w:type="spellEnd"/>
+      <w:r>
+        <w:rPr>
+          <w:sz w:val="20"/>
+          <w:szCs w:val="20"/>
+        </w:rPr>
+        <w:t xml:space="preserve"> = </w:t>
+      </w:r>
+      <w:proofErr w:type="spellStart"/>
+      <w:proofErr w:type="gramStart"/>
+      <w:r>
+        <w:rPr>
+          <w:sz w:val="20"/>
+          <w:szCs w:val="20"/>
+        </w:rPr>
+        <w:t>dimensions.z</w:t>
+      </w:r>
+      <w:proofErr w:type="spellEnd"/>
+      <w:proofErr w:type="gramEnd"/>
+      <w:r>
+        <w:rPr>
+          <w:sz w:val="20"/>
+          <w:szCs w:val="20"/>
+        </w:rPr>
+        <w:t>;</w:t>
       </w:r>
     </w:p>
     <w:p>
@@ -8980,68 +11662,300 @@
           <w:sz w:val="20"/>
           <w:szCs w:val="20"/>
         </w:rPr>
-        <w:t xml:space="preserve">    for (int step = 0; step &lt; max_steps; ++step) {</w:t>
-      </w:r>
-    </w:p>
-    <w:p>
-      <w:pPr>
-        <w:rPr>
-          <w:sz w:val="20"/>
-          <w:szCs w:val="20"/>
-        </w:rPr>
-      </w:pPr>
-      <w:r>
-        <w:rPr>
-          <w:sz w:val="20"/>
-          <w:szCs w:val="20"/>
-        </w:rPr>
-        <w:t xml:space="preserve">        float3 current_position = make_float3(</w:t>
-      </w:r>
-    </w:p>
-    <w:p>
-      <w:pPr>
-        <w:rPr>
-          <w:sz w:val="20"/>
-          <w:szCs w:val="20"/>
-        </w:rPr>
-      </w:pPr>
-      <w:r>
-        <w:rPr>
-          <w:sz w:val="20"/>
-          <w:szCs w:val="20"/>
-        </w:rPr>
-        <w:t xml:space="preserve">            ray.origin.x + ray.direction.x * sample_depth,</w:t>
-      </w:r>
-    </w:p>
-    <w:p>
-      <w:pPr>
-        <w:rPr>
-          <w:sz w:val="20"/>
-          <w:szCs w:val="20"/>
-        </w:rPr>
-      </w:pPr>
-      <w:r>
-        <w:rPr>
-          <w:sz w:val="20"/>
-          <w:szCs w:val="20"/>
-        </w:rPr>
-        <w:t xml:space="preserve">            ray.origin.y + ray.direction.y * sample_depth,</w:t>
-      </w:r>
-    </w:p>
-    <w:p>
-      <w:pPr>
-        <w:rPr>
-          <w:sz w:val="20"/>
-          <w:szCs w:val="20"/>
-        </w:rPr>
-      </w:pPr>
-      <w:r>
-        <w:rPr>
-          <w:sz w:val="20"/>
-          <w:szCs w:val="20"/>
-        </w:rPr>
-        <w:t xml:space="preserve">            ray.origin.z + ray.direction.z * sample_depth</w:t>
-      </w:r>
+        <w:t xml:space="preserve">    for (int step = 0; step &lt; </w:t>
+      </w:r>
+      <w:proofErr w:type="spellStart"/>
+      <w:r>
+        <w:rPr>
+          <w:sz w:val="20"/>
+          <w:szCs w:val="20"/>
+        </w:rPr>
+        <w:t>max_steps</w:t>
+      </w:r>
+      <w:proofErr w:type="spellEnd"/>
+      <w:r>
+        <w:rPr>
+          <w:sz w:val="20"/>
+          <w:szCs w:val="20"/>
+        </w:rPr>
+        <w:t>; ++</w:t>
+      </w:r>
+      <w:proofErr w:type="gramStart"/>
+      <w:r>
+        <w:rPr>
+          <w:sz w:val="20"/>
+          <w:szCs w:val="20"/>
+        </w:rPr>
+        <w:t>step) {</w:t>
+      </w:r>
+      <w:proofErr w:type="gramEnd"/>
+    </w:p>
+    <w:p>
+      <w:pPr>
+        <w:rPr>
+          <w:sz w:val="20"/>
+          <w:szCs w:val="20"/>
+        </w:rPr>
+      </w:pPr>
+      <w:r>
+        <w:rPr>
+          <w:sz w:val="20"/>
+          <w:szCs w:val="20"/>
+        </w:rPr>
+        <w:t xml:space="preserve">        float3 </w:t>
+      </w:r>
+      <w:proofErr w:type="spellStart"/>
+      <w:r>
+        <w:rPr>
+          <w:sz w:val="20"/>
+          <w:szCs w:val="20"/>
+        </w:rPr>
+        <w:t>current_position</w:t>
+      </w:r>
+      <w:proofErr w:type="spellEnd"/>
+      <w:r>
+        <w:rPr>
+          <w:sz w:val="20"/>
+          <w:szCs w:val="20"/>
+        </w:rPr>
+        <w:t xml:space="preserve"> = make_float3(</w:t>
+      </w:r>
+    </w:p>
+    <w:p>
+      <w:pPr>
+        <w:rPr>
+          <w:sz w:val="20"/>
+          <w:szCs w:val="20"/>
+        </w:rPr>
+      </w:pPr>
+      <w:r>
+        <w:rPr>
+          <w:sz w:val="20"/>
+          <w:szCs w:val="20"/>
+        </w:rPr>
+        <w:t xml:space="preserve">            </w:t>
+      </w:r>
+      <w:proofErr w:type="spellStart"/>
+      <w:proofErr w:type="gramStart"/>
+      <w:r>
+        <w:rPr>
+          <w:sz w:val="20"/>
+          <w:szCs w:val="20"/>
+        </w:rPr>
+        <w:t>ray.origin</w:t>
+      </w:r>
+      <w:proofErr w:type="gramEnd"/>
+      <w:r>
+        <w:rPr>
+          <w:sz w:val="20"/>
+          <w:szCs w:val="20"/>
+        </w:rPr>
+        <w:t>.x</w:t>
+      </w:r>
+      <w:proofErr w:type="spellEnd"/>
+      <w:r>
+        <w:rPr>
+          <w:sz w:val="20"/>
+          <w:szCs w:val="20"/>
+        </w:rPr>
+        <w:t xml:space="preserve"> + </w:t>
+      </w:r>
+      <w:proofErr w:type="spellStart"/>
+      <w:proofErr w:type="gramStart"/>
+      <w:r>
+        <w:rPr>
+          <w:sz w:val="20"/>
+          <w:szCs w:val="20"/>
+        </w:rPr>
+        <w:t>ray.direction</w:t>
+      </w:r>
+      <w:proofErr w:type="gramEnd"/>
+      <w:r>
+        <w:rPr>
+          <w:sz w:val="20"/>
+          <w:szCs w:val="20"/>
+        </w:rPr>
+        <w:t>.x</w:t>
+      </w:r>
+      <w:proofErr w:type="spellEnd"/>
+      <w:r>
+        <w:rPr>
+          <w:sz w:val="20"/>
+          <w:szCs w:val="20"/>
+        </w:rPr>
+        <w:t xml:space="preserve"> * </w:t>
+      </w:r>
+      <w:proofErr w:type="spellStart"/>
+      <w:r>
+        <w:rPr>
+          <w:sz w:val="20"/>
+          <w:szCs w:val="20"/>
+        </w:rPr>
+        <w:t>sample_depth</w:t>
+      </w:r>
+      <w:proofErr w:type="spellEnd"/>
+      <w:r>
+        <w:rPr>
+          <w:sz w:val="20"/>
+          <w:szCs w:val="20"/>
+        </w:rPr>
+        <w:t>,</w:t>
+      </w:r>
+    </w:p>
+    <w:p>
+      <w:pPr>
+        <w:rPr>
+          <w:sz w:val="20"/>
+          <w:szCs w:val="20"/>
+        </w:rPr>
+      </w:pPr>
+      <w:r>
+        <w:rPr>
+          <w:sz w:val="20"/>
+          <w:szCs w:val="20"/>
+        </w:rPr>
+        <w:t xml:space="preserve">            </w:t>
+      </w:r>
+      <w:proofErr w:type="spellStart"/>
+      <w:proofErr w:type="gramStart"/>
+      <w:r>
+        <w:rPr>
+          <w:sz w:val="20"/>
+          <w:szCs w:val="20"/>
+        </w:rPr>
+        <w:t>ray.origin</w:t>
+      </w:r>
+      <w:proofErr w:type="gramEnd"/>
+      <w:r>
+        <w:rPr>
+          <w:sz w:val="20"/>
+          <w:szCs w:val="20"/>
+        </w:rPr>
+        <w:t>.y</w:t>
+      </w:r>
+      <w:proofErr w:type="spellEnd"/>
+      <w:r>
+        <w:rPr>
+          <w:sz w:val="20"/>
+          <w:szCs w:val="20"/>
+        </w:rPr>
+        <w:t xml:space="preserve"> + </w:t>
+      </w:r>
+      <w:proofErr w:type="spellStart"/>
+      <w:proofErr w:type="gramStart"/>
+      <w:r>
+        <w:rPr>
+          <w:sz w:val="20"/>
+          <w:szCs w:val="20"/>
+        </w:rPr>
+        <w:t>ray.direction</w:t>
+      </w:r>
+      <w:proofErr w:type="gramEnd"/>
+      <w:r>
+        <w:rPr>
+          <w:sz w:val="20"/>
+          <w:szCs w:val="20"/>
+        </w:rPr>
+        <w:t>.y</w:t>
+      </w:r>
+      <w:proofErr w:type="spellEnd"/>
+      <w:r>
+        <w:rPr>
+          <w:sz w:val="20"/>
+          <w:szCs w:val="20"/>
+        </w:rPr>
+        <w:t xml:space="preserve"> * </w:t>
+      </w:r>
+      <w:proofErr w:type="spellStart"/>
+      <w:r>
+        <w:rPr>
+          <w:sz w:val="20"/>
+          <w:szCs w:val="20"/>
+        </w:rPr>
+        <w:t>sample_depth</w:t>
+      </w:r>
+      <w:proofErr w:type="spellEnd"/>
+      <w:r>
+        <w:rPr>
+          <w:sz w:val="20"/>
+          <w:szCs w:val="20"/>
+        </w:rPr>
+        <w:t>,</w:t>
+      </w:r>
+    </w:p>
+    <w:p>
+      <w:pPr>
+        <w:rPr>
+          <w:sz w:val="20"/>
+          <w:szCs w:val="20"/>
+        </w:rPr>
+      </w:pPr>
+      <w:r>
+        <w:rPr>
+          <w:sz w:val="20"/>
+          <w:szCs w:val="20"/>
+        </w:rPr>
+        <w:t xml:space="preserve">            </w:t>
+      </w:r>
+      <w:proofErr w:type="spellStart"/>
+      <w:proofErr w:type="gramStart"/>
+      <w:r>
+        <w:rPr>
+          <w:sz w:val="20"/>
+          <w:szCs w:val="20"/>
+        </w:rPr>
+        <w:t>ray.origin</w:t>
+      </w:r>
+      <w:proofErr w:type="gramEnd"/>
+      <w:r>
+        <w:rPr>
+          <w:sz w:val="20"/>
+          <w:szCs w:val="20"/>
+        </w:rPr>
+        <w:t>.z</w:t>
+      </w:r>
+      <w:proofErr w:type="spellEnd"/>
+      <w:r>
+        <w:rPr>
+          <w:sz w:val="20"/>
+          <w:szCs w:val="20"/>
+        </w:rPr>
+        <w:t xml:space="preserve"> + </w:t>
+      </w:r>
+      <w:proofErr w:type="spellStart"/>
+      <w:proofErr w:type="gramStart"/>
+      <w:r>
+        <w:rPr>
+          <w:sz w:val="20"/>
+          <w:szCs w:val="20"/>
+        </w:rPr>
+        <w:t>ray.direction</w:t>
+      </w:r>
+      <w:proofErr w:type="gramEnd"/>
+      <w:r>
+        <w:rPr>
+          <w:sz w:val="20"/>
+          <w:szCs w:val="20"/>
+        </w:rPr>
+        <w:t>.z</w:t>
+      </w:r>
+      <w:proofErr w:type="spellEnd"/>
+      <w:r>
+        <w:rPr>
+          <w:sz w:val="20"/>
+          <w:szCs w:val="20"/>
+        </w:rPr>
+        <w:t xml:space="preserve"> * </w:t>
+      </w:r>
+      <w:proofErr w:type="spellStart"/>
+      <w:r>
+        <w:rPr>
+          <w:sz w:val="20"/>
+          <w:szCs w:val="20"/>
+        </w:rPr>
+        <w:t>sample_depth</w:t>
+      </w:r>
+      <w:proofErr w:type="spellEnd"/>
     </w:p>
     <w:p>
       <w:pPr>
@@ -9078,22 +11992,95 @@
           <w:sz w:val="20"/>
           <w:szCs w:val="20"/>
         </w:rPr>
-        <w:t xml:space="preserve">        int voxel_x = __float2int_rd(current_position.x);</w:t>
-      </w:r>
-    </w:p>
-    <w:p>
-      <w:pPr>
-        <w:rPr>
-          <w:sz w:val="20"/>
-          <w:szCs w:val="20"/>
-        </w:rPr>
-      </w:pPr>
-      <w:r>
-        <w:rPr>
-          <w:sz w:val="20"/>
-          <w:szCs w:val="20"/>
-        </w:rPr>
-        <w:t xml:space="preserve">        int voxel_y = __float2int_rd(current_position.y);</w:t>
+        <w:t xml:space="preserve">        int </w:t>
+      </w:r>
+      <w:proofErr w:type="spellStart"/>
+      <w:r>
+        <w:rPr>
+          <w:sz w:val="20"/>
+          <w:szCs w:val="20"/>
+        </w:rPr>
+        <w:t>voxel_x</w:t>
+      </w:r>
+      <w:proofErr w:type="spellEnd"/>
+      <w:r>
+        <w:rPr>
+          <w:sz w:val="20"/>
+          <w:szCs w:val="20"/>
+        </w:rPr>
+        <w:t xml:space="preserve"> = __float2int_rd(</w:t>
+      </w:r>
+      <w:proofErr w:type="spellStart"/>
+      <w:r>
+        <w:rPr>
+          <w:sz w:val="20"/>
+          <w:szCs w:val="20"/>
+        </w:rPr>
+        <w:t>current_position.x</w:t>
+      </w:r>
+      <w:proofErr w:type="spellEnd"/>
+      <w:r>
+        <w:rPr>
+          <w:sz w:val="20"/>
+          <w:szCs w:val="20"/>
+        </w:rPr>
+        <w:t>);</w:t>
+      </w:r>
+    </w:p>
+    <w:p>
+      <w:pPr>
+        <w:rPr>
+          <w:sz w:val="20"/>
+          <w:szCs w:val="20"/>
+        </w:rPr>
+      </w:pPr>
+      <w:r>
+        <w:rPr>
+          <w:sz w:val="20"/>
+          <w:szCs w:val="20"/>
+        </w:rPr>
+        <w:t xml:space="preserve">        int </w:t>
+      </w:r>
+      <w:proofErr w:type="spellStart"/>
+      <w:r>
+        <w:rPr>
+          <w:sz w:val="20"/>
+          <w:szCs w:val="20"/>
+        </w:rPr>
+        <w:t>voxel_y</w:t>
+      </w:r>
+      <w:proofErr w:type="spellEnd"/>
+      <w:r>
+        <w:rPr>
+          <w:sz w:val="20"/>
+          <w:szCs w:val="20"/>
+        </w:rPr>
+        <w:t xml:space="preserve"> = __float2int_rd(</w:t>
+      </w:r>
+      <w:proofErr w:type="spellStart"/>
+      <w:r>
+        <w:rPr>
+          <w:sz w:val="20"/>
+          <w:szCs w:val="20"/>
+        </w:rPr>
+        <w:t>current_</w:t>
+      </w:r>
+      <w:proofErr w:type="gramStart"/>
+      <w:r>
+        <w:rPr>
+          <w:sz w:val="20"/>
+          <w:szCs w:val="20"/>
+        </w:rPr>
+        <w:t>position.y</w:t>
+      </w:r>
+      <w:proofErr w:type="spellEnd"/>
+      <w:proofErr w:type="gramEnd"/>
+      <w:r>
+        <w:rPr>
+          <w:sz w:val="20"/>
+          <w:szCs w:val="20"/>
+        </w:rPr>
+        <w:t>);</w:t>
       </w:r>
     </w:p>
     <w:p>
@@ -9109,7 +12096,48 @@
           <w:szCs w:val="20"/>
         </w:rPr>
         <w:lastRenderedPageBreak/>
-        <w:t xml:space="preserve">        int voxel_z = __float2int_rd(current_position.z);</w:t>
+        <w:t xml:space="preserve">        int </w:t>
+      </w:r>
+      <w:proofErr w:type="spellStart"/>
+      <w:r>
+        <w:rPr>
+          <w:sz w:val="20"/>
+          <w:szCs w:val="20"/>
+        </w:rPr>
+        <w:t>voxel_z</w:t>
+      </w:r>
+      <w:proofErr w:type="spellEnd"/>
+      <w:r>
+        <w:rPr>
+          <w:sz w:val="20"/>
+          <w:szCs w:val="20"/>
+        </w:rPr>
+        <w:t xml:space="preserve"> = __float2int_rd(</w:t>
+      </w:r>
+      <w:proofErr w:type="spellStart"/>
+      <w:r>
+        <w:rPr>
+          <w:sz w:val="20"/>
+          <w:szCs w:val="20"/>
+        </w:rPr>
+        <w:t>current_</w:t>
+      </w:r>
+      <w:proofErr w:type="gramStart"/>
+      <w:r>
+        <w:rPr>
+          <w:sz w:val="20"/>
+          <w:szCs w:val="20"/>
+        </w:rPr>
+        <w:t>position.z</w:t>
+      </w:r>
+      <w:proofErr w:type="spellEnd"/>
+      <w:proofErr w:type="gramEnd"/>
+      <w:r>
+        <w:rPr>
+          <w:sz w:val="20"/>
+          <w:szCs w:val="20"/>
+        </w:rPr>
+        <w:t>);</w:t>
       </w:r>
     </w:p>
     <w:p>
@@ -9147,7 +12175,96 @@
           <w:sz w:val="20"/>
           <w:szCs w:val="20"/>
         </w:rPr>
-        <w:t xml:space="preserve">        float structural_density = sample_3d_voxel_grid(d_voxel_grid, dimensions, voxel_x, voxel_y, voxel_z);</w:t>
+        <w:t xml:space="preserve">        float </w:t>
+      </w:r>
+      <w:proofErr w:type="spellStart"/>
+      <w:r>
+        <w:rPr>
+          <w:sz w:val="20"/>
+          <w:szCs w:val="20"/>
+        </w:rPr>
+        <w:t>structural_density</w:t>
+      </w:r>
+      <w:proofErr w:type="spellEnd"/>
+      <w:r>
+        <w:rPr>
+          <w:sz w:val="20"/>
+          <w:szCs w:val="20"/>
+        </w:rPr>
+        <w:t xml:space="preserve"> = sample_3d_voxel_</w:t>
+      </w:r>
+      <w:proofErr w:type="gramStart"/>
+      <w:r>
+        <w:rPr>
+          <w:sz w:val="20"/>
+          <w:szCs w:val="20"/>
+        </w:rPr>
+        <w:t>grid(</w:t>
+      </w:r>
+      <w:proofErr w:type="spellStart"/>
+      <w:proofErr w:type="gramEnd"/>
+      <w:r>
+        <w:rPr>
+          <w:sz w:val="20"/>
+          <w:szCs w:val="20"/>
+        </w:rPr>
+        <w:t>d_voxel_grid</w:t>
+      </w:r>
+      <w:proofErr w:type="spellEnd"/>
+      <w:r>
+        <w:rPr>
+          <w:sz w:val="20"/>
+          <w:szCs w:val="20"/>
+        </w:rPr>
+        <w:t xml:space="preserve">, dimensions, </w:t>
+      </w:r>
+      <w:proofErr w:type="spellStart"/>
+      <w:r>
+        <w:rPr>
+          <w:sz w:val="20"/>
+          <w:szCs w:val="20"/>
+        </w:rPr>
+        <w:t>voxel_x</w:t>
+      </w:r>
+      <w:proofErr w:type="spellEnd"/>
+      <w:r>
+        <w:rPr>
+          <w:sz w:val="20"/>
+          <w:szCs w:val="20"/>
+        </w:rPr>
+        <w:t xml:space="preserve">, </w:t>
+      </w:r>
+      <w:proofErr w:type="spellStart"/>
+      <w:r>
+        <w:rPr>
+          <w:sz w:val="20"/>
+          <w:szCs w:val="20"/>
+        </w:rPr>
+        <w:t>voxel_y</w:t>
+      </w:r>
+      <w:proofErr w:type="spellEnd"/>
+      <w:r>
+        <w:rPr>
+          <w:sz w:val="20"/>
+          <w:szCs w:val="20"/>
+        </w:rPr>
+        <w:t xml:space="preserve">, </w:t>
+      </w:r>
+      <w:proofErr w:type="spellStart"/>
+      <w:r>
+        <w:rPr>
+          <w:sz w:val="20"/>
+          <w:szCs w:val="20"/>
+        </w:rPr>
+        <w:t>voxel_z</w:t>
+      </w:r>
+      <w:proofErr w:type="spellEnd"/>
+      <w:r>
+        <w:rPr>
+          <w:sz w:val="20"/>
+          <w:szCs w:val="20"/>
+        </w:rPr>
+        <w:t>);</w:t>
       </w:r>
     </w:p>
     <w:p>
@@ -9185,37 +12302,165 @@
           <w:sz w:val="20"/>
           <w:szCs w:val="20"/>
         </w:rPr>
-        <w:t xml:space="preserve">        if (structural_density &gt;= iso_threshold_min &amp;&amp; structural_density &lt;= iso_threshold_max) {</w:t>
-      </w:r>
-    </w:p>
-    <w:p>
-      <w:pPr>
-        <w:rPr>
-          <w:sz w:val="20"/>
-          <w:szCs w:val="20"/>
-        </w:rPr>
-      </w:pPr>
-      <w:r>
-        <w:rPr>
-          <w:sz w:val="20"/>
-          <w:szCs w:val="20"/>
-        </w:rPr>
-        <w:t xml:space="preserve">            // Isosurface boundary hit detected; compute surface shading and record depth location</w:t>
-      </w:r>
-    </w:p>
-    <w:p>
-      <w:pPr>
-        <w:rPr>
-          <w:sz w:val="20"/>
-          <w:szCs w:val="20"/>
-        </w:rPr>
-      </w:pPr>
-      <w:r>
-        <w:rPr>
-          <w:sz w:val="20"/>
-          <w:szCs w:val="20"/>
-        </w:rPr>
-        <w:t xml:space="preserve">            accumulated_intensity = 1.0f - (sample_depth / (float)max_steps);</w:t>
+        <w:t xml:space="preserve">        if (</w:t>
+      </w:r>
+      <w:proofErr w:type="spellStart"/>
+      <w:r>
+        <w:rPr>
+          <w:sz w:val="20"/>
+          <w:szCs w:val="20"/>
+        </w:rPr>
+        <w:t>structural_density</w:t>
+      </w:r>
+      <w:proofErr w:type="spellEnd"/>
+      <w:r>
+        <w:rPr>
+          <w:sz w:val="20"/>
+          <w:szCs w:val="20"/>
+        </w:rPr>
+        <w:t xml:space="preserve"> &gt;= </w:t>
+      </w:r>
+      <w:proofErr w:type="spellStart"/>
+      <w:r>
+        <w:rPr>
+          <w:sz w:val="20"/>
+          <w:szCs w:val="20"/>
+        </w:rPr>
+        <w:t>iso_threshold_min</w:t>
+      </w:r>
+      <w:proofErr w:type="spellEnd"/>
+      <w:r>
+        <w:rPr>
+          <w:sz w:val="20"/>
+          <w:szCs w:val="20"/>
+        </w:rPr>
+        <w:t xml:space="preserve"> &amp;&amp; </w:t>
+      </w:r>
+      <w:proofErr w:type="spellStart"/>
+      <w:r>
+        <w:rPr>
+          <w:sz w:val="20"/>
+          <w:szCs w:val="20"/>
+        </w:rPr>
+        <w:t>structural_density</w:t>
+      </w:r>
+      <w:proofErr w:type="spellEnd"/>
+      <w:r>
+        <w:rPr>
+          <w:sz w:val="20"/>
+          <w:szCs w:val="20"/>
+        </w:rPr>
+        <w:t xml:space="preserve"> &lt;= </w:t>
+      </w:r>
+      <w:proofErr w:type="spellStart"/>
+      <w:r>
+        <w:rPr>
+          <w:sz w:val="20"/>
+          <w:szCs w:val="20"/>
+        </w:rPr>
+        <w:t>iso_threshold_max</w:t>
+      </w:r>
+      <w:proofErr w:type="spellEnd"/>
+      <w:r>
+        <w:rPr>
+          <w:sz w:val="20"/>
+          <w:szCs w:val="20"/>
+        </w:rPr>
+        <w:t>) {</w:t>
+      </w:r>
+    </w:p>
+    <w:p>
+      <w:pPr>
+        <w:rPr>
+          <w:sz w:val="20"/>
+          <w:szCs w:val="20"/>
+        </w:rPr>
+      </w:pPr>
+      <w:r>
+        <w:rPr>
+          <w:sz w:val="20"/>
+          <w:szCs w:val="20"/>
+        </w:rPr>
+        <w:t xml:space="preserve">            // </w:t>
+      </w:r>
+      <w:proofErr w:type="spellStart"/>
+      <w:r>
+        <w:rPr>
+          <w:sz w:val="20"/>
+          <w:szCs w:val="20"/>
+        </w:rPr>
+        <w:t>Isosurface</w:t>
+      </w:r>
+      <w:proofErr w:type="spellEnd"/>
+      <w:r>
+        <w:rPr>
+          <w:sz w:val="20"/>
+          <w:szCs w:val="20"/>
+        </w:rPr>
+        <w:t xml:space="preserve"> boundary hit detected; compute surface shading and record depth location</w:t>
+      </w:r>
+    </w:p>
+    <w:p>
+      <w:pPr>
+        <w:rPr>
+          <w:sz w:val="20"/>
+          <w:szCs w:val="20"/>
+        </w:rPr>
+      </w:pPr>
+      <w:r>
+        <w:rPr>
+          <w:sz w:val="20"/>
+          <w:szCs w:val="20"/>
+        </w:rPr>
+        <w:t xml:space="preserve">            </w:t>
+      </w:r>
+      <w:proofErr w:type="spellStart"/>
+      <w:r>
+        <w:rPr>
+          <w:sz w:val="20"/>
+          <w:szCs w:val="20"/>
+        </w:rPr>
+        <w:t>accumulated_intensity</w:t>
+      </w:r>
+      <w:proofErr w:type="spellEnd"/>
+      <w:r>
+        <w:rPr>
+          <w:sz w:val="20"/>
+          <w:szCs w:val="20"/>
+        </w:rPr>
+        <w:t xml:space="preserve"> = 1.0f - (</w:t>
+      </w:r>
+      <w:proofErr w:type="spellStart"/>
+      <w:r>
+        <w:rPr>
+          <w:sz w:val="20"/>
+          <w:szCs w:val="20"/>
+        </w:rPr>
+        <w:t>sample_depth</w:t>
+      </w:r>
+      <w:proofErr w:type="spellEnd"/>
+      <w:r>
+        <w:rPr>
+          <w:sz w:val="20"/>
+          <w:szCs w:val="20"/>
+        </w:rPr>
+        <w:t xml:space="preserve"> / (float)</w:t>
+      </w:r>
+      <w:proofErr w:type="spellStart"/>
+      <w:r>
+        <w:rPr>
+          <w:sz w:val="20"/>
+          <w:szCs w:val="20"/>
+        </w:rPr>
+        <w:t>max_steps</w:t>
+      </w:r>
+      <w:proofErr w:type="spellEnd"/>
+      <w:r>
+        <w:rPr>
+          <w:sz w:val="20"/>
+          <w:szCs w:val="20"/>
+        </w:rPr>
+        <w:t>);</w:t>
       </w:r>
     </w:p>
     <w:p>
@@ -9268,7 +12513,48 @@
           <w:sz w:val="20"/>
           <w:szCs w:val="20"/>
         </w:rPr>
-        <w:t xml:space="preserve">        sample_depth += step_size.z;</w:t>
+        <w:t xml:space="preserve">        </w:t>
+      </w:r>
+      <w:proofErr w:type="spellStart"/>
+      <w:r>
+        <w:rPr>
+          <w:sz w:val="20"/>
+          <w:szCs w:val="20"/>
+        </w:rPr>
+        <w:t>sample_depth</w:t>
+      </w:r>
+      <w:proofErr w:type="spellEnd"/>
+      <w:r>
+        <w:rPr>
+          <w:sz w:val="20"/>
+          <w:szCs w:val="20"/>
+        </w:rPr>
+        <w:t xml:space="preserve"> += </w:t>
+      </w:r>
+      <w:proofErr w:type="spellStart"/>
+      <w:r>
+        <w:rPr>
+          <w:sz w:val="20"/>
+          <w:szCs w:val="20"/>
+        </w:rPr>
+        <w:t>step_</w:t>
+      </w:r>
+      <w:proofErr w:type="gramStart"/>
+      <w:r>
+        <w:rPr>
+          <w:sz w:val="20"/>
+          <w:szCs w:val="20"/>
+        </w:rPr>
+        <w:t>size.z</w:t>
+      </w:r>
+      <w:proofErr w:type="spellEnd"/>
+      <w:proofErr w:type="gramEnd"/>
+      <w:r>
+        <w:rPr>
+          <w:sz w:val="20"/>
+          <w:szCs w:val="20"/>
+        </w:rPr>
+        <w:t>;</w:t>
       </w:r>
     </w:p>
     <w:p>
@@ -9321,22 +12607,86 @@
           <w:sz w:val="20"/>
           <w:szCs w:val="20"/>
         </w:rPr>
-        <w:t xml:space="preserve">    int output_index = y * width + x;</w:t>
-      </w:r>
-    </w:p>
-    <w:p>
-      <w:pPr>
-        <w:rPr>
-          <w:sz w:val="20"/>
-          <w:szCs w:val="20"/>
-        </w:rPr>
-      </w:pPr>
-      <w:r>
-        <w:rPr>
-          <w:sz w:val="20"/>
-          <w:szCs w:val="20"/>
-        </w:rPr>
-        <w:t xml:space="preserve">    d_output_image[output_index] = accumulated_intensity;</w:t>
+        <w:t xml:space="preserve">    int </w:t>
+      </w:r>
+      <w:proofErr w:type="spellStart"/>
+      <w:r>
+        <w:rPr>
+          <w:sz w:val="20"/>
+          <w:szCs w:val="20"/>
+        </w:rPr>
+        <w:t>output_index</w:t>
+      </w:r>
+      <w:proofErr w:type="spellEnd"/>
+      <w:r>
+        <w:rPr>
+          <w:sz w:val="20"/>
+          <w:szCs w:val="20"/>
+        </w:rPr>
+        <w:t xml:space="preserve"> = y * width + x;</w:t>
+      </w:r>
+    </w:p>
+    <w:p>
+      <w:pPr>
+        <w:rPr>
+          <w:sz w:val="20"/>
+          <w:szCs w:val="20"/>
+        </w:rPr>
+      </w:pPr>
+      <w:r>
+        <w:rPr>
+          <w:sz w:val="20"/>
+          <w:szCs w:val="20"/>
+        </w:rPr>
+        <w:t xml:space="preserve">    </w:t>
+      </w:r>
+      <w:proofErr w:type="spellStart"/>
+      <w:r>
+        <w:rPr>
+          <w:sz w:val="20"/>
+          <w:szCs w:val="20"/>
+        </w:rPr>
+        <w:t>d_output_image</w:t>
+      </w:r>
+      <w:proofErr w:type="spellEnd"/>
+      <w:r>
+        <w:rPr>
+          <w:sz w:val="20"/>
+          <w:szCs w:val="20"/>
+        </w:rPr>
+        <w:t>[</w:t>
+      </w:r>
+      <w:proofErr w:type="spellStart"/>
+      <w:r>
+        <w:rPr>
+          <w:sz w:val="20"/>
+          <w:szCs w:val="20"/>
+        </w:rPr>
+        <w:t>output_index</w:t>
+      </w:r>
+      <w:proofErr w:type="spellEnd"/>
+      <w:r>
+        <w:rPr>
+          <w:sz w:val="20"/>
+          <w:szCs w:val="20"/>
+        </w:rPr>
+        <w:t xml:space="preserve">] = </w:t>
+      </w:r>
+      <w:proofErr w:type="spellStart"/>
+      <w:r>
+        <w:rPr>
+          <w:sz w:val="20"/>
+          <w:szCs w:val="20"/>
+        </w:rPr>
+        <w:t>accumulated_intensity</w:t>
+      </w:r>
+      <w:proofErr w:type="spellEnd"/>
+      <w:r>
+        <w:rPr>
+          <w:sz w:val="20"/>
+          <w:szCs w:val="20"/>
+        </w:rPr>
+        <w:t>;</w:t>
       </w:r>
     </w:p>
     <w:p>
@@ -9855,7 +13205,15 @@
         <w:t>Duty to Warn</w:t>
       </w:r>
       <w:r>
-        <w:t xml:space="preserve"> requires the clinical and scientific communities to build predictive frameworks before a specific vector transitions from a mathematical rarity to an active epidemiological issue. The accelerating expansion of human industrial footprints into abyssal benthic zones, alongside the globalization of unmonitored commercial mariculture, structurally alters historical exposure patterns to deep-sea organisms.</w:t>
+        <w:t xml:space="preserve"> requires the clinical and scientific communities to build predictive frameworks before a </w:t>
+      </w:r>
+      <w:proofErr w:type="gramStart"/>
+      <w:r>
+        <w:t>specific vector transitions</w:t>
+      </w:r>
+      <w:proofErr w:type="gramEnd"/>
+      <w:r>
+        <w:t xml:space="preserve"> from a mathematical rarity to an active epidemiological issue. The accelerating expansion of human industrial footprints into abyssal benthic zones, alongside the globalization of unmonitored commercial mariculture, structurally alters historical exposure patterns to deep-sea organisms.</w:t>
       </w:r>
     </w:p>
     <w:p>
@@ -10122,8 +13480,13 @@
             <w:hideMark/>
           </w:tcPr>
           <w:p>
-            <w:r>
-              <w:t>Micrometastatic Shedding / Clonal Seeding</w:t>
+            <w:proofErr w:type="spellStart"/>
+            <w:r>
+              <w:t>Micrometastatic</w:t>
+            </w:r>
+            <w:proofErr w:type="spellEnd"/>
+            <w:r>
+              <w:t xml:space="preserve"> Shedding / Clonal Seeding</w:t>
             </w:r>
           </w:p>
         </w:tc>
@@ -10198,7 +13561,15 @@
           </w:tcPr>
           <w:p>
             <w:r>
-              <w:t>Accelerated Metastication / Multi-focal Hyperplasia</w:t>
+              <w:t xml:space="preserve">Accelerated </w:t>
+            </w:r>
+            <w:proofErr w:type="spellStart"/>
+            <w:r>
+              <w:t>Metastication</w:t>
+            </w:r>
+            <w:proofErr w:type="spellEnd"/>
+            <w:r>
+              <w:t xml:space="preserve"> / Multi-focal Hyperplasia</w:t>
             </w:r>
           </w:p>
         </w:tc>
@@ -10447,7 +13818,15 @@
           </w:tcPr>
           <w:p>
             <w:r>
-              <w:t>Localized vascular rupture leading to blood pooling within the tissue capsule, resulting in regional ischemia or structural pressure necrosis.</w:t>
+              <w:t xml:space="preserve">Localized vascular rupture </w:t>
+            </w:r>
+            <w:proofErr w:type="gramStart"/>
+            <w:r>
+              <w:t>leading</w:t>
+            </w:r>
+            <w:proofErr w:type="gramEnd"/>
+            <w:r>
+              <w:t xml:space="preserve"> to blood pooling within the tissue capsule, resulting in regional ischemia or structural pressure necrosis.</w:t>
             </w:r>
           </w:p>
         </w:tc>
@@ -10597,7 +13976,15 @@
           </w:tcPr>
           <w:p>
             <w:r>
-              <w:t>Rapid enzymatic liquefaction of host stromal tissue, inducing acute metabolic toxicemia and vascular leakage.</w:t>
+              <w:t xml:space="preserve">Rapid enzymatic liquefaction of host stromal tissue, inducing acute metabolic </w:t>
+            </w:r>
+            <w:proofErr w:type="spellStart"/>
+            <w:r>
+              <w:t>toxicemia</w:t>
+            </w:r>
+            <w:proofErr w:type="spellEnd"/>
+            <w:r>
+              <w:t xml:space="preserve"> and vascular leakage.</w:t>
             </w:r>
           </w:p>
         </w:tc>
@@ -11023,14 +14410,31 @@
         <w:t>gonopores</w:t>
       </w:r>
       <w:r>
-        <w:t xml:space="preserve"> (located on the coxal segments of the legs) serve as the exit pathways for reproductive gametes. Translated to human pathophysiology, these microscopic openings function as structural points of egress for </w:t>
-      </w:r>
-      <w:r>
-        <w:rPr>
-          <w:b/>
-          <w:bCs/>
-        </w:rPr>
-        <w:t>micrometastatic seeding</w:t>
+        <w:t xml:space="preserve"> (located on the </w:t>
+      </w:r>
+      <w:proofErr w:type="spellStart"/>
+      <w:r>
+        <w:t>coxal</w:t>
+      </w:r>
+      <w:proofErr w:type="spellEnd"/>
+      <w:r>
+        <w:t xml:space="preserve"> segments of the legs) serve as the exit pathways for reproductive gametes. Translated to human pathophysiology, these microscopic openings function as structural points of egress for </w:t>
+      </w:r>
+      <w:proofErr w:type="spellStart"/>
+      <w:r>
+        <w:rPr>
+          <w:b/>
+          <w:bCs/>
+        </w:rPr>
+        <w:t>micrometastatic</w:t>
+      </w:r>
+      <w:proofErr w:type="spellEnd"/>
+      <w:r>
+        <w:rPr>
+          <w:b/>
+          <w:bCs/>
+        </w:rPr>
+        <w:t xml:space="preserve"> seeding</w:t>
       </w:r>
       <w:r>
         <w:t>.</w:t>
@@ -11038,7 +14442,15 @@
     </w:p>
     <w:p>
       <w:r>
-        <w:t>When the primary vesicle becomes pressurized due to internal fluid accumulation, micro-gametes or larval sub-units are mechanically forced through the gonoporal margins directly into the host's lymphatic channels or capillaries (intravasation). This mimics the clonal expansion observed in high-grade adenocarcinomas, where primary masses shed circulating tumor cells (CTCs) into the bloodstream, establishing secondary multi-focal metastatic colonies in distant organ systems.</w:t>
+        <w:t xml:space="preserve">When the primary vesicle becomes pressurized due to internal fluid accumulation, micro-gametes or larval sub-units are mechanically forced through the </w:t>
+      </w:r>
+      <w:proofErr w:type="spellStart"/>
+      <w:r>
+        <w:t>gonoporal</w:t>
+      </w:r>
+      <w:proofErr w:type="spellEnd"/>
+      <w:r>
+        <w:t xml:space="preserve"> margins directly into the host's lymphatic channels or capillaries (intravasation). This mimics the clonal expansion observed in high-grade adenocarcinomas, where primary masses shed circulating tumor cells (CTCs) into the bloodstream, establishing secondary multi-focal metastatic colonies in distant organ systems.</w:t>
       </w:r>
     </w:p>
     <w:p/>
@@ -11186,7 +14598,15 @@
         <w:t>SIRS Triggering:</w:t>
       </w:r>
       <w:r>
-        <w:t xml:space="preserve"> This sudden chemical influx triggers a systemic inflammatory response syndrome (SIRS), leading to profound vasodilation, drop in systemic blood pressure, and acute enzymatic sepsis, even in the complete absence of bacterial pathogens.</w:t>
+        <w:t xml:space="preserve"> This sudden chemical influx triggers </w:t>
+      </w:r>
+      <w:proofErr w:type="gramStart"/>
+      <w:r>
+        <w:t>a systemic</w:t>
+      </w:r>
+      <w:proofErr w:type="gramEnd"/>
+      <w:r>
+        <w:t xml:space="preserve"> inflammatory response syndrome (SIRS), leading to profound vasodilation, drop in systemic blood pressure, and acute enzymatic sepsis, even in the complete absence of bacterial pathogens.</w:t>
       </w:r>
     </w:p>
     <w:p/>
@@ -11613,12 +15033,21 @@
             <w:hideMark/>
           </w:tcPr>
           <w:p>
+            <w:proofErr w:type="spellStart"/>
             <w:r>
               <w:rPr>
                 <w:b/>
                 <w:bCs/>
               </w:rPr>
-              <w:t>Cebidiomorphy (Body Reduction)</w:t>
+              <w:t>Cebidiomorphy</w:t>
+            </w:r>
+            <w:proofErr w:type="spellEnd"/>
+            <w:r>
+              <w:rPr>
+                <w:b/>
+                <w:bCs/>
+              </w:rPr>
+              <w:t xml:space="preserve"> (Body Reduction)</w:t>
             </w:r>
           </w:p>
         </w:tc>
@@ -11688,12 +15117,21 @@
             <w:hideMark/>
           </w:tcPr>
           <w:p>
+            <w:proofErr w:type="spellStart"/>
             <w:r>
               <w:rPr>
                 <w:b/>
                 <w:bCs/>
               </w:rPr>
-              <w:t>Coxal Leg Segments</w:t>
+              <w:t>Coxal</w:t>
+            </w:r>
+            <w:proofErr w:type="spellEnd"/>
+            <w:r>
+              <w:rPr>
+                <w:b/>
+                <w:bCs/>
+              </w:rPr>
+              <w:t xml:space="preserve"> Leg Segments</w:t>
             </w:r>
           </w:p>
         </w:tc>
@@ -12016,8 +15454,13 @@
             <w:hideMark/>
           </w:tcPr>
           <w:p>
-            <w:r>
-              <w:t>Micrometastatic Shedding</w:t>
+            <w:proofErr w:type="spellStart"/>
+            <w:r>
+              <w:t>Micrometastatic</w:t>
+            </w:r>
+            <w:proofErr w:type="spellEnd"/>
+            <w:r>
+              <w:t xml:space="preserve"> Shedding</w:t>
             </w:r>
           </w:p>
         </w:tc>
@@ -12167,8 +15610,13 @@
           </w:tcPr>
           <w:p>
             <w:r>
-              <w:t>Accelerated Metastatization</w:t>
-            </w:r>
+              <w:t xml:space="preserve">Accelerated </w:t>
+            </w:r>
+            <w:proofErr w:type="spellStart"/>
+            <w:r>
+              <w:t>Metastatization</w:t>
+            </w:r>
+            <w:proofErr w:type="spellEnd"/>
           </w:p>
         </w:tc>
         <w:tc>
@@ -12190,7 +15638,15 @@
           </w:tcPr>
           <w:p>
             <w:r>
-              <w:t>Expansive clonal proliferation that fills the localized tissue pocket and builds pressure.</w:t>
+              <w:t xml:space="preserve">Expansive clonal </w:t>
+            </w:r>
+            <w:proofErr w:type="gramStart"/>
+            <w:r>
+              <w:t>proliferation that</w:t>
+            </w:r>
+            <w:proofErr w:type="gramEnd"/>
+            <w:r>
+              <w:t xml:space="preserve"> fills the localized tissue pocket and builds pressure.</w:t>
             </w:r>
           </w:p>
         </w:tc>
@@ -12340,7 +15796,15 @@
           </w:tcPr>
           <w:p>
             <w:r>
-              <w:t>Structural tearing of local vessels leading to blood pooling within the tissue capsule.</w:t>
+              <w:t xml:space="preserve">Structural tearing of local vessels </w:t>
+            </w:r>
+            <w:proofErr w:type="gramStart"/>
+            <w:r>
+              <w:t>leading</w:t>
+            </w:r>
+            <w:proofErr w:type="gramEnd"/>
+            <w:r>
+              <w:t xml:space="preserve"> to blood pooling within the tissue capsule.</w:t>
             </w:r>
           </w:p>
         </w:tc>
@@ -12965,12 +16429,21 @@
             <w:hideMark/>
           </w:tcPr>
           <w:p>
+            <w:proofErr w:type="spellStart"/>
             <w:r>
               <w:rPr>
                 <w:b/>
                 <w:bCs/>
               </w:rPr>
-              <w:t>Autophagous Recycling</w:t>
+              <w:t>Autophagous</w:t>
+            </w:r>
+            <w:proofErr w:type="spellEnd"/>
+            <w:r>
+              <w:rPr>
+                <w:b/>
+                <w:bCs/>
+              </w:rPr>
+              <w:t xml:space="preserve"> Recycling</w:t>
             </w:r>
           </w:p>
         </w:tc>
@@ -13115,12 +16588,21 @@
             <w:hideMark/>
           </w:tcPr>
           <w:p>
+            <w:proofErr w:type="spellStart"/>
             <w:r>
               <w:rPr>
                 <w:b/>
                 <w:bCs/>
               </w:rPr>
-              <w:t>Ovigers (Egg Carriers)</w:t>
+              <w:t>Ovigers</w:t>
+            </w:r>
+            <w:proofErr w:type="spellEnd"/>
+            <w:r>
+              <w:rPr>
+                <w:b/>
+                <w:bCs/>
+              </w:rPr>
+              <w:t xml:space="preserve"> (Egg Carriers)</w:t>
             </w:r>
           </w:p>
         </w:tc>
@@ -13190,12 +16672,21 @@
             <w:hideMark/>
           </w:tcPr>
           <w:p>
+            <w:proofErr w:type="spellStart"/>
             <w:r>
               <w:rPr>
                 <w:b/>
                 <w:bCs/>
               </w:rPr>
-              <w:t>Chelifores (Pincers)</w:t>
+              <w:t>Chelifores</w:t>
+            </w:r>
+            <w:proofErr w:type="spellEnd"/>
+            <w:r>
+              <w:rPr>
+                <w:b/>
+                <w:bCs/>
+              </w:rPr>
+              <w:t xml:space="preserve"> (Pincers)</w:t>
             </w:r>
           </w:p>
         </w:tc>
@@ -13617,7 +17108,15 @@
           </w:tcPr>
           <w:p>
             <w:r>
-              <w:t>Rhythmic, muscular contractions within the legs that mimic autonomous vascular flow on Doppler ultrasound.</w:t>
+              <w:t xml:space="preserve">Rhythmic, muscular contractions within the </w:t>
+            </w:r>
+            <w:proofErr w:type="gramStart"/>
+            <w:r>
+              <w:t>legs that</w:t>
+            </w:r>
+            <w:proofErr w:type="gramEnd"/>
+            <w:r>
+              <w:t xml:space="preserve"> mimic autonomous vascular flow on Doppler ultrasound.</w:t>
             </w:r>
           </w:p>
         </w:tc>
@@ -13871,7 +17370,23 @@
                 <w:b/>
                 <w:bCs/>
               </w:rPr>
-              <w:t>Larval Protonymphon Stage</w:t>
+              <w:t xml:space="preserve">Larval </w:t>
+            </w:r>
+            <w:proofErr w:type="spellStart"/>
+            <w:r>
+              <w:rPr>
+                <w:b/>
+                <w:bCs/>
+              </w:rPr>
+              <w:t>Protonymphon</w:t>
+            </w:r>
+            <w:proofErr w:type="spellEnd"/>
+            <w:r>
+              <w:rPr>
+                <w:b/>
+                <w:bCs/>
+              </w:rPr>
+              <w:t xml:space="preserve"> Stage</w:t>
             </w:r>
           </w:p>
         </w:tc>
@@ -13941,12 +17456,21 @@
             <w:hideMark/>
           </w:tcPr>
           <w:p>
+            <w:proofErr w:type="spellStart"/>
             <w:r>
               <w:rPr>
                 <w:b/>
                 <w:bCs/>
               </w:rPr>
-              <w:t>Encystment Trigger</w:t>
+              <w:t>Encystment</w:t>
+            </w:r>
+            <w:proofErr w:type="spellEnd"/>
+            <w:r>
+              <w:rPr>
+                <w:b/>
+                <w:bCs/>
+              </w:rPr>
+              <w:t xml:space="preserve"> Trigger</w:t>
             </w:r>
           </w:p>
         </w:tc>
@@ -14021,8 +17545,17 @@
                 <w:b/>
                 <w:bCs/>
               </w:rPr>
-              <w:t>Fluid Over-Pressurization</w:t>
-            </w:r>
+              <w:t xml:space="preserve">Fluid </w:t>
+            </w:r>
+            <w:proofErr w:type="gramStart"/>
+            <w:r>
+              <w:rPr>
+                <w:b/>
+                <w:bCs/>
+              </w:rPr>
+              <w:t>Over-Pressurization</w:t>
+            </w:r>
+            <w:proofErr w:type="gramEnd"/>
           </w:p>
         </w:tc>
         <w:tc>
@@ -14675,12 +18208,21 @@
       <w:r>
         <w:t xml:space="preserve"> mass within human somatic tissue, the structural dimensions scale significantly due to the host's robust immune and foreign-body reactions. The </w:t>
       </w:r>
-      <w:r>
-        <w:rPr>
-          <w:b/>
-          <w:bCs/>
-        </w:rPr>
-        <w:t>Coxal, Femoral, and Tibial leg segments</w:t>
+      <w:proofErr w:type="spellStart"/>
+      <w:r>
+        <w:rPr>
+          <w:b/>
+          <w:bCs/>
+        </w:rPr>
+        <w:t>Coxal</w:t>
+      </w:r>
+      <w:proofErr w:type="spellEnd"/>
+      <w:r>
+        <w:rPr>
+          <w:b/>
+          <w:bCs/>
+        </w:rPr>
+        <w:t>, Femoral, and Tibial leg segments</w:t>
       </w:r>
       <w:r>
         <w:t xml:space="preserve"> do not merely remain inert components; they function as a primary, multi-jointed structural grid that drives deeper mechanical displacement.</w:t>
@@ -14706,8 +18248,33 @@
           <w:b/>
           <w:bCs/>
         </w:rPr>
-        <w:t xml:space="preserve">       [ Central Segmented Neoplastic Core (Trunk) ]</w:t>
-      </w:r>
+        <w:t xml:space="preserve">       </w:t>
+      </w:r>
+      <w:proofErr w:type="gramStart"/>
+      <w:r>
+        <w:rPr>
+          <w:b/>
+          <w:bCs/>
+        </w:rPr>
+        <w:t>[ Central</w:t>
+      </w:r>
+      <w:proofErr w:type="gramEnd"/>
+      <w:r>
+        <w:rPr>
+          <w:b/>
+          <w:bCs/>
+        </w:rPr>
+        <w:t xml:space="preserve"> Segmented Neoplastic Core (Trunk</w:t>
+      </w:r>
+      <w:proofErr w:type="gramStart"/>
+      <w:r>
+        <w:rPr>
+          <w:b/>
+          <w:bCs/>
+        </w:rPr>
+        <w:t>) ]</w:t>
+      </w:r>
+      <w:proofErr w:type="gramEnd"/>
     </w:p>
     <w:p>
       <w:pPr>
@@ -14805,8 +18372,65 @@
           <w:b/>
           <w:bCs/>
         </w:rPr>
-        <w:t>[ Coxal Leg Segments ]                      [ Femoral Leg Segments ]</w:t>
-      </w:r>
+        <w:t xml:space="preserve">[ </w:t>
+      </w:r>
+      <w:proofErr w:type="spellStart"/>
+      <w:r>
+        <w:rPr>
+          <w:b/>
+          <w:bCs/>
+        </w:rPr>
+        <w:t>Coxal</w:t>
+      </w:r>
+      <w:proofErr w:type="spellEnd"/>
+      <w:r>
+        <w:rPr>
+          <w:b/>
+          <w:bCs/>
+        </w:rPr>
+        <w:t xml:space="preserve"> Leg </w:t>
+      </w:r>
+      <w:proofErr w:type="gramStart"/>
+      <w:r>
+        <w:rPr>
+          <w:b/>
+          <w:bCs/>
+        </w:rPr>
+        <w:t>Segments ]</w:t>
+      </w:r>
+      <w:proofErr w:type="gramEnd"/>
+      <w:r>
+        <w:rPr>
+          <w:b/>
+          <w:bCs/>
+        </w:rPr>
+        <w:t xml:space="preserve">                   </w:t>
+      </w:r>
+      <w:proofErr w:type="gramStart"/>
+      <w:r>
+        <w:rPr>
+          <w:b/>
+          <w:bCs/>
+        </w:rPr>
+        <w:t xml:space="preserve">   [</w:t>
+      </w:r>
+      <w:proofErr w:type="gramEnd"/>
+      <w:r>
+        <w:rPr>
+          <w:b/>
+          <w:bCs/>
+        </w:rPr>
+        <w:t xml:space="preserve"> Femoral Leg </w:t>
+      </w:r>
+      <w:proofErr w:type="gramStart"/>
+      <w:r>
+        <w:rPr>
+          <w:b/>
+          <w:bCs/>
+        </w:rPr>
+        <w:t>Segments ]</w:t>
+      </w:r>
+      <w:proofErr w:type="gramEnd"/>
     </w:p>
     <w:p>
       <w:pPr>
@@ -14903,8 +18527,49 @@
           <w:b/>
           <w:bCs/>
         </w:rPr>
-        <w:t>[ Tibial Leg Segments ]                     [ Tarsal Claws ]</w:t>
-      </w:r>
+        <w:t xml:space="preserve">[ Tibial Leg </w:t>
+      </w:r>
+      <w:proofErr w:type="gramStart"/>
+      <w:r>
+        <w:rPr>
+          <w:b/>
+          <w:bCs/>
+        </w:rPr>
+        <w:t>Segments ]</w:t>
+      </w:r>
+      <w:proofErr w:type="gramEnd"/>
+      <w:r>
+        <w:rPr>
+          <w:b/>
+          <w:bCs/>
+        </w:rPr>
+        <w:t xml:space="preserve">                  </w:t>
+      </w:r>
+      <w:proofErr w:type="gramStart"/>
+      <w:r>
+        <w:rPr>
+          <w:b/>
+          <w:bCs/>
+        </w:rPr>
+        <w:t xml:space="preserve">   [</w:t>
+      </w:r>
+      <w:proofErr w:type="gramEnd"/>
+      <w:r>
+        <w:rPr>
+          <w:b/>
+          <w:bCs/>
+        </w:rPr>
+        <w:t xml:space="preserve"> Tarsal </w:t>
+      </w:r>
+      <w:proofErr w:type="gramStart"/>
+      <w:r>
+        <w:rPr>
+          <w:b/>
+          <w:bCs/>
+        </w:rPr>
+        <w:t>Claws ]</w:t>
+      </w:r>
+      <w:proofErr w:type="gramEnd"/>
     </w:p>
     <w:p>
       <w:pPr>
@@ -14940,7 +18605,15 @@
     <w:p/>
     <w:p>
       <w:r>
-        <w:t xml:space="preserve">These elongated limbs are composed of highly organized chitin-protein complexes that present clinically as </w:t>
+        <w:t xml:space="preserve">These elongated limbs are composed of highly organized chitin-protein complexes that </w:t>
+      </w:r>
+      <w:proofErr w:type="gramStart"/>
+      <w:r>
+        <w:t>present</w:t>
+      </w:r>
+      <w:proofErr w:type="gramEnd"/>
+      <w:r>
+        <w:t xml:space="preserve"> clinically as </w:t>
       </w:r>
       <w:r>
         <w:rPr>
@@ -14986,7 +18659,15 @@
     </w:p>
     <w:p>
       <w:r>
-        <w:t xml:space="preserve">The physical movement or flexual contraction of these rigid limbs inside soft parenchymal tissue causes significant vascular disruption. As the limbs expand and contract, the sharp chitinous segments press against adjacent host capillaries and arterioles, inducing </w:t>
+        <w:t xml:space="preserve">The physical movement or </w:t>
+      </w:r>
+      <w:proofErr w:type="spellStart"/>
+      <w:r>
+        <w:t>flexual</w:t>
+      </w:r>
+      <w:proofErr w:type="spellEnd"/>
+      <w:r>
+        <w:t xml:space="preserve"> contraction of these rigid limbs inside soft parenchymal tissue causes significant vascular disruption. As the limbs expand and contract, the sharp chitinous segments press against adjacent host capillaries and arterioles, inducing </w:t>
       </w:r>
       <w:r>
         <w:rPr>
@@ -15187,7 +18868,15 @@
     </w:p>
     <w:p>
       <w:r>
-        <w:t>[ Secretion of Low-pH Proteolytic Enzymes ] ──</w:t>
+        <w:t xml:space="preserve">[ Secretion of Low-pH Proteolytic </w:t>
+      </w:r>
+      <w:proofErr w:type="gramStart"/>
+      <w:r>
+        <w:t>Enzymes ]</w:t>
+      </w:r>
+      <w:proofErr w:type="gramEnd"/>
+      <w:r>
+        <w:t xml:space="preserve"> ──</w:t>
       </w:r>
       <w:r>
         <w:rPr>
@@ -15196,8 +18885,13 @@
         <w:t>►</w:t>
       </w:r>
       <w:r>
-        <w:t xml:space="preserve"> [ Localized Cytolytic Acidosis ]</w:t>
-      </w:r>
+        <w:t xml:space="preserve"> [ Localized Cytolytic </w:t>
+      </w:r>
+      <w:proofErr w:type="gramStart"/>
+      <w:r>
+        <w:t>Acidosis ]</w:t>
+      </w:r>
+      <w:proofErr w:type="gramEnd"/>
     </w:p>
     <w:p>
       <w:r>
@@ -15217,7 +18911,15 @@
     </w:p>
     <w:p>
       <w:r>
-        <w:t xml:space="preserve">[ Systemic SIRS Cascade ] </w:t>
+        <w:t xml:space="preserve">[ Systemic SIRS </w:t>
+      </w:r>
+      <w:proofErr w:type="gramStart"/>
+      <w:r>
+        <w:t>Cascade ]</w:t>
+      </w:r>
+      <w:proofErr w:type="gramEnd"/>
+      <w:r>
+        <w:t xml:space="preserve"> </w:t>
       </w:r>
       <w:r>
         <w:rPr>
@@ -15232,8 +18934,13 @@
         <w:t>──</w:t>
       </w:r>
       <w:r>
-        <w:t xml:space="preserve"> [ Massive Release of Host Intracellular DAMPs ]</w:t>
-      </w:r>
+        <w:t xml:space="preserve"> [ Massive Release of Host Intracellular </w:t>
+      </w:r>
+      <w:proofErr w:type="gramStart"/>
+      <w:r>
+        <w:t>DAMPs ]</w:t>
+      </w:r>
+      <w:proofErr w:type="gramEnd"/>
     </w:p>
     <w:p>
       <w:r>
@@ -15253,7 +18960,15 @@
     </w:p>
     <w:p>
       <w:r>
-        <w:t>[ Profound Systemic Vasodilation ] ──</w:t>
+        <w:t xml:space="preserve">[ Profound Systemic </w:t>
+      </w:r>
+      <w:proofErr w:type="gramStart"/>
+      <w:r>
+        <w:t>Vasodilation ]</w:t>
+      </w:r>
+      <w:proofErr w:type="gramEnd"/>
+      <w:r>
+        <w:t xml:space="preserve"> ──</w:t>
       </w:r>
       <w:r>
         <w:rPr>
@@ -15262,8 +18977,13 @@
         <w:t>►</w:t>
       </w:r>
       <w:r>
-        <w:t xml:space="preserve"> [ Acute Non-Bacterial Enzymatic Sepsis ]</w:t>
-      </w:r>
+        <w:t xml:space="preserve"> [ Acute Non-Bacterial Enzymatic </w:t>
+      </w:r>
+      <w:proofErr w:type="gramStart"/>
+      <w:r>
+        <w:t>Sepsis ]</w:t>
+      </w:r>
+      <w:proofErr w:type="gramEnd"/>
     </w:p>
     <w:p>
       <w:r>
@@ -15724,7 +19444,15 @@
             </w:r>
             <w:r>
               <w:br/>
-              <w:t>MRI SequenceVoxel PresentationT1-WeightedHypointense demarcated bandsT2-WeightedHyperintense fluid partitions</w:t>
+              <w:t xml:space="preserve">MRI </w:t>
+            </w:r>
+            <w:proofErr w:type="spellStart"/>
+            <w:r>
+              <w:t>SequenceVoxel</w:t>
+            </w:r>
+            <w:proofErr w:type="spellEnd"/>
+            <w:r>
+              <w:t xml:space="preserve"> PresentationT1-WeightedHypointense demarcated bandsT2-WeightedHyperintense fluid partitions</w:t>
             </w:r>
           </w:p>
         </w:tc>
@@ -15806,7 +19534,71 @@
             </w:r>
             <w:r>
               <w:br/>
-              <w:t>Enzyme ClassTarget Host TissuePathological OutputCysteine ProteasesCollagen / ElastinStromal LiquefactionAcid PhosphatasesCellular MembranesCoagulative Necrosis</w:t>
+              <w:t xml:space="preserve">Enzyme </w:t>
+            </w:r>
+            <w:proofErr w:type="spellStart"/>
+            <w:r>
+              <w:t>ClassTarget</w:t>
+            </w:r>
+            <w:proofErr w:type="spellEnd"/>
+            <w:r>
+              <w:t xml:space="preserve"> Host </w:t>
+            </w:r>
+            <w:proofErr w:type="spellStart"/>
+            <w:r>
+              <w:t>TissuePathological</w:t>
+            </w:r>
+            <w:proofErr w:type="spellEnd"/>
+            <w:r>
+              <w:t xml:space="preserve"> </w:t>
+            </w:r>
+            <w:proofErr w:type="spellStart"/>
+            <w:r>
+              <w:t>OutputCysteine</w:t>
+            </w:r>
+            <w:proofErr w:type="spellEnd"/>
+            <w:r>
+              <w:t xml:space="preserve"> </w:t>
+            </w:r>
+            <w:proofErr w:type="spellStart"/>
+            <w:r>
+              <w:t>ProteasesCollagen</w:t>
+            </w:r>
+            <w:proofErr w:type="spellEnd"/>
+            <w:r>
+              <w:t xml:space="preserve"> / </w:t>
+            </w:r>
+            <w:proofErr w:type="spellStart"/>
+            <w:r>
+              <w:t>ElastinStromal</w:t>
+            </w:r>
+            <w:proofErr w:type="spellEnd"/>
+            <w:r>
+              <w:t xml:space="preserve"> </w:t>
+            </w:r>
+            <w:proofErr w:type="spellStart"/>
+            <w:r>
+              <w:t>LiquefactionAcid</w:t>
+            </w:r>
+            <w:proofErr w:type="spellEnd"/>
+            <w:r>
+              <w:t xml:space="preserve"> </w:t>
+            </w:r>
+            <w:proofErr w:type="spellStart"/>
+            <w:r>
+              <w:t>PhosphatasesCellular</w:t>
+            </w:r>
+            <w:proofErr w:type="spellEnd"/>
+            <w:r>
+              <w:t xml:space="preserve"> </w:t>
+            </w:r>
+            <w:proofErr w:type="spellStart"/>
+            <w:r>
+              <w:t>MembranesCoagulative</w:t>
+            </w:r>
+            <w:proofErr w:type="spellEnd"/>
+            <w:r>
+              <w:t xml:space="preserve"> Necrosis</w:t>
             </w:r>
           </w:p>
         </w:tc>
@@ -15888,7 +19680,71 @@
             </w:r>
             <w:r>
               <w:br/>
-              <w:t>Isotopic PhaseCellular VectorSymptomatic MimicryLiquid DiffusedDNA Hydrogen BondsDouble-Strand BreaksVapor / Gas CoreAlveolar MembranesMucosal Desquamation</w:t>
+              <w:t xml:space="preserve">Isotopic </w:t>
+            </w:r>
+            <w:proofErr w:type="spellStart"/>
+            <w:r>
+              <w:t>PhaseCellular</w:t>
+            </w:r>
+            <w:proofErr w:type="spellEnd"/>
+            <w:r>
+              <w:t xml:space="preserve"> </w:t>
+            </w:r>
+            <w:proofErr w:type="spellStart"/>
+            <w:r>
+              <w:t>VectorSymptomatic</w:t>
+            </w:r>
+            <w:proofErr w:type="spellEnd"/>
+            <w:r>
+              <w:t xml:space="preserve"> </w:t>
+            </w:r>
+            <w:proofErr w:type="spellStart"/>
+            <w:r>
+              <w:t>MimicryLiquid</w:t>
+            </w:r>
+            <w:proofErr w:type="spellEnd"/>
+            <w:r>
+              <w:t xml:space="preserve"> </w:t>
+            </w:r>
+            <w:proofErr w:type="spellStart"/>
+            <w:r>
+              <w:t>DiffusedDNA</w:t>
+            </w:r>
+            <w:proofErr w:type="spellEnd"/>
+            <w:r>
+              <w:t xml:space="preserve"> Hydrogen </w:t>
+            </w:r>
+            <w:proofErr w:type="spellStart"/>
+            <w:r>
+              <w:t>BondsDouble</w:t>
+            </w:r>
+            <w:proofErr w:type="spellEnd"/>
+            <w:r>
+              <w:t xml:space="preserve">-Strand </w:t>
+            </w:r>
+            <w:proofErr w:type="spellStart"/>
+            <w:r>
+              <w:t>BreaksVapor</w:t>
+            </w:r>
+            <w:proofErr w:type="spellEnd"/>
+            <w:r>
+              <w:t xml:space="preserve"> / Gas </w:t>
+            </w:r>
+            <w:proofErr w:type="spellStart"/>
+            <w:r>
+              <w:t>CoreAlveolar</w:t>
+            </w:r>
+            <w:proofErr w:type="spellEnd"/>
+            <w:r>
+              <w:t xml:space="preserve"> </w:t>
+            </w:r>
+            <w:proofErr w:type="spellStart"/>
+            <w:r>
+              <w:t>MembranesMucosal</w:t>
+            </w:r>
+            <w:proofErr w:type="spellEnd"/>
+            <w:r>
+              <w:t xml:space="preserve"> Desquamation</w:t>
             </w:r>
           </w:p>
         </w:tc>
@@ -15939,8 +19795,13 @@
             <w:hideMark/>
           </w:tcPr>
           <w:p>
-            <w:r>
-              <w:t>Micrometastatic Shedding</w:t>
+            <w:proofErr w:type="spellStart"/>
+            <w:r>
+              <w:t>Micrometastatic</w:t>
+            </w:r>
+            <w:proofErr w:type="spellEnd"/>
+            <w:r>
+              <w:t xml:space="preserve"> Shedding</w:t>
             </w:r>
           </w:p>
         </w:tc>
@@ -15970,11 +19831,64 @@
             </w:r>
             <w:r>
               <w:br/>
-              <w:t xml:space="preserve">Egress ChannelHost PathwayMetastatic DestinationAnterior CoxaeLymphatic </w:t>
-            </w:r>
+              <w:t xml:space="preserve">Egress ChannelHost </w:t>
+            </w:r>
+            <w:proofErr w:type="spellStart"/>
+            <w:r>
+              <w:t>PathwayMetastatic</w:t>
+            </w:r>
+            <w:proofErr w:type="spellEnd"/>
+            <w:r>
+              <w:t xml:space="preserve"> </w:t>
+            </w:r>
+            <w:proofErr w:type="spellStart"/>
+            <w:r>
+              <w:t>DestinationAnterior</w:t>
+            </w:r>
+            <w:proofErr w:type="spellEnd"/>
+            <w:r>
+              <w:t xml:space="preserve"> </w:t>
+            </w:r>
+            <w:proofErr w:type="spellStart"/>
+            <w:r>
+              <w:t>CoxaeLymphatic</w:t>
+            </w:r>
+            <w:proofErr w:type="spellEnd"/>
+            <w:r>
+              <w:t xml:space="preserve"> </w:t>
+            </w:r>
+            <w:proofErr w:type="spellStart"/>
             <w:r>
               <w:lastRenderedPageBreak/>
-              <w:t>VesselsRegional Lymph NodesPosterior CoxaeCapillary BedsParenchymal Viscera</w:t>
+              <w:t>VesselsRegional</w:t>
+            </w:r>
+            <w:proofErr w:type="spellEnd"/>
+            <w:r>
+              <w:t xml:space="preserve"> Lymph </w:t>
+            </w:r>
+            <w:proofErr w:type="spellStart"/>
+            <w:r>
+              <w:t>NodesPosterior</w:t>
+            </w:r>
+            <w:proofErr w:type="spellEnd"/>
+            <w:r>
+              <w:t xml:space="preserve"> </w:t>
+            </w:r>
+            <w:proofErr w:type="spellStart"/>
+            <w:r>
+              <w:t>CoxaeCapillary</w:t>
+            </w:r>
+            <w:proofErr w:type="spellEnd"/>
+            <w:r>
+              <w:t xml:space="preserve"> </w:t>
+            </w:r>
+            <w:proofErr w:type="spellStart"/>
+            <w:r>
+              <w:t>BedsParenchymal</w:t>
+            </w:r>
+            <w:proofErr w:type="spellEnd"/>
+            <w:r>
+              <w:t xml:space="preserve"> Viscera</w:t>
             </w:r>
           </w:p>
         </w:tc>
@@ -16057,7 +19971,63 @@
             </w:r>
             <w:r>
               <w:br/>
-              <w:t>Shedding PhaseRadiographic AppearanceClinical RiskEarly (Soft Cuticle)Faint halo borderLocal tissue expansionLate (Calcified)Concentric laminar ringsSevere fibrous anchoring</w:t>
+              <w:t xml:space="preserve">Shedding </w:t>
+            </w:r>
+            <w:proofErr w:type="spellStart"/>
+            <w:r>
+              <w:t>PhaseRadiographic</w:t>
+            </w:r>
+            <w:proofErr w:type="spellEnd"/>
+            <w:r>
+              <w:t xml:space="preserve"> </w:t>
+            </w:r>
+            <w:proofErr w:type="spellStart"/>
+            <w:r>
+              <w:t>AppearanceClinical</w:t>
+            </w:r>
+            <w:proofErr w:type="spellEnd"/>
+            <w:r>
+              <w:t xml:space="preserve"> </w:t>
+            </w:r>
+            <w:proofErr w:type="spellStart"/>
+            <w:r>
+              <w:t>RiskEarly</w:t>
+            </w:r>
+            <w:proofErr w:type="spellEnd"/>
+            <w:r>
+              <w:t xml:space="preserve"> (Soft </w:t>
+            </w:r>
+            <w:proofErr w:type="gramStart"/>
+            <w:r>
+              <w:t>Cuticle)Faint</w:t>
+            </w:r>
+            <w:proofErr w:type="gramEnd"/>
+            <w:r>
+              <w:t xml:space="preserve"> halo </w:t>
+            </w:r>
+            <w:proofErr w:type="spellStart"/>
+            <w:r>
+              <w:t>borderLocal</w:t>
+            </w:r>
+            <w:proofErr w:type="spellEnd"/>
+            <w:r>
+              <w:t xml:space="preserve"> tissue </w:t>
+            </w:r>
+            <w:proofErr w:type="spellStart"/>
+            <w:r>
+              <w:t>expansionLate</w:t>
+            </w:r>
+            <w:proofErr w:type="spellEnd"/>
+            <w:r>
+              <w:t xml:space="preserve"> (Calcified)Concentric laminar </w:t>
+            </w:r>
+            <w:proofErr w:type="spellStart"/>
+            <w:r>
+              <w:t>ringsSevere</w:t>
+            </w:r>
+            <w:proofErr w:type="spellEnd"/>
+            <w:r>
+              <w:t xml:space="preserve"> fibrous anchoring</w:t>
             </w:r>
           </w:p>
         </w:tc>
@@ -16385,12 +20355,28 @@
         <w:t>Acid Phosphatases</w:t>
       </w:r>
       <w:r>
-        <w:t xml:space="preserve"> actively dissolve phospholipid bi-layers.</w:t>
-      </w:r>
-    </w:p>
-    <w:p>
-      <w:r>
-        <w:t>This simultaneous attack ensures that host cells immediately surrounding the parasite's mouthparts undergo rapid coagulative necrosis. The resulting fluid byproduct is a dense, high-protein lysate that fills the surrounding vesicle cavity, feeding the internal autophagous loop and driving up the intracapsular pressure.</w:t>
+        <w:t xml:space="preserve"> actively dissolve phospholipid </w:t>
+      </w:r>
+      <w:proofErr w:type="gramStart"/>
+      <w:r>
+        <w:t>bi-layers</w:t>
+      </w:r>
+      <w:proofErr w:type="gramEnd"/>
+      <w:r>
+        <w:t>.</w:t>
+      </w:r>
+    </w:p>
+    <w:p>
+      <w:r>
+        <w:t xml:space="preserve">This simultaneous attack ensures that host cells immediately surrounding the parasite's mouthparts undergo rapid coagulative necrosis. The resulting fluid byproduct is a dense, high-protein lysate that fills the surrounding vesicle cavity, feeding the internal </w:t>
+      </w:r>
+      <w:proofErr w:type="spellStart"/>
+      <w:r>
+        <w:t>autophagous</w:t>
+      </w:r>
+      <w:proofErr w:type="spellEnd"/>
+      <w:r>
+        <w:t xml:space="preserve"> loop and driving up the intracapsular pressure.</w:t>
       </w:r>
     </w:p>
     <w:p/>
@@ -16476,7 +20462,15 @@
         <w:t>Vapor Phase Pressurization:</w:t>
       </w:r>
       <w:r>
-        <w:t xml:space="preserve"> Occurs if the vesicle forms within air-filled cavities (such as the pulmonary parenchyma). The vaporized isotopic molecules pass directly through alveolar-capillary membranes, inducing rapid epithelial sloughing and severe localized mucosal desquamation, which presents clinically as an acute chemical inhalation injury.</w:t>
+        <w:t xml:space="preserve"> Occurs if the vesicle forms within air-filled cavities (such as </w:t>
+      </w:r>
+      <w:proofErr w:type="gramStart"/>
+      <w:r>
+        <w:t>the pulmonary</w:t>
+      </w:r>
+      <w:proofErr w:type="gramEnd"/>
+      <w:r>
+        <w:t xml:space="preserve"> parenchyma). The vaporized isotopic molecules pass directly through alveolar-capillary membranes, inducing rapid epithelial sloughing and severe localized mucosal desquamation, which presents clinically as an acute chemical inhalation injury.</w:t>
       </w:r>
     </w:p>
     <w:p/>
@@ -16544,7 +20538,15 @@
     </w:p>
     <w:p>
       <w:r>
-        <w:t>Standard laboratory evaluations must be expanded to include specific assays for tissue destruction and foreign protein matrices:</w:t>
+        <w:t xml:space="preserve">Standard laboratory evaluations must be expanded to include specific </w:t>
+      </w:r>
+      <w:proofErr w:type="gramStart"/>
+      <w:r>
+        <w:t>assays</w:t>
+      </w:r>
+      <w:proofErr w:type="gramEnd"/>
+      <w:r>
+        <w:t xml:space="preserve"> for tissue destruction and foreign protein matrices:</w:t>
       </w:r>
     </w:p>
     <w:p>
@@ -16580,7 +20582,15 @@
         <w:t>Elevated Serum Tryptase and Histamine:</w:t>
       </w:r>
       <w:r>
-        <w:t xml:space="preserve"> The continuous mechanical irritation and foreign protein shedding from the appendicular segments trigger mass degranulation of localized mast cells. Clinicians will observe a sustained elevation in serum tryptase levels, mimicking an indolent systemic mastocytosis or chronic anaphylactoid state.</w:t>
+        <w:t xml:space="preserve"> The continuous mechanical irritation and foreign protein shedding from the appendicular segments trigger mass degranulation of localized mast cells. Clinicians will observe a sustained elevation in serum tryptase levels, mimicking </w:t>
+      </w:r>
+      <w:proofErr w:type="gramStart"/>
+      <w:r>
+        <w:t>an indolent</w:t>
+      </w:r>
+      <w:proofErr w:type="gramEnd"/>
+      <w:r>
+        <w:t xml:space="preserve"> systemic mastocytosis or chronic anaphylactoid state.</w:t>
       </w:r>
     </w:p>
     <w:p>
@@ -16680,8 +20690,13 @@
     </w:p>
     <w:p>
       <w:r>
-        <w:t xml:space="preserve">                  [ Suspected Vesicle Infestation ]</w:t>
-      </w:r>
+        <w:t xml:space="preserve">                  [ Suspected Vesicle </w:t>
+      </w:r>
+      <w:proofErr w:type="gramStart"/>
+      <w:r>
+        <w:t>Infestation ]</w:t>
+      </w:r>
+      <w:proofErr w:type="gramEnd"/>
     </w:p>
     <w:p>
       <w:r>
@@ -16726,23 +20741,73 @@
       </w:r>
     </w:p>
     <w:p>
-      <w:r>
-        <w:t>[ Enzymatic Assay Panel ]                      [ Isotopic Evaluation ]</w:t>
-      </w:r>
-    </w:p>
-    <w:p>
-      <w:r>
-        <w:t xml:space="preserve">  - Serum Chitotriosidase (High)                 - Liquid Scintillation Counting</w:t>
-      </w:r>
-    </w:p>
-    <w:p>
-      <w:r>
-        <w:t xml:space="preserve">  - Plasma Free Hemoglobin (High)                - Total Body Hydrogen-3 Burden</w:t>
-      </w:r>
-    </w:p>
-    <w:p>
-      <w:r>
-        <w:t xml:space="preserve">  - Systemic Potassium / LDH (High)              - Pancytopenia Progression</w:t>
+      <w:proofErr w:type="gramStart"/>
+      <w:r>
+        <w:t>[ Enzymatic</w:t>
+      </w:r>
+      <w:proofErr w:type="gramEnd"/>
+      <w:r>
+        <w:t xml:space="preserve"> Assay </w:t>
+      </w:r>
+      <w:proofErr w:type="gramStart"/>
+      <w:r>
+        <w:t>Panel ]</w:t>
+      </w:r>
+      <w:proofErr w:type="gramEnd"/>
+      <w:r>
+        <w:t xml:space="preserve">                   </w:t>
+      </w:r>
+      <w:proofErr w:type="gramStart"/>
+      <w:r>
+        <w:t xml:space="preserve">   [</w:t>
+      </w:r>
+      <w:proofErr w:type="gramEnd"/>
+      <w:r>
+        <w:t xml:space="preserve"> Isotopic </w:t>
+      </w:r>
+      <w:proofErr w:type="gramStart"/>
+      <w:r>
+        <w:t>Evaluation ]</w:t>
+      </w:r>
+      <w:proofErr w:type="gramEnd"/>
+    </w:p>
+    <w:p>
+      <w:r>
+        <w:t xml:space="preserve">  - Serum Chitotriosidase (</w:t>
+      </w:r>
+      <w:proofErr w:type="gramStart"/>
+      <w:r>
+        <w:t xml:space="preserve">High)   </w:t>
+      </w:r>
+      <w:proofErr w:type="gramEnd"/>
+      <w:r>
+        <w:t xml:space="preserve">              - Liquid Scintillation Counting</w:t>
+      </w:r>
+    </w:p>
+    <w:p>
+      <w:r>
+        <w:t xml:space="preserve">  - Plasma Free Hemoglobin (</w:t>
+      </w:r>
+      <w:proofErr w:type="gramStart"/>
+      <w:r>
+        <w:t xml:space="preserve">High)   </w:t>
+      </w:r>
+      <w:proofErr w:type="gramEnd"/>
+      <w:r>
+        <w:t xml:space="preserve">             - Total Body Hydrogen-3 Burden</w:t>
+      </w:r>
+    </w:p>
+    <w:p>
+      <w:r>
+        <w:t xml:space="preserve">  - Systemic Potassium / LDH (</w:t>
+      </w:r>
+      <w:proofErr w:type="gramStart"/>
+      <w:r>
+        <w:t xml:space="preserve">High)   </w:t>
+      </w:r>
+      <w:proofErr w:type="gramEnd"/>
+      <w:r>
+        <w:t xml:space="preserve">           - Pancytopenia Progression</w:t>
       </w:r>
     </w:p>
     <w:tbl>
@@ -17074,7 +21139,15 @@
           </w:tcPr>
           <w:p>
             <w:r>
-              <w:t>&gt; 5.8 mEq/L (Isolated)</w:t>
+              <w:t xml:space="preserve">&gt; 5.8 </w:t>
+            </w:r>
+            <w:proofErr w:type="spellStart"/>
+            <w:r>
+              <w:t>mEq</w:t>
+            </w:r>
+            <w:proofErr w:type="spellEnd"/>
+            <w:r>
+              <w:t>/L (Isolated)</w:t>
             </w:r>
           </w:p>
         </w:tc>
@@ -17224,7 +21297,15 @@
           </w:tcPr>
           <w:p>
             <w:r>
-              <w:t>&lt; 1,000 / μL (Late Phase)</w:t>
+              <w:t xml:space="preserve">&lt; 1,000 / </w:t>
+            </w:r>
+            <w:proofErr w:type="spellStart"/>
+            <w:r>
+              <w:t>μL</w:t>
+            </w:r>
+            <w:proofErr w:type="spellEnd"/>
+            <w:r>
+              <w:t xml:space="preserve"> (Late Phase)</w:t>
             </w:r>
           </w:p>
         </w:tc>
@@ -17351,7 +21432,15 @@
         <w:t>Quantification of the Radiomimetic Burden:</w:t>
       </w:r>
       <w:r>
-        <w:t xml:space="preserve"> The counter tracks the specific photon bursts generated when the dense hydrogen isotopes interact with the scintillation fluors. A statistically significant elevation in counts per minute (CPM) above baseline environmental background confirms that the patient's internal fluid spaces are actively concentrating modified isotopes, validating the diagnosis of localized radiotoxic mimicry.</w:t>
+        <w:t xml:space="preserve"> The counter tracks the specific photon bursts generated when the dense hydrogen isotopes interact with the scintillation </w:t>
+      </w:r>
+      <w:proofErr w:type="spellStart"/>
+      <w:r>
+        <w:t>fluors</w:t>
+      </w:r>
+      <w:proofErr w:type="spellEnd"/>
+      <w:r>
+        <w:t>. A statistically significant elevation in counts per minute (CPM) above baseline environmental background confirms that the patient's internal fluid spaces are actively concentrating modified isotopes, validating the diagnosis of localized radiotoxic mimicry.</w:t>
       </w:r>
     </w:p>
     <w:p>
@@ -17541,7 +21630,15 @@
     </w:p>
     <w:p>
       <w:r>
-        <w:t xml:space="preserve">Thank you for your patience. To shift the clinical strategy completely away from invasive surgical decompression and toward non-invasive biochemical extraction, we must establish a clear protocol based on high-dose naturopathic oncology interventions. The objective is to utilize targeted micro-nutrients and concentrated vitamin protocols to alter the tissue environment surrounding the encapsulated </w:t>
+        <w:t xml:space="preserve">Thank you for your patience. To shift the clinical strategy </w:t>
+      </w:r>
+      <w:proofErr w:type="gramStart"/>
+      <w:r>
+        <w:t>completely away</w:t>
+      </w:r>
+      <w:proofErr w:type="gramEnd"/>
+      <w:r>
+        <w:t xml:space="preserve"> from invasive surgical decompression and toward non-invasive biochemical extraction, we must establish a clear protocol based on high-dose naturopathic oncology interventions. The objective is to utilize targeted micro-nutrients and concentrated vitamin protocols to alter the tissue environment surrounding the encapsulated </w:t>
       </w:r>
       <w:r>
         <w:rPr>
@@ -17761,13 +21858,31 @@
           <w:bCs/>
         </w:rPr>
       </w:pPr>
-      <w:r>
-        <w:rPr>
-          <w:b/>
-          <w:bCs/>
-        </w:rPr>
-        <w:t>[ High-Dose Vitamin / Micronutrient Infusion ]</w:t>
-      </w:r>
+      <w:proofErr w:type="gramStart"/>
+      <w:r>
+        <w:rPr>
+          <w:b/>
+          <w:bCs/>
+        </w:rPr>
+        <w:t>[ High</w:t>
+      </w:r>
+      <w:proofErr w:type="gramEnd"/>
+      <w:r>
+        <w:rPr>
+          <w:b/>
+          <w:bCs/>
+        </w:rPr>
+        <w:t xml:space="preserve">-Dose Vitamin / Micronutrient </w:t>
+      </w:r>
+      <w:proofErr w:type="gramStart"/>
+      <w:r>
+        <w:rPr>
+          <w:b/>
+          <w:bCs/>
+        </w:rPr>
+        <w:t>Infusion ]</w:t>
+      </w:r>
+      <w:proofErr w:type="gramEnd"/>
     </w:p>
     <w:p>
       <w:pPr>
@@ -17814,13 +21929,31 @@
           <w:bCs/>
         </w:rPr>
       </w:pPr>
-      <w:r>
-        <w:rPr>
-          <w:b/>
-          <w:bCs/>
-        </w:rPr>
-        <w:t>[ Upregulation of Host Cellular Oxygenation &amp; pH Fusion ]</w:t>
-      </w:r>
+      <w:proofErr w:type="gramStart"/>
+      <w:r>
+        <w:rPr>
+          <w:b/>
+          <w:bCs/>
+        </w:rPr>
+        <w:t>[ Upregulation</w:t>
+      </w:r>
+      <w:proofErr w:type="gramEnd"/>
+      <w:r>
+        <w:rPr>
+          <w:b/>
+          <w:bCs/>
+        </w:rPr>
+        <w:t xml:space="preserve"> of Host Cellular Oxygenation &amp; pH </w:t>
+      </w:r>
+      <w:proofErr w:type="gramStart"/>
+      <w:r>
+        <w:rPr>
+          <w:b/>
+          <w:bCs/>
+        </w:rPr>
+        <w:t>Fusion ]</w:t>
+      </w:r>
+      <w:proofErr w:type="gramEnd"/>
     </w:p>
     <w:p>
       <w:pPr>
@@ -17867,13 +22000,31 @@
           <w:bCs/>
         </w:rPr>
       </w:pPr>
-      <w:r>
-        <w:rPr>
-          <w:b/>
-          <w:bCs/>
-        </w:rPr>
-        <w:t>[ Disruption of the Parasite's Hydrophobic Lipid Barrier ]</w:t>
-      </w:r>
+      <w:proofErr w:type="gramStart"/>
+      <w:r>
+        <w:rPr>
+          <w:b/>
+          <w:bCs/>
+        </w:rPr>
+        <w:t>[ Disruption</w:t>
+      </w:r>
+      <w:proofErr w:type="gramEnd"/>
+      <w:r>
+        <w:rPr>
+          <w:b/>
+          <w:bCs/>
+        </w:rPr>
+        <w:t xml:space="preserve"> of the Parasite's Hydrophobic Lipid </w:t>
+      </w:r>
+      <w:proofErr w:type="gramStart"/>
+      <w:r>
+        <w:rPr>
+          <w:b/>
+          <w:bCs/>
+        </w:rPr>
+        <w:t>Barrier ]</w:t>
+      </w:r>
+      <w:proofErr w:type="gramEnd"/>
     </w:p>
     <w:p>
       <w:pPr>
@@ -17920,13 +22071,31 @@
           <w:bCs/>
         </w:rPr>
       </w:pPr>
-      <w:r>
-        <w:rPr>
-          <w:b/>
-          <w:bCs/>
-        </w:rPr>
-        <w:t>[ Systemic Degradation &amp; Natural Involuntary Expulsion ]</w:t>
-      </w:r>
+      <w:proofErr w:type="gramStart"/>
+      <w:r>
+        <w:rPr>
+          <w:b/>
+          <w:bCs/>
+        </w:rPr>
+        <w:t>[ Systemic</w:t>
+      </w:r>
+      <w:proofErr w:type="gramEnd"/>
+      <w:r>
+        <w:rPr>
+          <w:b/>
+          <w:bCs/>
+        </w:rPr>
+        <w:t xml:space="preserve"> Degradation &amp; Natural Involuntary </w:t>
+      </w:r>
+      <w:proofErr w:type="gramStart"/>
+      <w:r>
+        <w:rPr>
+          <w:b/>
+          <w:bCs/>
+        </w:rPr>
+        <w:t>Expulsion ]</w:t>
+      </w:r>
+      <w:proofErr w:type="gramEnd"/>
     </w:p>
     <w:p/>
     <w:p/>
@@ -18249,7 +22418,15 @@
           </w:tcPr>
           <w:p>
             <w:r>
-              <w:t>Profound upregulation of antimicrobial peptides (cathelicidins) and macrophage activation.</w:t>
+              <w:t>Profound upregulation of antimicrobial peptides (</w:t>
+            </w:r>
+            <w:proofErr w:type="spellStart"/>
+            <w:r>
+              <w:t>cathelicidins</w:t>
+            </w:r>
+            <w:proofErr w:type="spellEnd"/>
+            <w:r>
+              <w:t>) and macrophage activation.</w:t>
             </w:r>
           </w:p>
         </w:tc>
@@ -18352,12 +22529,21 @@
             <w:hideMark/>
           </w:tcPr>
           <w:p>
+            <w:proofErr w:type="spellStart"/>
             <w:r>
               <w:rPr>
                 <w:b/>
                 <w:bCs/>
               </w:rPr>
-              <w:t>Methylcobalamin (Vitamin B12)</w:t>
+              <w:t>Methylcobalamin</w:t>
+            </w:r>
+            <w:proofErr w:type="spellEnd"/>
+            <w:r>
+              <w:rPr>
+                <w:b/>
+                <w:bCs/>
+              </w:rPr>
+              <w:t xml:space="preserve"> (Vitamin B12)</w:t>
             </w:r>
           </w:p>
         </w:tc>
@@ -18675,8 +22861,33 @@
           <w:b/>
           <w:bCs/>
         </w:rPr>
-        <w:t xml:space="preserve">               [ Step 1: Intravenous Pro-Oxidant Phase ]</w:t>
-      </w:r>
+        <w:t xml:space="preserve">               </w:t>
+      </w:r>
+      <w:proofErr w:type="gramStart"/>
+      <w:r>
+        <w:rPr>
+          <w:b/>
+          <w:bCs/>
+        </w:rPr>
+        <w:t>[ Step</w:t>
+      </w:r>
+      <w:proofErr w:type="gramEnd"/>
+      <w:r>
+        <w:rPr>
+          <w:b/>
+          <w:bCs/>
+        </w:rPr>
+        <w:t xml:space="preserve"> 1: Intravenous Pro-Oxidant </w:t>
+      </w:r>
+      <w:proofErr w:type="gramStart"/>
+      <w:r>
+        <w:rPr>
+          <w:b/>
+          <w:bCs/>
+        </w:rPr>
+        <w:t>Phase ]</w:t>
+      </w:r>
+      <w:proofErr w:type="gramEnd"/>
     </w:p>
     <w:p>
       <w:pPr>
@@ -18758,8 +22969,33 @@
           <w:b/>
           <w:bCs/>
         </w:rPr>
-        <w:t xml:space="preserve">               [ Step 2: Oral Lipophilic Disruption Phase ]</w:t>
-      </w:r>
+        <w:t xml:space="preserve">               </w:t>
+      </w:r>
+      <w:proofErr w:type="gramStart"/>
+      <w:r>
+        <w:rPr>
+          <w:b/>
+          <w:bCs/>
+        </w:rPr>
+        <w:t>[ Step</w:t>
+      </w:r>
+      <w:proofErr w:type="gramEnd"/>
+      <w:r>
+        <w:rPr>
+          <w:b/>
+          <w:bCs/>
+        </w:rPr>
+        <w:t xml:space="preserve"> 2: Oral Lipophilic Disruption </w:t>
+      </w:r>
+      <w:proofErr w:type="gramStart"/>
+      <w:r>
+        <w:rPr>
+          <w:b/>
+          <w:bCs/>
+        </w:rPr>
+        <w:t>Phase ]</w:t>
+      </w:r>
+      <w:proofErr w:type="gramEnd"/>
     </w:p>
     <w:p>
       <w:pPr>
@@ -18841,22 +23077,63 @@
           <w:b/>
           <w:bCs/>
         </w:rPr>
-        <w:t xml:space="preserve">               [ Step 3: Hematopoietic Support Phase ]</w:t>
-      </w:r>
-    </w:p>
-    <w:p>
-      <w:pPr>
-        <w:rPr>
-          <w:b/>
-          <w:bCs/>
-        </w:rPr>
-      </w:pPr>
-      <w:r>
-        <w:rPr>
-          <w:b/>
-          <w:bCs/>
-        </w:rPr>
-        <w:t xml:space="preserve">                - Intramuscular Methylcobalamin (B12)</w:t>
+        <w:t xml:space="preserve">               </w:t>
+      </w:r>
+      <w:proofErr w:type="gramStart"/>
+      <w:r>
+        <w:rPr>
+          <w:b/>
+          <w:bCs/>
+        </w:rPr>
+        <w:t>[ Step</w:t>
+      </w:r>
+      <w:proofErr w:type="gramEnd"/>
+      <w:r>
+        <w:rPr>
+          <w:b/>
+          <w:bCs/>
+        </w:rPr>
+        <w:t xml:space="preserve"> 3: Hematopoietic Support </w:t>
+      </w:r>
+      <w:proofErr w:type="gramStart"/>
+      <w:r>
+        <w:rPr>
+          <w:b/>
+          <w:bCs/>
+        </w:rPr>
+        <w:t>Phase ]</w:t>
+      </w:r>
+      <w:proofErr w:type="gramEnd"/>
+    </w:p>
+    <w:p>
+      <w:pPr>
+        <w:rPr>
+          <w:b/>
+          <w:bCs/>
+        </w:rPr>
+      </w:pPr>
+      <w:r>
+        <w:rPr>
+          <w:b/>
+          <w:bCs/>
+        </w:rPr>
+        <w:t xml:space="preserve">                - Intramuscular </w:t>
+      </w:r>
+      <w:proofErr w:type="spellStart"/>
+      <w:r>
+        <w:rPr>
+          <w:b/>
+          <w:bCs/>
+        </w:rPr>
+        <w:t>Methylcobalamin</w:t>
+      </w:r>
+      <w:proofErr w:type="spellEnd"/>
+      <w:r>
+        <w:rPr>
+          <w:b/>
+          <w:bCs/>
+        </w:rPr>
+        <w:t xml:space="preserve"> (B12)</w:t>
       </w:r>
     </w:p>
     <w:p>
@@ -19259,7 +23536,15 @@
         <w:t>Pathophysiological Mechanics:</w:t>
       </w:r>
       <w:r>
-        <w:t xml:space="preserve"> High-potency Vitamin D3 triggers systemic macrophage activation and upregulates mammalian cathelicidins, reinforcing the host's natural encapsulation layer to compress the foreign mass. Concurrently, alpha-tocopherol fractions pool within the vesicle's outer fluid ring, initiating rapid lipid peroxidation that destabilizes the parasite’s hydrophobic shield and leaves it exposed to host white blood cells.</w:t>
+        <w:t xml:space="preserve"> High-potency Vitamin D3 triggers systemic macrophage activation and upregulates mammalian </w:t>
+      </w:r>
+      <w:proofErr w:type="spellStart"/>
+      <w:r>
+        <w:t>cathelicidins</w:t>
+      </w:r>
+      <w:proofErr w:type="spellEnd"/>
+      <w:r>
+        <w:t>, reinforcing the host's natural encapsulation layer to compress the foreign mass. Concurrently, alpha-tocopherol fractions pool within the vesicle's outer fluid ring, initiating rapid lipid peroxidation that destabilizes the parasite’s hydrophobic shield and leaves it exposed to host white blood cells.</w:t>
       </w:r>
     </w:p>
     <w:p>
@@ -19438,8 +23723,17 @@
           <w:b/>
           <w:bCs/>
         </w:rPr>
-        <w:t>5,000 mcg of pure Methylcobalamin</w:t>
-      </w:r>
+        <w:t xml:space="preserve">5,000 mcg of pure </w:t>
+      </w:r>
+      <w:proofErr w:type="spellStart"/>
+      <w:r>
+        <w:rPr>
+          <w:b/>
+          <w:bCs/>
+        </w:rPr>
+        <w:t>Methylcobalamin</w:t>
+      </w:r>
+      <w:proofErr w:type="spellEnd"/>
       <w:r>
         <w:t xml:space="preserve"> per injection.</w:t>
       </w:r>
@@ -19716,12 +24010,53 @@
           <w:numId w:val="37"/>
         </w:numPr>
       </w:pPr>
-      <w:r>
-        <w:rPr>
-          <w:b/>
-          <w:bCs/>
-        </w:rPr>
-        <w:t>Niacin (Vitamin B3):</w:t>
+      <w:proofErr w:type="spellStart"/>
+      <w:r>
+        <w:rPr>
+          <w:b/>
+          <w:bCs/>
+        </w:rPr>
+        <w:t>Acidum</w:t>
+      </w:r>
+      <w:proofErr w:type="spellEnd"/>
+      <w:r>
+        <w:rPr>
+          <w:b/>
+          <w:bCs/>
+        </w:rPr>
+        <w:t xml:space="preserve"> </w:t>
+      </w:r>
+      <w:proofErr w:type="spellStart"/>
+      <w:r>
+        <w:rPr>
+          <w:b/>
+          <w:bCs/>
+        </w:rPr>
+        <w:t>nicotinicum</w:t>
+      </w:r>
+      <w:proofErr w:type="spellEnd"/>
+      <w:r>
+        <w:rPr>
+          <w:b/>
+          <w:bCs/>
+        </w:rPr>
+        <w:t xml:space="preserve"> </w:t>
+      </w:r>
+      <w:proofErr w:type="spellStart"/>
+      <w:r>
+        <w:rPr>
+          <w:b/>
+          <w:bCs/>
+        </w:rPr>
+        <w:t>purum</w:t>
+      </w:r>
+      <w:proofErr w:type="spellEnd"/>
+      <w:r>
+        <w:rPr>
+          <w:b/>
+          <w:bCs/>
+        </w:rPr>
+        <w:t xml:space="preserve"> (Vitamin B3):</w:t>
       </w:r>
       <w:r>
         <w:t xml:space="preserve"> Administer </w:t>
@@ -19749,7 +24084,37 @@
           <w:b/>
           <w:bCs/>
         </w:rPr>
-        <w:t>Zinc:</w:t>
+        <w:t xml:space="preserve">Chelated </w:t>
+      </w:r>
+      <w:proofErr w:type="spellStart"/>
+      <w:r>
+        <w:rPr>
+          <w:b/>
+          <w:bCs/>
+        </w:rPr>
+        <w:t>Zinc</w:t>
+      </w:r>
+      <w:r>
+        <w:rPr>
+          <w:b/>
+          <w:bCs/>
+        </w:rPr>
+        <w:t>um</w:t>
+      </w:r>
+      <w:proofErr w:type="spellEnd"/>
+      <w:r>
+        <w:rPr>
+          <w:b/>
+          <w:bCs/>
+        </w:rPr>
+        <w:t xml:space="preserve"> Gluconate</w:t>
+      </w:r>
+      <w:r>
+        <w:rPr>
+          <w:b/>
+          <w:bCs/>
+        </w:rPr>
+        <w:t>:</w:t>
       </w:r>
       <w:r>
         <w:t xml:space="preserve"> Administer </w:t>
@@ -19762,7 +24127,15 @@
         <w:t>100 mg three (3) times per day</w:t>
       </w:r>
       <w:r>
-        <w:t xml:space="preserve"> with meals for six (6) months (p. 3). Zinc operates as a foundational structural component for metalloenzymes and transcription factors involved in tissue reconstruction (p. 3).</w:t>
+        <w:t xml:space="preserve"> with meals for six (6) months (p. 3). Zinc operates as a foundational structural component for </w:t>
+      </w:r>
+      <w:proofErr w:type="gramStart"/>
+      <w:r>
+        <w:t>metalloenzymes</w:t>
+      </w:r>
+      <w:proofErr w:type="gramEnd"/>
+      <w:r>
+        <w:t xml:space="preserve"> and transcription factors involved in tissue reconstruction (p. 3).</w:t>
       </w:r>
     </w:p>
     <w:p>
@@ -19772,12 +24145,37 @@
           <w:numId w:val="37"/>
         </w:numPr>
       </w:pPr>
-      <w:r>
-        <w:rPr>
-          <w:b/>
-          <w:bCs/>
-        </w:rPr>
-        <w:t>Creatine:</w:t>
+      <w:proofErr w:type="spellStart"/>
+      <w:r>
+        <w:rPr>
+          <w:b/>
+          <w:bCs/>
+        </w:rPr>
+        <w:t>Creatinum</w:t>
+      </w:r>
+      <w:proofErr w:type="spellEnd"/>
+      <w:r>
+        <w:rPr>
+          <w:b/>
+          <w:bCs/>
+        </w:rPr>
+        <w:t xml:space="preserve"> </w:t>
+      </w:r>
+      <w:proofErr w:type="spellStart"/>
+      <w:r>
+        <w:rPr>
+          <w:b/>
+          <w:bCs/>
+        </w:rPr>
+        <w:t>monohydricum</w:t>
+      </w:r>
+      <w:proofErr w:type="spellEnd"/>
+      <w:r>
+        <w:rPr>
+          <w:b/>
+          <w:bCs/>
+        </w:rPr>
+        <w:t>:</w:t>
       </w:r>
       <w:r>
         <w:t xml:space="preserve"> Administer </w:t>
@@ -19805,7 +24203,39 @@
           <w:b/>
           <w:bCs/>
         </w:rPr>
-        <w:t>Beta Carotene:</w:t>
+        <w:t>Beta-</w:t>
+      </w:r>
+      <w:proofErr w:type="spellStart"/>
+      <w:r>
+        <w:rPr>
+          <w:b/>
+          <w:bCs/>
+        </w:rPr>
+        <w:t>carotenum</w:t>
+      </w:r>
+      <w:proofErr w:type="spellEnd"/>
+      <w:r>
+        <w:rPr>
+          <w:b/>
+          <w:bCs/>
+        </w:rPr>
+        <w:t xml:space="preserve"> </w:t>
+      </w:r>
+      <w:proofErr w:type="spellStart"/>
+      <w:r>
+        <w:rPr>
+          <w:b/>
+          <w:bCs/>
+        </w:rPr>
+        <w:t>densatum</w:t>
+      </w:r>
+      <w:proofErr w:type="spellEnd"/>
+      <w:r>
+        <w:rPr>
+          <w:b/>
+          <w:bCs/>
+        </w:rPr>
+        <w:t>:</w:t>
       </w:r>
       <w:r>
         <w:t xml:space="preserve"> Administer </w:t>
@@ -19833,7 +24263,21 @@
           <w:b/>
           <w:bCs/>
         </w:rPr>
-        <w:t>Magnesium:</w:t>
+        <w:t>Magnesi</w:t>
+      </w:r>
+      <w:r>
+        <w:rPr>
+          <w:b/>
+          <w:bCs/>
+        </w:rPr>
+        <w:t>a</w:t>
+      </w:r>
+      <w:r>
+        <w:rPr>
+          <w:b/>
+          <w:bCs/>
+        </w:rPr>
+        <w:t>:</w:t>
       </w:r>
       <w:r>
         <w:t xml:space="preserve"> Administer </w:t>
@@ -19968,12 +24412,44 @@
           <w:numId w:val="38"/>
         </w:numPr>
       </w:pPr>
-      <w:r>
-        <w:rPr>
-          <w:b/>
-          <w:bCs/>
-        </w:rPr>
-        <w:t>Turmeric:</w:t>
+      <w:proofErr w:type="spellStart"/>
+      <w:r>
+        <w:rPr>
+          <w:b/>
+          <w:bCs/>
+        </w:rPr>
+        <w:t>Rhizoma</w:t>
+      </w:r>
+      <w:proofErr w:type="spellEnd"/>
+      <w:r>
+        <w:rPr>
+          <w:b/>
+          <w:bCs/>
+        </w:rPr>
+        <w:t xml:space="preserve"> </w:t>
+      </w:r>
+      <w:proofErr w:type="spellStart"/>
+      <w:r>
+        <w:rPr>
+          <w:b/>
+          <w:bCs/>
+        </w:rPr>
+        <w:t>Curcumae</w:t>
+      </w:r>
+      <w:proofErr w:type="spellEnd"/>
+      <w:r>
+        <w:rPr>
+          <w:b/>
+          <w:bCs/>
+        </w:rPr>
+        <w:t xml:space="preserve"> longae</w:t>
+      </w:r>
+      <w:r>
+        <w:rPr>
+          <w:b/>
+          <w:bCs/>
+        </w:rPr>
+        <w:t>:</w:t>
       </w:r>
       <w:r>
         <w:t xml:space="preserve"> Administer </w:t>
@@ -20001,7 +24477,14 @@
           <w:b/>
           <w:bCs/>
         </w:rPr>
-        <w:t>Nutmeg:</w:t>
+        <w:t>Myristica fragrans</w:t>
+      </w:r>
+      <w:r>
+        <w:rPr>
+          <w:b/>
+          <w:bCs/>
+        </w:rPr>
+        <w:t>:</w:t>
       </w:r>
       <w:r>
         <w:t xml:space="preserve"> Administer </w:t>
@@ -20196,12 +24679,37 @@
           <w:bCs/>
         </w:rPr>
       </w:pPr>
-      <w:r>
-        <w:rPr>
-          <w:b/>
-          <w:bCs/>
-        </w:rPr>
-        <w:t>[ Active Saturating Infusion ] ──</w:t>
+      <w:proofErr w:type="gramStart"/>
+      <w:r>
+        <w:rPr>
+          <w:b/>
+          <w:bCs/>
+        </w:rPr>
+        <w:t>[ Active</w:t>
+      </w:r>
+      <w:proofErr w:type="gramEnd"/>
+      <w:r>
+        <w:rPr>
+          <w:b/>
+          <w:bCs/>
+        </w:rPr>
+        <w:t xml:space="preserve"> Saturating </w:t>
+      </w:r>
+      <w:proofErr w:type="gramStart"/>
+      <w:r>
+        <w:rPr>
+          <w:b/>
+          <w:bCs/>
+        </w:rPr>
+        <w:t>Infusion ]</w:t>
+      </w:r>
+      <w:proofErr w:type="gramEnd"/>
+      <w:r>
+        <w:rPr>
+          <w:b/>
+          <w:bCs/>
+        </w:rPr>
+        <w:t xml:space="preserve"> ──</w:t>
       </w:r>
       <w:r>
         <w:rPr>
@@ -20264,12 +24772,37 @@
           <w:bCs/>
         </w:rPr>
       </w:pPr>
-      <w:r>
-        <w:rPr>
-          <w:b/>
-          <w:bCs/>
-        </w:rPr>
-        <w:t>[ Successful Matrix Breakdown ] ──</w:t>
+      <w:proofErr w:type="gramStart"/>
+      <w:r>
+        <w:rPr>
+          <w:b/>
+          <w:bCs/>
+        </w:rPr>
+        <w:t>[ Successful</w:t>
+      </w:r>
+      <w:proofErr w:type="gramEnd"/>
+      <w:r>
+        <w:rPr>
+          <w:b/>
+          <w:bCs/>
+        </w:rPr>
+        <w:t xml:space="preserve"> Matrix </w:t>
+      </w:r>
+      <w:proofErr w:type="gramStart"/>
+      <w:r>
+        <w:rPr>
+          <w:b/>
+          <w:bCs/>
+        </w:rPr>
+        <w:t>Breakdown ]</w:t>
+      </w:r>
+      <w:proofErr w:type="gramEnd"/>
+      <w:r>
+        <w:rPr>
+          <w:b/>
+          <w:bCs/>
+        </w:rPr>
+        <w:t xml:space="preserve"> ──</w:t>
       </w:r>
       <w:r>
         <w:rPr>
@@ -20598,7 +25131,15 @@
     </w:p>
     <w:p>
       <w:r>
-        <w:t xml:space="preserve">When high-dose micronutrient and vitamin protocols alter the local biochemical environment, the encapsulated </w:t>
+        <w:t xml:space="preserve">When high-dose </w:t>
+      </w:r>
+      <w:proofErr w:type="gramStart"/>
+      <w:r>
+        <w:t>micronutrient</w:t>
+      </w:r>
+      <w:proofErr w:type="gramEnd"/>
+      <w:r>
+        <w:t xml:space="preserve"> and vitamin protocols alter the local biochemical environment, the encapsulated </w:t>
       </w:r>
       <w:r>
         <w:rPr>
@@ -20629,8 +25170,33 @@
           <w:b/>
           <w:bCs/>
         </w:rPr>
-        <w:t xml:space="preserve">       [ Vitamin-Induced Tissue Saturation ]</w:t>
-      </w:r>
+        <w:t xml:space="preserve">       </w:t>
+      </w:r>
+      <w:proofErr w:type="gramStart"/>
+      <w:r>
+        <w:rPr>
+          <w:b/>
+          <w:bCs/>
+        </w:rPr>
+        <w:t>[ Vitamin</w:t>
+      </w:r>
+      <w:proofErr w:type="gramEnd"/>
+      <w:r>
+        <w:rPr>
+          <w:b/>
+          <w:bCs/>
+        </w:rPr>
+        <w:t xml:space="preserve">-Induced Tissue </w:t>
+      </w:r>
+      <w:proofErr w:type="gramStart"/>
+      <w:r>
+        <w:rPr>
+          <w:b/>
+          <w:bCs/>
+        </w:rPr>
+        <w:t>Saturation ]</w:t>
+      </w:r>
+      <w:proofErr w:type="gramEnd"/>
     </w:p>
     <w:p>
       <w:pPr>
@@ -20682,8 +25248,33 @@
           <w:b/>
           <w:bCs/>
         </w:rPr>
-        <w:t xml:space="preserve">       [ Organism Detachment &amp; Involuntary Escape ]</w:t>
-      </w:r>
+        <w:t xml:space="preserve">       </w:t>
+      </w:r>
+      <w:proofErr w:type="gramStart"/>
+      <w:r>
+        <w:rPr>
+          <w:b/>
+          <w:bCs/>
+        </w:rPr>
+        <w:t>[ Organism</w:t>
+      </w:r>
+      <w:proofErr w:type="gramEnd"/>
+      <w:r>
+        <w:rPr>
+          <w:b/>
+          <w:bCs/>
+        </w:rPr>
+        <w:t xml:space="preserve"> Detachment &amp; Involuntary </w:t>
+      </w:r>
+      <w:proofErr w:type="gramStart"/>
+      <w:r>
+        <w:rPr>
+          <w:b/>
+          <w:bCs/>
+        </w:rPr>
+        <w:t>Escape ]</w:t>
+      </w:r>
+      <w:proofErr w:type="gramEnd"/>
     </w:p>
     <w:p>
       <w:pPr>
@@ -20735,8 +25326,33 @@
           <w:b/>
           <w:bCs/>
         </w:rPr>
-        <w:t xml:space="preserve">       [ Direct Evacuation into Patient-Managed Waste Bin ]</w:t>
-      </w:r>
+        <w:t xml:space="preserve">       </w:t>
+      </w:r>
+      <w:proofErr w:type="gramStart"/>
+      <w:r>
+        <w:rPr>
+          <w:b/>
+          <w:bCs/>
+        </w:rPr>
+        <w:t>[ Direct</w:t>
+      </w:r>
+      <w:proofErr w:type="gramEnd"/>
+      <w:r>
+        <w:rPr>
+          <w:b/>
+          <w:bCs/>
+        </w:rPr>
+        <w:t xml:space="preserve"> Evacuation into Patient-Managed Waste </w:t>
+      </w:r>
+      <w:proofErr w:type="gramStart"/>
+      <w:r>
+        <w:rPr>
+          <w:b/>
+          <w:bCs/>
+        </w:rPr>
+        <w:t>Bin ]</w:t>
+      </w:r>
+      <w:proofErr w:type="gramEnd"/>
     </w:p>
     <w:p>
       <w:pPr>
@@ -20788,8 +25404,17 @@
           <w:b/>
           <w:bCs/>
         </w:rPr>
-        <w:t xml:space="preserve"> [ Immediate Formula 409 Application (Immobilization &amp; Neutralization) ]</w:t>
-      </w:r>
+        <w:t xml:space="preserve"> [ Immediate Formula 409 Application (Immobilization &amp; Neutralization</w:t>
+      </w:r>
+      <w:proofErr w:type="gramStart"/>
+      <w:r>
+        <w:rPr>
+          <w:b/>
+          <w:bCs/>
+        </w:rPr>
+        <w:t>) ]</w:t>
+      </w:r>
+      <w:proofErr w:type="gramEnd"/>
     </w:p>
     <w:p>
       <w:pPr>
@@ -20841,8 +25466,33 @@
           <w:b/>
           <w:bCs/>
         </w:rPr>
-        <w:t xml:space="preserve">       [ Secure Bin Closure &amp; Biohazard Decontamination ]</w:t>
-      </w:r>
+        <w:t xml:space="preserve">       </w:t>
+      </w:r>
+      <w:proofErr w:type="gramStart"/>
+      <w:r>
+        <w:rPr>
+          <w:b/>
+          <w:bCs/>
+        </w:rPr>
+        <w:t>[ Secure</w:t>
+      </w:r>
+      <w:proofErr w:type="gramEnd"/>
+      <w:r>
+        <w:rPr>
+          <w:b/>
+          <w:bCs/>
+        </w:rPr>
+        <w:t xml:space="preserve"> Bin Closure &amp; Biohazard </w:t>
+      </w:r>
+      <w:proofErr w:type="gramStart"/>
+      <w:r>
+        <w:rPr>
+          <w:b/>
+          <w:bCs/>
+        </w:rPr>
+        <w:t>Decontamination ]</w:t>
+      </w:r>
+      <w:proofErr w:type="gramEnd"/>
     </w:p>
     <w:p>
       <w:pPr>
@@ -21331,8 +25981,13 @@
             <w:hideMark/>
           </w:tcPr>
           <w:p>
-            <w:r>
-              <w:t>Cleans up any remaining low-pH salivary proteases to protect host skin from contact burns.</w:t>
+            <w:proofErr w:type="gramStart"/>
+            <w:r>
+              <w:t>Cleans</w:t>
+            </w:r>
+            <w:proofErr w:type="gramEnd"/>
+            <w:r>
+              <w:t xml:space="preserve"> up any remaining low-pH salivary proteases to protect host skin from contact burns.</w:t>
             </w:r>
           </w:p>
         </w:tc>
@@ -21684,8 +26339,33 @@
           <w:b/>
           <w:bCs/>
         </w:rPr>
-        <w:t xml:space="preserve">                  [ Organism Evacuation Complete ]</w:t>
-      </w:r>
+        <w:t xml:space="preserve">                  </w:t>
+      </w:r>
+      <w:proofErr w:type="gramStart"/>
+      <w:r>
+        <w:rPr>
+          <w:b/>
+          <w:bCs/>
+        </w:rPr>
+        <w:t>[ Organism</w:t>
+      </w:r>
+      <w:proofErr w:type="gramEnd"/>
+      <w:r>
+        <w:rPr>
+          <w:b/>
+          <w:bCs/>
+        </w:rPr>
+        <w:t xml:space="preserve"> Evacuation </w:t>
+      </w:r>
+      <w:proofErr w:type="gramStart"/>
+      <w:r>
+        <w:rPr>
+          <w:b/>
+          <w:bCs/>
+        </w:rPr>
+        <w:t>Complete ]</w:t>
+      </w:r>
+      <w:proofErr w:type="gramEnd"/>
     </w:p>
     <w:p>
       <w:pPr>
@@ -21783,8 +26463,49 @@
           <w:b/>
           <w:bCs/>
         </w:rPr>
-        <w:t>[ Residual Matrix Clearing ]                    [ Regenerative Support ]</w:t>
-      </w:r>
+        <w:t xml:space="preserve">[ Residual Matrix </w:t>
+      </w:r>
+      <w:proofErr w:type="gramStart"/>
+      <w:r>
+        <w:rPr>
+          <w:b/>
+          <w:bCs/>
+        </w:rPr>
+        <w:t>Clearing ]</w:t>
+      </w:r>
+      <w:proofErr w:type="gramEnd"/>
+      <w:r>
+        <w:rPr>
+          <w:b/>
+          <w:bCs/>
+        </w:rPr>
+        <w:t xml:space="preserve">                 </w:t>
+      </w:r>
+      <w:proofErr w:type="gramStart"/>
+      <w:r>
+        <w:rPr>
+          <w:b/>
+          <w:bCs/>
+        </w:rPr>
+        <w:t xml:space="preserve">   [</w:t>
+      </w:r>
+      <w:proofErr w:type="gramEnd"/>
+      <w:r>
+        <w:rPr>
+          <w:b/>
+          <w:bCs/>
+        </w:rPr>
+        <w:t xml:space="preserve"> Regenerative </w:t>
+      </w:r>
+      <w:proofErr w:type="gramStart"/>
+      <w:r>
+        <w:rPr>
+          <w:b/>
+          <w:bCs/>
+        </w:rPr>
+        <w:t>Support ]</w:t>
+      </w:r>
+      <w:proofErr w:type="gramEnd"/>
     </w:p>
     <w:p>
       <w:pPr>
@@ -21897,8 +26618,33 @@
           <w:b/>
           <w:bCs/>
         </w:rPr>
-        <w:t xml:space="preserve">               [ Sterile Granulation &amp; Closure ]</w:t>
-      </w:r>
+        <w:t xml:space="preserve">               </w:t>
+      </w:r>
+      <w:proofErr w:type="gramStart"/>
+      <w:r>
+        <w:rPr>
+          <w:b/>
+          <w:bCs/>
+        </w:rPr>
+        <w:t>[ Sterile</w:t>
+      </w:r>
+      <w:proofErr w:type="gramEnd"/>
+      <w:r>
+        <w:rPr>
+          <w:b/>
+          <w:bCs/>
+        </w:rPr>
+        <w:t xml:space="preserve"> Granulation &amp; </w:t>
+      </w:r>
+      <w:proofErr w:type="gramStart"/>
+      <w:r>
+        <w:rPr>
+          <w:b/>
+          <w:bCs/>
+        </w:rPr>
+        <w:t>Closure ]</w:t>
+      </w:r>
+      <w:proofErr w:type="gramEnd"/>
     </w:p>
     <w:p/>
     <w:p/>
@@ -21923,7 +26669,15 @@
         <w:t>Residual Low-pH Contamination:</w:t>
       </w:r>
       <w:r>
-        <w:t xml:space="preserve"> The walls of the cavity remain saturated with residual salivary hydrolases and acidic proteases secreted by the organism. If left unneutralized, this persistent low pH causes localized tissue death and stalls healing.</w:t>
+        <w:t xml:space="preserve"> The walls of the cavity remain saturated with residual salivary hydrolases and acidic proteases secreted by the organism. If left </w:t>
+      </w:r>
+      <w:proofErr w:type="spellStart"/>
+      <w:r>
+        <w:t>unneutralized</w:t>
+      </w:r>
+      <w:proofErr w:type="spellEnd"/>
+      <w:r>
+        <w:t>, this persistent low pH causes localized tissue death and stalls healing.</w:t>
       </w:r>
     </w:p>
     <w:p>
@@ -22778,8 +27532,13 @@
             <w:hideMark/>
           </w:tcPr>
           <w:p>
-            <w:r>
-              <w:t>Stimulates collagen synthesis to rapidly lay down a new extracellular matrix.</w:t>
+            <w:proofErr w:type="gramStart"/>
+            <w:r>
+              <w:t>Stimulates</w:t>
+            </w:r>
+            <w:proofErr w:type="gramEnd"/>
+            <w:r>
+              <w:t xml:space="preserve"> collagen synthesis to rapidly lay down a new extracellular matrix.</w:t>
             </w:r>
           </w:p>
         </w:tc>
@@ -22921,7 +27680,23 @@
         <w:t>Resolution of the Restricted Diffusion Zone:</w:t>
       </w:r>
       <w:r>
-        <w:t xml:space="preserve"> Follow-up MRI scans should demonstrate a rapid normalization of the Apparent Diffusion Coefficient (ADC) values. As the dense, foreign chitinous mesh is completely replaced by flexible human granulation tissue, local water molecules regain natural brownian motion.</w:t>
+        <w:t xml:space="preserve"> Follow-up MRI </w:t>
+      </w:r>
+      <w:proofErr w:type="gramStart"/>
+      <w:r>
+        <w:t>scans should</w:t>
+      </w:r>
+      <w:proofErr w:type="gramEnd"/>
+      <w:r>
+        <w:t xml:space="preserve"> demonstrate a rapid normalization of the Apparent Diffusion Coefficient (ADC) values. As the dense, foreign chitinous mesh is completely replaced by flexible human granulation tissue, local water molecules regain natural </w:t>
+      </w:r>
+      <w:proofErr w:type="spellStart"/>
+      <w:r>
+        <w:t>brownian</w:t>
+      </w:r>
+      <w:proofErr w:type="spellEnd"/>
+      <w:r>
+        <w:t xml:space="preserve"> motion.</w:t>
       </w:r>
     </w:p>
     <w:p>
@@ -23605,12 +28380,21 @@
           <w:numId w:val="28"/>
         </w:numPr>
       </w:pPr>
-      <w:r>
-        <w:rPr>
-          <w:b/>
-          <w:bCs/>
-        </w:rPr>
-        <w:t>Cebidiomorphy:</w:t>
+      <w:proofErr w:type="spellStart"/>
+      <w:r>
+        <w:rPr>
+          <w:b/>
+          <w:bCs/>
+        </w:rPr>
+        <w:t>Cebidiomorphy</w:t>
+      </w:r>
+      <w:proofErr w:type="spellEnd"/>
+      <w:r>
+        <w:rPr>
+          <w:b/>
+          <w:bCs/>
+        </w:rPr>
+        <w:t>:</w:t>
       </w:r>
       <w:r>
         <w:t xml:space="preserve"> The evolutionary reduction of an organism's central body mass, shifting its vital organs into its appendages.</w:t>
@@ -23767,12 +28551,21 @@
           <w:numId w:val="28"/>
         </w:numPr>
       </w:pPr>
-      <w:r>
-        <w:rPr>
-          <w:b/>
-          <w:bCs/>
-        </w:rPr>
-        <w:t>Ovigers:</w:t>
+      <w:proofErr w:type="spellStart"/>
+      <w:r>
+        <w:rPr>
+          <w:b/>
+          <w:bCs/>
+        </w:rPr>
+        <w:t>Ovigers</w:t>
+      </w:r>
+      <w:proofErr w:type="spellEnd"/>
+      <w:r>
+        <w:rPr>
+          <w:b/>
+          <w:bCs/>
+        </w:rPr>
+        <w:t>:</w:t>
       </w:r>
       <w:r>
         <w:t xml:space="preserve"> Specialized leg appendages used to carry, secure, and protect developing larval units.</w:t>
@@ -24073,6 +28866,7 @@
           <w:szCs w:val="16"/>
         </w:rPr>
       </w:pPr>
+      <w:proofErr w:type="gramStart"/>
       <w:r>
         <w:rPr>
           <w:b/>
@@ -24080,94 +28874,96 @@
           <w:sz w:val="16"/>
           <w:szCs w:val="16"/>
         </w:rPr>
-        <w:t>+--------------------------------------------------------------------------+</w:t>
-      </w:r>
-    </w:p>
-    <w:p>
-      <w:pPr>
+        <w:t>+-</w:t>
+      </w:r>
+      <w:proofErr w:type="gramEnd"/>
+      <w:r>
         <w:rPr>
           <w:b/>
           <w:bCs/>
           <w:sz w:val="16"/>
           <w:szCs w:val="16"/>
         </w:rPr>
-      </w:pPr>
-      <w:r>
+        <w:t>-------------------------------------------------------------------------+</w:t>
+      </w:r>
+    </w:p>
+    <w:p>
+      <w:pPr>
         <w:rPr>
           <w:b/>
           <w:bCs/>
           <w:sz w:val="16"/>
           <w:szCs w:val="16"/>
         </w:rPr>
-        <w:t>|                        1. BIOCHEMICAL ACTIVATION                         |</w:t>
-      </w:r>
-    </w:p>
-    <w:p>
-      <w:pPr>
+      </w:pPr>
+      <w:r>
         <w:rPr>
           <w:b/>
           <w:bCs/>
           <w:sz w:val="16"/>
           <w:szCs w:val="16"/>
         </w:rPr>
-      </w:pPr>
-      <w:r>
+        <w:t>|                        1. BIOCHEMICAL ACTIVATION                         |</w:t>
+      </w:r>
+    </w:p>
+    <w:p>
+      <w:pPr>
         <w:rPr>
           <w:b/>
           <w:bCs/>
           <w:sz w:val="16"/>
           <w:szCs w:val="16"/>
         </w:rPr>
-        <w:t>|   Take your prescribed high-dose Vitamin C, D3, E, and B12 precisely     |</w:t>
-      </w:r>
-    </w:p>
-    <w:p>
-      <w:pPr>
+      </w:pPr>
+      <w:r>
         <w:rPr>
           <w:b/>
           <w:bCs/>
           <w:sz w:val="16"/>
           <w:szCs w:val="16"/>
         </w:rPr>
-      </w:pPr>
-      <w:r>
+        <w:t>|   Take your prescribed high-dose Vitamin C, D3, E, and B12 precisely     |</w:t>
+      </w:r>
+    </w:p>
+    <w:p>
+      <w:pPr>
         <w:rPr>
           <w:b/>
           <w:bCs/>
           <w:sz w:val="16"/>
           <w:szCs w:val="16"/>
         </w:rPr>
-        <w:t>|   as directed to break down the vesicle's protective shield.             |</w:t>
-      </w:r>
-    </w:p>
-    <w:p>
-      <w:pPr>
+      </w:pPr>
+      <w:r>
         <w:rPr>
           <w:b/>
           <w:bCs/>
           <w:sz w:val="16"/>
           <w:szCs w:val="16"/>
         </w:rPr>
-      </w:pPr>
-      <w:r>
+        <w:t>|   as directed to break down the vesicle's protective shield.             |</w:t>
+      </w:r>
+    </w:p>
+    <w:p>
+      <w:pPr>
         <w:rPr>
           <w:b/>
           <w:bCs/>
           <w:sz w:val="16"/>
           <w:szCs w:val="16"/>
         </w:rPr>
-        <w:t>+--------------------------------------------------------------------------+</w:t>
-      </w:r>
-    </w:p>
-    <w:p>
-      <w:pPr>
+      </w:pPr>
+      <w:proofErr w:type="gramStart"/>
+      <w:r>
         <w:rPr>
           <w:b/>
           <w:bCs/>
           <w:sz w:val="16"/>
           <w:szCs w:val="16"/>
         </w:rPr>
-      </w:pPr>
+        <w:t>+-</w:t>
+      </w:r>
+      <w:proofErr w:type="gramEnd"/>
       <w:r>
         <w:rPr>
           <w:b/>
@@ -24175,7 +28971,7 @@
           <w:sz w:val="16"/>
           <w:szCs w:val="16"/>
         </w:rPr>
-        <w:t xml:space="preserve">                                     │</w:t>
+        <w:t>-------------------------------------------------------------------------+</w:t>
       </w:r>
     </w:p>
     <w:p>
@@ -24194,36 +28990,36 @@
           <w:sz w:val="16"/>
           <w:szCs w:val="16"/>
         </w:rPr>
-        <w:t xml:space="preserve">                                     </w:t>
-      </w:r>
-      <w:r>
-        <w:rPr>
-          <w:rFonts w:ascii="Arial" w:hAnsi="Arial" w:cs="Arial"/>
+        <w:t xml:space="preserve">                                     │</w:t>
+      </w:r>
+    </w:p>
+    <w:p>
+      <w:pPr>
+        <w:rPr>
           <w:b/>
           <w:bCs/>
           <w:sz w:val="16"/>
           <w:szCs w:val="16"/>
         </w:rPr>
-        <w:t>▼</w:t>
-      </w:r>
-    </w:p>
-    <w:p>
-      <w:pPr>
+      </w:pPr>
+      <w:r>
         <w:rPr>
           <w:b/>
           <w:bCs/>
           <w:sz w:val="16"/>
           <w:szCs w:val="16"/>
         </w:rPr>
-      </w:pPr>
-      <w:r>
-        <w:rPr>
+        <w:t xml:space="preserve">                                     </w:t>
+      </w:r>
+      <w:r>
+        <w:rPr>
+          <w:rFonts w:ascii="Arial" w:hAnsi="Arial" w:cs="Arial"/>
           <w:b/>
           <w:bCs/>
           <w:sz w:val="16"/>
           <w:szCs w:val="16"/>
         </w:rPr>
-        <w:t>+--------------------------------------------------------------------------+</w:t>
+        <w:t>▼</w:t>
       </w:r>
     </w:p>
     <w:p>
@@ -24235,6 +29031,7 @@
           <w:szCs w:val="16"/>
         </w:rPr>
       </w:pPr>
+      <w:proofErr w:type="gramStart"/>
       <w:r>
         <w:rPr>
           <w:b/>
@@ -24242,56 +29039,57 @@
           <w:sz w:val="16"/>
           <w:szCs w:val="16"/>
         </w:rPr>
-        <w:t>|                        2. CONTAINMENT PREPARATION                        |</w:t>
-      </w:r>
-    </w:p>
-    <w:p>
-      <w:pPr>
+        <w:t>+-</w:t>
+      </w:r>
+      <w:proofErr w:type="gramEnd"/>
+      <w:r>
         <w:rPr>
           <w:b/>
           <w:bCs/>
           <w:sz w:val="16"/>
           <w:szCs w:val="16"/>
         </w:rPr>
-      </w:pPr>
-      <w:r>
+        <w:t>-------------------------------------------------------------------------+</w:t>
+      </w:r>
+    </w:p>
+    <w:p>
+      <w:pPr>
         <w:rPr>
           <w:b/>
           <w:bCs/>
           <w:sz w:val="16"/>
           <w:szCs w:val="16"/>
         </w:rPr>
-        <w:t>|   Keep your personal medical waste bin and a spray bottle of Formula 409  |</w:t>
-      </w:r>
-    </w:p>
-    <w:p>
-      <w:pPr>
+      </w:pPr>
+      <w:r>
         <w:rPr>
           <w:b/>
           <w:bCs/>
           <w:sz w:val="16"/>
           <w:szCs w:val="16"/>
         </w:rPr>
-      </w:pPr>
-      <w:r>
+        <w:t>|                        2. CONTAINMENT PREPARATION                        |</w:t>
+      </w:r>
+    </w:p>
+    <w:p>
+      <w:pPr>
         <w:rPr>
           <w:b/>
           <w:bCs/>
           <w:sz w:val="16"/>
           <w:szCs w:val="16"/>
         </w:rPr>
-        <w:t>|   directly by your bedside for immediate use during expulsion.           |</w:t>
-      </w:r>
-    </w:p>
-    <w:p>
-      <w:pPr>
+      </w:pPr>
+      <w:r>
         <w:rPr>
           <w:b/>
           <w:bCs/>
           <w:sz w:val="16"/>
           <w:szCs w:val="16"/>
         </w:rPr>
-      </w:pPr>
+        <w:t xml:space="preserve">|   Keep your personal medical waste bin and a spray bottle of Formula </w:t>
+      </w:r>
+      <w:proofErr w:type="gramStart"/>
       <w:r>
         <w:rPr>
           <w:b/>
@@ -24299,8 +29097,9 @@
           <w:sz w:val="16"/>
           <w:szCs w:val="16"/>
         </w:rPr>
-        <w:t>+--------------------------------------------------------------------------+</w:t>
-      </w:r>
+        <w:t>409  |</w:t>
+      </w:r>
+      <w:proofErr w:type="gramEnd"/>
     </w:p>
     <w:p>
       <w:pPr>
@@ -24318,7 +29117,7 @@
           <w:sz w:val="16"/>
           <w:szCs w:val="16"/>
         </w:rPr>
-        <w:t xml:space="preserve">                                     │</w:t>
+        <w:t>|   directly by your bedside for immediate use during expulsion.           |</w:t>
       </w:r>
     </w:p>
     <w:p>
@@ -24330,6 +29129,7 @@
           <w:szCs w:val="16"/>
         </w:rPr>
       </w:pPr>
+      <w:proofErr w:type="gramStart"/>
       <w:r>
         <w:rPr>
           <w:b/>
@@ -24337,17 +29137,17 @@
           <w:sz w:val="16"/>
           <w:szCs w:val="16"/>
         </w:rPr>
-        <w:t xml:space="preserve">                                     </w:t>
-      </w:r>
-      <w:r>
-        <w:rPr>
-          <w:rFonts w:ascii="Arial" w:hAnsi="Arial" w:cs="Arial"/>
+        <w:t>+-</w:t>
+      </w:r>
+      <w:proofErr w:type="gramEnd"/>
+      <w:r>
+        <w:rPr>
           <w:b/>
           <w:bCs/>
           <w:sz w:val="16"/>
           <w:szCs w:val="16"/>
         </w:rPr>
-        <w:t>▼</w:t>
+        <w:t>-------------------------------------------------------------------------+</w:t>
       </w:r>
     </w:p>
     <w:p>
@@ -24366,7 +29166,7 @@
           <w:sz w:val="16"/>
           <w:szCs w:val="16"/>
         </w:rPr>
-        <w:t>+--------------------------------------------------------------------------+</w:t>
+        <w:t xml:space="preserve">                                     │</w:t>
       </w:r>
     </w:p>
     <w:p>
@@ -24385,37 +29185,39 @@
           <w:sz w:val="16"/>
           <w:szCs w:val="16"/>
         </w:rPr>
-        <w:t>|                        3. EXPULSION &amp; NEUTRALIZATION                     |</w:t>
-      </w:r>
-    </w:p>
-    <w:p>
-      <w:pPr>
-        <w:rPr>
+        <w:t xml:space="preserve">                                     </w:t>
+      </w:r>
+      <w:r>
+        <w:rPr>
+          <w:rFonts w:ascii="Arial" w:hAnsi="Arial" w:cs="Arial"/>
           <w:b/>
           <w:bCs/>
           <w:sz w:val="16"/>
           <w:szCs w:val="16"/>
         </w:rPr>
-      </w:pPr>
-      <w:r>
+        <w:t>▼</w:t>
+      </w:r>
+    </w:p>
+    <w:p>
+      <w:pPr>
         <w:rPr>
           <w:b/>
           <w:bCs/>
           <w:sz w:val="16"/>
           <w:szCs w:val="16"/>
         </w:rPr>
-        <w:t>|   As the organism leaves, catch it in the bin, spray it immediately with  |</w:t>
-      </w:r>
-    </w:p>
-    <w:p>
-      <w:pPr>
+      </w:pPr>
+      <w:proofErr w:type="gramStart"/>
+      <w:r>
         <w:rPr>
           <w:b/>
           <w:bCs/>
           <w:sz w:val="16"/>
           <w:szCs w:val="16"/>
         </w:rPr>
-      </w:pPr>
+        <w:t>+-</w:t>
+      </w:r>
+      <w:proofErr w:type="gramEnd"/>
       <w:r>
         <w:rPr>
           <w:b/>
@@ -24423,7 +29225,7 @@
           <w:sz w:val="16"/>
           <w:szCs w:val="16"/>
         </w:rPr>
-        <w:t>|   Formula 409 to lock it in place, and close the lid securely.            |</w:t>
+        <w:t>-------------------------------------------------------------------------+</w:t>
       </w:r>
     </w:p>
     <w:p>
@@ -24442,7 +29244,7 @@
           <w:sz w:val="16"/>
           <w:szCs w:val="16"/>
         </w:rPr>
-        <w:t>+--------------------------------------------------------------------------+</w:t>
+        <w:t>|                        3. EXPULSION &amp; NEUTRALIZATION                     |</w:t>
       </w:r>
     </w:p>
     <w:p>
@@ -24461,47 +29263,49 @@
           <w:sz w:val="16"/>
           <w:szCs w:val="16"/>
         </w:rPr>
-        <w:t xml:space="preserve">                                     │</w:t>
-      </w:r>
-    </w:p>
-    <w:p>
-      <w:pPr>
+        <w:t xml:space="preserve">|   As the organism leaves, catch it in the bin, spray it immediately </w:t>
+      </w:r>
+      <w:proofErr w:type="gramStart"/>
+      <w:r>
         <w:rPr>
           <w:b/>
           <w:bCs/>
           <w:sz w:val="16"/>
           <w:szCs w:val="16"/>
         </w:rPr>
-      </w:pPr>
-      <w:r>
+        <w:t>with  |</w:t>
+      </w:r>
+      <w:proofErr w:type="gramEnd"/>
+    </w:p>
+    <w:p>
+      <w:pPr>
         <w:rPr>
           <w:b/>
           <w:bCs/>
           <w:sz w:val="16"/>
           <w:szCs w:val="16"/>
         </w:rPr>
-        <w:t xml:space="preserve">                                     </w:t>
-      </w:r>
-      <w:r>
-        <w:rPr>
-          <w:rFonts w:ascii="Arial" w:hAnsi="Arial" w:cs="Arial"/>
+      </w:pPr>
+      <w:r>
+        <w:rPr>
           <w:b/>
           <w:bCs/>
           <w:sz w:val="16"/>
           <w:szCs w:val="16"/>
         </w:rPr>
-        <w:t>▼</w:t>
-      </w:r>
-    </w:p>
-    <w:p>
-      <w:pPr>
+        <w:t xml:space="preserve">|   Formula 409 to lock it in </w:t>
+      </w:r>
+      <w:proofErr w:type="gramStart"/>
+      <w:r>
         <w:rPr>
           <w:b/>
           <w:bCs/>
           <w:sz w:val="16"/>
           <w:szCs w:val="16"/>
         </w:rPr>
-      </w:pPr>
+        <w:t>place, and</w:t>
+      </w:r>
+      <w:proofErr w:type="gramEnd"/>
       <w:r>
         <w:rPr>
           <w:b/>
@@ -24509,7 +29313,7 @@
           <w:sz w:val="16"/>
           <w:szCs w:val="16"/>
         </w:rPr>
-        <w:t>+--------------------------------------------------------------------------+</w:t>
+        <w:t xml:space="preserve"> close the lid securely.            |</w:t>
       </w:r>
     </w:p>
     <w:p>
@@ -24521,6 +29325,7 @@
           <w:szCs w:val="16"/>
         </w:rPr>
       </w:pPr>
+      <w:proofErr w:type="gramStart"/>
       <w:r>
         <w:rPr>
           <w:b/>
@@ -24528,53 +29333,46 @@
           <w:sz w:val="16"/>
           <w:szCs w:val="16"/>
         </w:rPr>
-        <w:t>|                        4. CAVITY IRRIGATION &amp; RECOVERY                   |</w:t>
-      </w:r>
-    </w:p>
-    <w:p>
-      <w:pPr>
+        <w:t>+-</w:t>
+      </w:r>
+      <w:proofErr w:type="gramEnd"/>
+      <w:r>
         <w:rPr>
           <w:b/>
           <w:bCs/>
           <w:sz w:val="16"/>
           <w:szCs w:val="16"/>
         </w:rPr>
-      </w:pPr>
-      <w:r>
+        <w:t>-------------------------------------------------------------------------+</w:t>
+      </w:r>
+    </w:p>
+    <w:p>
+      <w:pPr>
         <w:rPr>
           <w:b/>
           <w:bCs/>
           <w:sz w:val="16"/>
           <w:szCs w:val="16"/>
         </w:rPr>
-        <w:t>|   Rinse the empty pocket with alkaline saline to clear residual acid,    |</w:t>
-      </w:r>
-    </w:p>
-    <w:p>
-      <w:pPr>
+      </w:pPr>
+      <w:r>
         <w:rPr>
           <w:b/>
           <w:bCs/>
           <w:sz w:val="16"/>
           <w:szCs w:val="16"/>
         </w:rPr>
-      </w:pPr>
-      <w:r>
+        <w:t xml:space="preserve">                                     │</w:t>
+      </w:r>
+    </w:p>
+    <w:p>
+      <w:pPr>
         <w:rPr>
           <w:b/>
           <w:bCs/>
           <w:sz w:val="16"/>
           <w:szCs w:val="16"/>
         </w:rPr>
-        <w:t>|   apply pure aloe vera gel, and track your healing with follow-up MRIs.   |</w:t>
-      </w:r>
-    </w:p>
-    <w:p>
-      <w:pPr>
-        <w:rPr>
-          <w:sz w:val="20"/>
-          <w:szCs w:val="20"/>
-        </w:rPr>
       </w:pPr>
       <w:r>
         <w:rPr>
@@ -24583,7 +29381,172 @@
           <w:sz w:val="16"/>
           <w:szCs w:val="16"/>
         </w:rPr>
-        <w:t>+--------------------------------------------------------------------------+</w:t>
+        <w:t xml:space="preserve">                                     </w:t>
+      </w:r>
+      <w:r>
+        <w:rPr>
+          <w:rFonts w:ascii="Arial" w:hAnsi="Arial" w:cs="Arial"/>
+          <w:b/>
+          <w:bCs/>
+          <w:sz w:val="16"/>
+          <w:szCs w:val="16"/>
+        </w:rPr>
+        <w:t>▼</w:t>
+      </w:r>
+    </w:p>
+    <w:p>
+      <w:pPr>
+        <w:rPr>
+          <w:b/>
+          <w:bCs/>
+          <w:sz w:val="16"/>
+          <w:szCs w:val="16"/>
+        </w:rPr>
+      </w:pPr>
+      <w:proofErr w:type="gramStart"/>
+      <w:r>
+        <w:rPr>
+          <w:b/>
+          <w:bCs/>
+          <w:sz w:val="16"/>
+          <w:szCs w:val="16"/>
+        </w:rPr>
+        <w:t>+-</w:t>
+      </w:r>
+      <w:proofErr w:type="gramEnd"/>
+      <w:r>
+        <w:rPr>
+          <w:b/>
+          <w:bCs/>
+          <w:sz w:val="16"/>
+          <w:szCs w:val="16"/>
+        </w:rPr>
+        <w:t>-------------------------------------------------------------------------+</w:t>
+      </w:r>
+    </w:p>
+    <w:p>
+      <w:pPr>
+        <w:rPr>
+          <w:b/>
+          <w:bCs/>
+          <w:sz w:val="16"/>
+          <w:szCs w:val="16"/>
+        </w:rPr>
+      </w:pPr>
+      <w:r>
+        <w:rPr>
+          <w:b/>
+          <w:bCs/>
+          <w:sz w:val="16"/>
+          <w:szCs w:val="16"/>
+        </w:rPr>
+        <w:t>|                        4. CAVITY IRRIGATION &amp; RECOVERY                   |</w:t>
+      </w:r>
+    </w:p>
+    <w:p>
+      <w:pPr>
+        <w:rPr>
+          <w:b/>
+          <w:bCs/>
+          <w:sz w:val="16"/>
+          <w:szCs w:val="16"/>
+        </w:rPr>
+      </w:pPr>
+      <w:r>
+        <w:rPr>
+          <w:b/>
+          <w:bCs/>
+          <w:sz w:val="16"/>
+          <w:szCs w:val="16"/>
+        </w:rPr>
+        <w:t xml:space="preserve">|   Rinse the empty pocket with alkaline saline to clear residual </w:t>
+      </w:r>
+      <w:proofErr w:type="gramStart"/>
+      <w:r>
+        <w:rPr>
+          <w:b/>
+          <w:bCs/>
+          <w:sz w:val="16"/>
+          <w:szCs w:val="16"/>
+        </w:rPr>
+        <w:t xml:space="preserve">acid,   </w:t>
+      </w:r>
+      <w:proofErr w:type="gramEnd"/>
+      <w:r>
+        <w:rPr>
+          <w:b/>
+          <w:bCs/>
+          <w:sz w:val="16"/>
+          <w:szCs w:val="16"/>
+        </w:rPr>
+        <w:t xml:space="preserve"> |</w:t>
+      </w:r>
+    </w:p>
+    <w:p>
+      <w:pPr>
+        <w:rPr>
+          <w:b/>
+          <w:bCs/>
+          <w:sz w:val="16"/>
+          <w:szCs w:val="16"/>
+        </w:rPr>
+      </w:pPr>
+      <w:r>
+        <w:rPr>
+          <w:b/>
+          <w:bCs/>
+          <w:sz w:val="16"/>
+          <w:szCs w:val="16"/>
+        </w:rPr>
+        <w:t xml:space="preserve">|   apply pure aloe vera </w:t>
+      </w:r>
+      <w:proofErr w:type="gramStart"/>
+      <w:r>
+        <w:rPr>
+          <w:b/>
+          <w:bCs/>
+          <w:sz w:val="16"/>
+          <w:szCs w:val="16"/>
+        </w:rPr>
+        <w:t>gel, and</w:t>
+      </w:r>
+      <w:proofErr w:type="gramEnd"/>
+      <w:r>
+        <w:rPr>
+          <w:b/>
+          <w:bCs/>
+          <w:sz w:val="16"/>
+          <w:szCs w:val="16"/>
+        </w:rPr>
+        <w:t xml:space="preserve"> track your healing with follow-up MRIs.   |</w:t>
+      </w:r>
+    </w:p>
+    <w:p>
+      <w:pPr>
+        <w:rPr>
+          <w:sz w:val="20"/>
+          <w:szCs w:val="20"/>
+        </w:rPr>
+      </w:pPr>
+      <w:proofErr w:type="gramStart"/>
+      <w:r>
+        <w:rPr>
+          <w:b/>
+          <w:bCs/>
+          <w:sz w:val="16"/>
+          <w:szCs w:val="16"/>
+        </w:rPr>
+        <w:t>+-</w:t>
+      </w:r>
+      <w:proofErr w:type="gramEnd"/>
+      <w:r>
+        <w:rPr>
+          <w:b/>
+          <w:bCs/>
+          <w:sz w:val="16"/>
+          <w:szCs w:val="16"/>
+        </w:rPr>
+        <w:t>-------------------------------------------------------------------------+</w:t>
       </w:r>
     </w:p>
     <w:p>
@@ -25045,7 +30008,23 @@
           <w:bCs/>
         </w:rPr>
         <w:lastRenderedPageBreak/>
-        <w:t>Step 3: Handling the Expulsion Safely</w:t>
+        <w:t xml:space="preserve">Step 3: Handling </w:t>
+      </w:r>
+      <w:proofErr w:type="gramStart"/>
+      <w:r>
+        <w:rPr>
+          <w:b/>
+          <w:bCs/>
+        </w:rPr>
+        <w:t>the Expulsion</w:t>
+      </w:r>
+      <w:proofErr w:type="gramEnd"/>
+      <w:r>
+        <w:rPr>
+          <w:b/>
+          <w:bCs/>
+        </w:rPr>
+        <w:t xml:space="preserve"> Safely</w:t>
       </w:r>
     </w:p>
     <w:p>
@@ -25081,7 +30060,15 @@
         <w:t>Spray Immediately:</w:t>
       </w:r>
       <w:r>
-        <w:t xml:space="preserve"> Coat the organism thoroughly with the Formula 409 spray. This stops it from moving and neutralizes its internal fluids, preventing any harsh vapors or gases from releasing into the air.</w:t>
+        <w:t xml:space="preserve"> Coat the organism thoroughly with the Formula 409 spray. This stops it from moving and neutralizes its internal fluids, preventing any harsh </w:t>
+      </w:r>
+      <w:proofErr w:type="gramStart"/>
+      <w:r>
+        <w:t>vapors</w:t>
+      </w:r>
+      <w:proofErr w:type="gramEnd"/>
+      <w:r>
+        <w:t xml:space="preserve"> or gases from releasing into the air.</w:t>
       </w:r>
     </w:p>
     <w:p>
@@ -25099,7 +30086,15 @@
         <w:t>Seal the Lid:</w:t>
       </w:r>
       <w:r>
-        <w:t xml:space="preserve"> Snap the lid onto the bin tightly right away. This completely contains the neutralized mass, keeping the air clean and allowing for safe disposal later.</w:t>
+        <w:t xml:space="preserve"> Snap the lid onto the bin tightly right away. This completely contains </w:t>
+      </w:r>
+      <w:proofErr w:type="gramStart"/>
+      <w:r>
+        <w:t>the neutralized</w:t>
+      </w:r>
+      <w:proofErr w:type="gramEnd"/>
+      <w:r>
+        <w:t xml:space="preserve"> mass, keeping the air clean and allowing for safe disposal later.</w:t>
       </w:r>
     </w:p>
     <w:p>
@@ -25396,7 +30391,23 @@
           <w:b/>
           <w:bCs/>
         </w:rPr>
-        <w:t>Dietz L, Dömel JS, Leese F, et al.</w:t>
+        <w:t xml:space="preserve">Dietz L, </w:t>
+      </w:r>
+      <w:proofErr w:type="spellStart"/>
+      <w:r>
+        <w:rPr>
+          <w:b/>
+          <w:bCs/>
+        </w:rPr>
+        <w:t>Dömel</w:t>
+      </w:r>
+      <w:proofErr w:type="spellEnd"/>
+      <w:r>
+        <w:rPr>
+          <w:b/>
+          <w:bCs/>
+        </w:rPr>
+        <w:t xml:space="preserve"> JS, Leese F, et al.</w:t>
       </w:r>
       <w:r>
         <w:t xml:space="preserve"> Feeding ecology in sea spiders (Arthropoda: Pycnogonida): A review of food preferences and morphological correlates. </w:t>
@@ -25409,7 +30420,15 @@
         <w:t>Front Zool</w:t>
       </w:r>
       <w:r>
-        <w:t xml:space="preserve">. 2018;15:7. </w:t>
+        <w:t xml:space="preserve">. </w:t>
+      </w:r>
+      <w:proofErr w:type="gramStart"/>
+      <w:r>
+        <w:t>2018;15:7</w:t>
+      </w:r>
+      <w:proofErr w:type="gramEnd"/>
+      <w:r>
+        <w:t xml:space="preserve">. </w:t>
       </w:r>
       <w:r>
         <w:rPr>
@@ -25452,10 +30471,34 @@
           <w:b/>
           <w:bCs/>
         </w:rPr>
-        <w:t>Katija K, Orenstein E, Schlining B, et al.</w:t>
-      </w:r>
-      <w:r>
-        <w:t xml:space="preserve"> FathomNet: A global image database for enabling artificial intelligence in the ocean. </w:t>
+        <w:t xml:space="preserve">Katija K, Orenstein E, </w:t>
+      </w:r>
+      <w:proofErr w:type="spellStart"/>
+      <w:r>
+        <w:rPr>
+          <w:b/>
+          <w:bCs/>
+        </w:rPr>
+        <w:t>Schlining</w:t>
+      </w:r>
+      <w:proofErr w:type="spellEnd"/>
+      <w:r>
+        <w:rPr>
+          <w:b/>
+          <w:bCs/>
+        </w:rPr>
+        <w:t xml:space="preserve"> B, et al.</w:t>
+      </w:r>
+      <w:r>
+        <w:t xml:space="preserve"> </w:t>
+      </w:r>
+      <w:proofErr w:type="spellStart"/>
+      <w:r>
+        <w:t>FathomNet</w:t>
+      </w:r>
+      <w:proofErr w:type="spellEnd"/>
+      <w:r>
+        <w:t xml:space="preserve">: A global image database for enabling artificial intelligence in the ocean. </w:t>
       </w:r>
       <w:r>
         <w:rPr>
@@ -25570,7 +30613,15 @@
         <w:t>Minnesota Law Review</w:t>
       </w:r>
       <w:r>
-        <w:t>. 2024;109:75.</w:t>
+        <w:t xml:space="preserve">. </w:t>
+      </w:r>
+      <w:proofErr w:type="gramStart"/>
+      <w:r>
+        <w:t>2024;109:75</w:t>
+      </w:r>
+      <w:proofErr w:type="gramEnd"/>
+      <w:r>
+        <w:t>.</w:t>
       </w:r>
       <w:r>
         <w:br/>
@@ -25609,7 +30660,15 @@
         <w:t>Pickett H.</w:t>
       </w:r>
       <w:r>
-        <w:t xml:space="preserve"> Desmoplastic small round cell tumour: the radiological, pathological and clinical features. </w:t>
+        <w:t xml:space="preserve"> Desmoplastic small round cell </w:t>
+      </w:r>
+      <w:proofErr w:type="spellStart"/>
+      <w:r>
+        <w:t>tumour</w:t>
+      </w:r>
+      <w:proofErr w:type="spellEnd"/>
+      <w:r>
+        <w:t xml:space="preserve">: the radiological, pathological and clinical features. </w:t>
       </w:r>
       <w:r>
         <w:rPr>
@@ -25665,7 +30724,15 @@
         <w:t>Brennan DD, et al.</w:t>
       </w:r>
       <w:r>
-        <w:t xml:space="preserve"> Microscopic anatomy of Pycnogonida: II. Digestive system. </w:t>
+        <w:t xml:space="preserve"> </w:t>
+      </w:r>
+      <w:proofErr w:type="gramStart"/>
+      <w:r>
+        <w:t>Microscopic</w:t>
+      </w:r>
+      <w:proofErr w:type="gramEnd"/>
+      <w:r>
+        <w:t xml:space="preserve"> anatomy of Pycnogonida: II. Digestive system. </w:t>
       </w:r>
       <w:r>
         <w:rPr>
@@ -25818,10 +30885,27 @@
           <w:i/>
           <w:iCs/>
         </w:rPr>
-        <w:t>J Korean Soc Radiol</w:t>
-      </w:r>
-      <w:r>
-        <w:t>. 2013;69:385.</w:t>
+        <w:t xml:space="preserve">J Korean Soc </w:t>
+      </w:r>
+      <w:proofErr w:type="spellStart"/>
+      <w:r>
+        <w:rPr>
+          <w:i/>
+          <w:iCs/>
+        </w:rPr>
+        <w:t>Radiol</w:t>
+      </w:r>
+      <w:proofErr w:type="spellEnd"/>
+      <w:r>
+        <w:t xml:space="preserve">. </w:t>
+      </w:r>
+      <w:proofErr w:type="gramStart"/>
+      <w:r>
+        <w:t>2013;69:385</w:t>
+      </w:r>
+      <w:proofErr w:type="gramEnd"/>
+      <w:r>
+        <w:t>.</w:t>
       </w:r>
       <w:r>
         <w:br/>
@@ -25852,15 +30936,32 @@
           <w:numId w:val="11"/>
         </w:numPr>
       </w:pPr>
-      <w:r>
-        <w:rPr>
-          <w:b/>
-          <w:bCs/>
-        </w:rPr>
-        <w:t>Shirshov Institute of Oceanology.</w:t>
-      </w:r>
-      <w:r>
-        <w:t xml:space="preserve"> Pycnogonida collection of the Shirshov Institute. </w:t>
+      <w:proofErr w:type="spellStart"/>
+      <w:r>
+        <w:rPr>
+          <w:b/>
+          <w:bCs/>
+        </w:rPr>
+        <w:t>Shirshov</w:t>
+      </w:r>
+      <w:proofErr w:type="spellEnd"/>
+      <w:r>
+        <w:rPr>
+          <w:b/>
+          <w:bCs/>
+        </w:rPr>
+        <w:t xml:space="preserve"> Institute of Oceanology.</w:t>
+      </w:r>
+      <w:r>
+        <w:t xml:space="preserve"> Pycnogonida collection of the </w:t>
+      </w:r>
+      <w:proofErr w:type="spellStart"/>
+      <w:r>
+        <w:t>Shirshov</w:t>
+      </w:r>
+      <w:proofErr w:type="spellEnd"/>
+      <w:r>
+        <w:t xml:space="preserve"> Institute. </w:t>
       </w:r>
       <w:r>
         <w:rPr>
@@ -25995,7 +31096,15 @@
     </w:p>
     <w:p>
       <w:r>
-        <w:t>All resources originate exclusively from verified .gov, .mil, and .edu institutional servers to ensure data compliance and maximum algorithmic validity:</w:t>
+        <w:t>All resources originate exclusively from verified .gov, .mil, and .</w:t>
+      </w:r>
+      <w:proofErr w:type="spellStart"/>
+      <w:r>
+        <w:t>edu</w:t>
+      </w:r>
+      <w:proofErr w:type="spellEnd"/>
+      <w:r>
+        <w:t xml:space="preserve"> institutional servers to ensure data compliance and maximum algorithmic validity:</w:t>
       </w:r>
     </w:p>
     <w:p/>
@@ -26357,7 +31466,15 @@
         <w:t>:</w:t>
       </w:r>
       <w:r>
-        <w:t xml:space="preserve"> Defines microscopic features of dense host-derived collagen bands (Zone I External Fibrotic Rim) (ingest_tum... p. 26).</w:t>
+        <w:t xml:space="preserve"> Defines microscopic features of dense host-derived collagen bands (Zone I External Fibrotic Rim) (</w:t>
+      </w:r>
+      <w:proofErr w:type="spellStart"/>
+      <w:r>
+        <w:t>ingest_tum</w:t>
+      </w:r>
+      <w:proofErr w:type="spellEnd"/>
+      <w:r>
+        <w:t>... p. 26).</w:t>
       </w:r>
     </w:p>
     <w:p/>
@@ -26410,7 +31527,15 @@
         <w:t>²</w:t>
       </w:r>
       <w:r>
-        <w:t>/s) for distinguishing structured chitin from cysts (ingest_tum... p. 36).</w:t>
+        <w:t>/s) for distinguishing structured chitin from cysts (</w:t>
+      </w:r>
+      <w:proofErr w:type="spellStart"/>
+      <w:r>
+        <w:t>ingest_tum</w:t>
+      </w:r>
+      <w:proofErr w:type="spellEnd"/>
+      <w:r>
+        <w:t>... p. 36).</w:t>
       </w:r>
     </w:p>
     <w:p>
@@ -26628,7 +31753,15 @@
         <w:t>:</w:t>
       </w:r>
       <w:r>
-        <w:t xml:space="preserve"> Establishes frameworks for pre-emptive medical warning scripts (ingest_tum... p. 22).</w:t>
+        <w:t xml:space="preserve"> Establishes frameworks for pre-emptive medical warning scripts (</w:t>
+      </w:r>
+      <w:proofErr w:type="spellStart"/>
+      <w:r>
+        <w:t>ingest_tum</w:t>
+      </w:r>
+      <w:proofErr w:type="spellEnd"/>
+      <w:r>
+        <w:t>... p. 22).</w:t>
       </w:r>
     </w:p>
     <w:p>
@@ -26664,7 +31797,15 @@
         <w:t>NSF News Features:</w:t>
       </w:r>
       <w:r>
-        <w:t xml:space="preserve"> Details high-throughput GPU frameworks for 3D ray-marching.</w:t>
+        <w:t xml:space="preserve"> Details high-throughput GPU frameworks for 3D </w:t>
+      </w:r>
+      <w:proofErr w:type="gramStart"/>
+      <w:r>
+        <w:t>ray-marching</w:t>
+      </w:r>
+      <w:proofErr w:type="gramEnd"/>
+      <w:r>
+        <w:t>.</w:t>
       </w:r>
     </w:p>
     <w:p/>
@@ -33907,7 +39048,6 @@
   <w:style w:type="character" w:default="1" w:styleId="DefaultParagraphFont">
     <w:name w:val="Default Paragraph Font"/>
     <w:uiPriority w:val="1"/>
-    <w:semiHidden/>
     <w:unhideWhenUsed/>
   </w:style>
   <w:style w:type="table" w:default="1" w:styleId="TableNormal">
